--- a/lessons/10-3/downloads/10-3-notes.docx
+++ b/lessons/10-3/downloads/10-3-notes.docx
@@ -349,6 +349,232 @@
           <w:szCs w:val="19"/>
         </w:rPr>
         <w:t xml:space="preserve">A cube has 12 edges — the lines where two flat faces connect</w:t>
+      </w:r>
+    </w:p>
+    <w:p>
+      <w:pPr>
+        <w:pStyle w:val="Heading2"/>
+        <w:pBdr>
+          <w:left w:val="single" w:color="1FA6A2" w:sz="18" w:space="8"/>
+        </w:pBdr>
+        <w:spacing w:after="100" w:before="200"/>
+      </w:pPr>
+      <w:r>
+        <w:rPr>
+          <w:b/>
+          <w:bCs/>
+          <w:color w:val="1FA6A2"/>
+          <w:sz w:val="26"/>
+          <w:szCs w:val="26"/>
+        </w:rPr>
+        <w:t xml:space="preserve">Turn &amp; Talk — Discussion Points  (Level 1 support · Level 2)</w:t>
+      </w:r>
+    </w:p>
+    <w:p>
+      <w:pPr>
+        <w:spacing w:after="60"/>
+      </w:pPr>
+      <w:r>
+        <w:rPr>
+          <w:i/>
+          <w:iCs/>
+          <w:color w:val="5F6F80"/>
+          <w:sz w:val="19"/>
+          <w:szCs w:val="19"/>
+        </w:rPr>
+        <w:t xml:space="preserve">Talk with a partner. Use the Level 1 stems if you need help getting started; try the Level 2 question when you are ready for more.</w:t>
+      </w:r>
+    </w:p>
+    <w:p>
+      <w:pPr>
+        <w:spacing w:after="60"/>
+      </w:pPr>
+      <w:r>
+        <w:rPr>
+          <w:b/>
+          <w:bCs/>
+          <w:color w:val="12355B"/>
+          <w:sz w:val="21"/>
+          <w:szCs w:val="21"/>
+        </w:rPr>
+        <w:t xml:space="preserve">1. [Explore] </w:t>
+      </w:r>
+      <w:r>
+        <w:rPr>
+          <w:b/>
+          <w:bCs/>
+          <w:sz w:val="21"/>
+          <w:szCs w:val="21"/>
+        </w:rPr>
+        <w:t xml:space="preserve">How did the net help you see all the faces of the solid?</w:t>
+      </w:r>
+    </w:p>
+    <w:p>
+      <w:pPr>
+        <w:spacing w:after="60"/>
+      </w:pPr>
+      <w:r>
+        <w:rPr>
+          <w:sz w:val="21"/>
+          <w:szCs w:val="21"/>
+        </w:rPr>
+        <w:t xml:space="preserve">The net shows ___ faces.</w:t>
+      </w:r>
+      <w:r>
+        <w:rPr>
+          <w:i/>
+          <w:iCs/>
+          <w:color w:val="5F6F80"/>
+          <w:sz w:val="19"/>
+          <w:szCs w:val="19"/>
+        </w:rPr>
+        <w:br/>
+        <w:t xml:space="preserve">
+La red muestra ___ caras.</w:t>
+      </w:r>
+    </w:p>
+    <w:p>
+      <w:pPr>
+        <w:spacing w:after="60"/>
+      </w:pPr>
+      <w:r>
+        <w:rPr>
+          <w:sz w:val="21"/>
+          <w:szCs w:val="21"/>
+        </w:rPr>
+        <w:t xml:space="preserve">I added the areas to get ___.</w:t>
+      </w:r>
+      <w:r>
+        <w:rPr>
+          <w:i/>
+          <w:iCs/>
+          <w:color w:val="5F6F80"/>
+          <w:sz w:val="19"/>
+          <w:szCs w:val="19"/>
+        </w:rPr>
+        <w:br/>
+        <w:t xml:space="preserve">
+Sumé las áreas para obtener ___.</w:t>
+      </w:r>
+    </w:p>
+    <w:p>
+      <w:pPr>
+        <w:spacing w:after="60"/>
+      </w:pPr>
+      <w:r>
+        <w:rPr>
+          <w:sz w:val="21"/>
+          <w:szCs w:val="21"/>
+        </w:rPr>
+        <w:t xml:space="preserve">This helps with ___.</w:t>
+      </w:r>
+      <w:r>
+        <w:rPr>
+          <w:i/>
+          <w:iCs/>
+          <w:color w:val="5F6F80"/>
+          <w:sz w:val="19"/>
+          <w:szCs w:val="19"/>
+        </w:rPr>
+        <w:br/>
+        <w:t xml:space="preserve">
+Esto ayuda con ___.</w:t>
+      </w:r>
+    </w:p>
+    <w:p>
+      <w:pPr>
+        <w:spacing w:after="60"/>
+      </w:pPr>
+      <w:r>
+        <w:rPr>
+          <w:b/>
+          <w:bCs/>
+          <w:color w:val="12355B"/>
+          <w:sz w:val="21"/>
+          <w:szCs w:val="21"/>
+        </w:rPr>
+        <w:t xml:space="preserve">2. [Connect] </w:t>
+      </w:r>
+      <w:r>
+        <w:rPr>
+          <w:b/>
+          <w:bCs/>
+          <w:sz w:val="21"/>
+          <w:szCs w:val="21"/>
+        </w:rPr>
+        <w:t xml:space="preserve">Where might unfolding a shape into a net help in real life, like packaging?</w:t>
+      </w:r>
+    </w:p>
+    <w:p>
+      <w:pPr>
+        <w:spacing w:after="60"/>
+      </w:pPr>
+      <w:r>
+        <w:rPr>
+          <w:sz w:val="21"/>
+          <w:szCs w:val="21"/>
+        </w:rPr>
+        <w:t xml:space="preserve">The net shows ___ faces.</w:t>
+      </w:r>
+      <w:r>
+        <w:rPr>
+          <w:i/>
+          <w:iCs/>
+          <w:color w:val="5F6F80"/>
+          <w:sz w:val="19"/>
+          <w:szCs w:val="19"/>
+        </w:rPr>
+        <w:br/>
+        <w:t xml:space="preserve">
+La red muestra ___ caras.</w:t>
+      </w:r>
+    </w:p>
+    <w:p>
+      <w:pPr>
+        <w:spacing w:after="60"/>
+      </w:pPr>
+      <w:r>
+        <w:rPr>
+          <w:sz w:val="21"/>
+          <w:szCs w:val="21"/>
+        </w:rPr>
+        <w:t xml:space="preserve">I added the areas to get ___.</w:t>
+      </w:r>
+      <w:r>
+        <w:rPr>
+          <w:i/>
+          <w:iCs/>
+          <w:color w:val="5F6F80"/>
+          <w:sz w:val="19"/>
+          <w:szCs w:val="19"/>
+        </w:rPr>
+        <w:br/>
+        <w:t xml:space="preserve">
+Sumé las áreas para obtener ___.</w:t>
+      </w:r>
+    </w:p>
+    <w:p>
+      <w:pPr>
+        <w:spacing w:after="60"/>
+      </w:pPr>
+      <w:r>
+        <w:rPr>
+          <w:sz w:val="21"/>
+          <w:szCs w:val="21"/>
+        </w:rPr>
+        <w:t xml:space="preserve">This helps with ___.</w:t>
+      </w:r>
+      <w:r>
+        <w:rPr>
+          <w:i/>
+          <w:iCs/>
+          <w:color w:val="5F6F80"/>
+          <w:sz w:val="19"/>
+          <w:szCs w:val="19"/>
+        </w:rPr>
+        <w:br/>
+        <w:t xml:space="preserve">
+Esto ayuda con ___.</w:t>
       </w:r>
     </w:p>
     <w:p>

--- a/lessons/10-3/downloads/10-3-notes.docx
+++ b/lessons/10-3/downloads/10-3-notes.docx
@@ -397,28 +397,50 @@
           <w:sz w:val="21"/>
           <w:szCs w:val="21"/>
         </w:rPr>
-        <w:t xml:space="preserve">1. [Explore] </w:t>
-      </w:r>
-      <w:r>
-        <w:rPr>
-          <w:b/>
-          <w:bCs/>
-          <w:sz w:val="21"/>
-          <w:szCs w:val="21"/>
-        </w:rPr>
-        <w:t xml:space="preserve">How did the net help you see all the faces of the solid?</w:t>
-      </w:r>
-    </w:p>
-    <w:p>
-      <w:pPr>
-        <w:spacing w:after="60"/>
-      </w:pPr>
-      <w:r>
-        <w:rPr>
-          <w:sz w:val="21"/>
-          <w:szCs w:val="21"/>
-        </w:rPr>
-        <w:t xml:space="preserve">The net shows ___ faces.</w:t>
+        <w:t xml:space="preserve">1. [Launch] </w:t>
+      </w:r>
+      <w:r>
+        <w:rPr>
+          <w:b/>
+          <w:bCs/>
+          <w:sz w:val="21"/>
+          <w:szCs w:val="21"/>
+        </w:rPr>
+        <w:t xml:space="preserve">To find how much wrapping paper a time capsule box needs, why is unfolding it into a net more helpful than looking at the 3D box?</w:t>
+      </w:r>
+    </w:p>
+    <w:p>
+      <w:pPr>
+        <w:spacing w:after="60"/>
+      </w:pPr>
+      <w:r>
+        <w:rPr>
+          <w:b/>
+          <w:bCs/>
+          <w:color w:val="1FA6A2"/>
+          <w:sz w:val="20"/>
+          <w:szCs w:val="20"/>
+        </w:rPr>
+        <w:t xml:space="preserve">Level 1 — Start here: </w:t>
+      </w:r>
+      <w:r>
+        <w:rPr>
+          <w:sz w:val="20"/>
+          <w:szCs w:val="20"/>
+        </w:rPr>
+        <w:t xml:space="preserve">A net lays every face flat so you can see and measure all six faces.</w:t>
+      </w:r>
+    </w:p>
+    <w:p>
+      <w:pPr>
+        <w:spacing w:after="60"/>
+      </w:pPr>
+      <w:r>
+        <w:rPr>
+          <w:sz w:val="21"/>
+          <w:szCs w:val="21"/>
+        </w:rPr>
+        <w:t xml:space="preserve">A net helps because it shows all ___ faces laid ___.</w:t>
       </w:r>
       <w:r>
         <w:rPr>
@@ -430,19 +452,19 @@
         </w:rPr>
         <w:br/>
         <w:t xml:space="preserve">
-La red muestra ___ caras.</w:t>
-      </w:r>
-    </w:p>
-    <w:p>
-      <w:pPr>
-        <w:spacing w:after="60"/>
-      </w:pPr>
-      <w:r>
-        <w:rPr>
-          <w:sz w:val="21"/>
-          <w:szCs w:val="21"/>
-        </w:rPr>
-        <w:t xml:space="preserve">I added the areas to get ___.</w:t>
+Una red ayuda porque muestra las ___ caras puestas ___.</w:t>
+      </w:r>
+    </w:p>
+    <w:p>
+      <w:pPr>
+        <w:spacing w:after="60"/>
+      </w:pPr>
+      <w:r>
+        <w:rPr>
+          <w:sz w:val="21"/>
+          <w:szCs w:val="21"/>
+        </w:rPr>
+        <w:t xml:space="preserve">On the 3D box some faces are ___, but the net makes them all ___.</w:t>
       </w:r>
       <w:r>
         <w:rPr>
@@ -454,19 +476,161 @@
         </w:rPr>
         <w:br/>
         <w:t xml:space="preserve">
-Sumé las áreas para obtener ___.</w:t>
-      </w:r>
-    </w:p>
-    <w:p>
-      <w:pPr>
-        <w:spacing w:after="60"/>
-      </w:pPr>
-      <w:r>
-        <w:rPr>
-          <w:sz w:val="21"/>
-          <w:szCs w:val="21"/>
-        </w:rPr>
-        <w:t xml:space="preserve">This helps with ___.</w:t>
+En la caja 3D algunas caras están ___, pero la red las hace todas ___.</w:t>
+      </w:r>
+    </w:p>
+    <w:p>
+      <w:pPr>
+        <w:spacing w:after="60"/>
+      </w:pPr>
+      <w:r>
+        <w:rPr>
+          <w:b/>
+          <w:bCs/>
+          <w:color w:val="12355B"/>
+          <w:sz w:val="20"/>
+          <w:szCs w:val="20"/>
+        </w:rPr>
+        <w:t xml:space="preserve">Word bank: </w:t>
+      </w:r>
+      <w:r>
+        <w:rPr>
+          <w:color w:val="1FA6A2"/>
+          <w:sz w:val="20"/>
+          <w:szCs w:val="20"/>
+        </w:rPr>
+        <w:t xml:space="preserve">surface area, net, face, two-dimensional, edge</w:t>
+      </w:r>
+    </w:p>
+    <w:p>
+      <w:pPr>
+        <w:spacing w:after="60"/>
+      </w:pPr>
+      <w:r>
+        <w:rPr>
+          <w:b/>
+          <w:bCs/>
+          <w:color w:val="12355B"/>
+          <w:sz w:val="19"/>
+          <w:szCs w:val="19"/>
+        </w:rPr>
+        <w:t xml:space="preserve">Listen for: </w:t>
+      </w:r>
+      <w:r>
+        <w:rPr>
+          <w:i/>
+          <w:iCs/>
+          <w:color w:val="5F6F80"/>
+          <w:sz w:val="19"/>
+          <w:szCs w:val="19"/>
+        </w:rPr>
+        <w:t xml:space="preserve">Students explain a rectangular prism has 6 faces, and the net unfolds the solid into a flat (two-dimensional) pattern so every face is visible to measure.</w:t>
+      </w:r>
+    </w:p>
+    <w:p>
+      <w:pPr>
+        <w:spacing w:after="60"/>
+      </w:pPr>
+      <w:r>
+        <w:rPr>
+          <w:b/>
+          <w:bCs/>
+          <w:color w:val="9A6B12"/>
+          <w:sz w:val="20"/>
+          <w:szCs w:val="20"/>
+        </w:rPr>
+        <w:t xml:space="preserve">Level 2: </w:t>
+      </w:r>
+      <w:r>
+        <w:rPr>
+          <w:sz w:val="20"/>
+          <w:szCs w:val="20"/>
+        </w:rPr>
+        <w:t xml:space="preserve">Is there more than one correct net for the same box? Justify your thinking.</w:t>
+      </w:r>
+    </w:p>
+    <w:p>
+      <w:pPr>
+        <w:spacing w:after="60"/>
+        <w:ind w:left="360"/>
+      </w:pPr>
+      <w:r>
+        <w:rPr>
+          <w:sz w:val="20"/>
+          <w:szCs w:val="20"/>
+        </w:rPr>
+        <w:t xml:space="preserve">• There ___ be more than one net because ___.</w:t>
+      </w:r>
+    </w:p>
+    <w:p>
+      <w:pPr>
+        <w:spacing w:after="60"/>
+        <w:ind w:left="360"/>
+      </w:pPr>
+      <w:r>
+        <w:rPr>
+          <w:sz w:val="20"/>
+          <w:szCs w:val="20"/>
+        </w:rPr>
+        <w:t xml:space="preserve">• Different nets still give the same surface area because ___.</w:t>
+      </w:r>
+    </w:p>
+    <w:p>
+      <w:pPr>
+        <w:spacing w:after="60"/>
+      </w:pPr>
+      <w:r>
+        <w:rPr>
+          <w:b/>
+          <w:bCs/>
+          <w:color w:val="12355B"/>
+          <w:sz w:val="21"/>
+          <w:szCs w:val="21"/>
+        </w:rPr>
+        <w:t xml:space="preserve">2. [Explore] </w:t>
+      </w:r>
+      <w:r>
+        <w:rPr>
+          <w:b/>
+          <w:bCs/>
+          <w:sz w:val="21"/>
+          <w:szCs w:val="21"/>
+        </w:rPr>
+        <w:t xml:space="preserve">For the box l = 8, w = 5, h = 3, you found three face pairs. How did you use the net to organize the faces into pairs, and which pair had the largest area?</w:t>
+      </w:r>
+    </w:p>
+    <w:p>
+      <w:pPr>
+        <w:spacing w:after="60"/>
+      </w:pPr>
+      <w:r>
+        <w:rPr>
+          <w:b/>
+          <w:bCs/>
+          <w:color w:val="1FA6A2"/>
+          <w:sz w:val="20"/>
+          <w:szCs w:val="20"/>
+        </w:rPr>
+        <w:t xml:space="preserve">Level 1 — Start here: </w:t>
+      </w:r>
+      <w:r>
+        <w:rPr>
+          <w:sz w:val="20"/>
+          <w:szCs w:val="20"/>
+        </w:rPr>
+        <w:t xml:space="preserve">Opposite faces match in size, so the six faces form three equal pairs.</w:t>
+      </w:r>
+    </w:p>
+    <w:p>
+      <w:pPr>
+        <w:spacing w:after="60"/>
+      </w:pPr>
+      <w:r>
+        <w:rPr>
+          <w:sz w:val="21"/>
+          <w:szCs w:val="21"/>
+        </w:rPr>
+        <w:t xml:space="preserve">The faces come in ___ pairs because opposite faces are ___.</w:t>
       </w:r>
       <w:r>
         <w:rPr>
@@ -478,43 +642,19 @@
         </w:rPr>
         <w:br/>
         <w:t xml:space="preserve">
-Esto ayuda con ___.</w:t>
-      </w:r>
-    </w:p>
-    <w:p>
-      <w:pPr>
-        <w:spacing w:after="60"/>
-      </w:pPr>
-      <w:r>
-        <w:rPr>
-          <w:b/>
-          <w:bCs/>
-          <w:color w:val="12355B"/>
-          <w:sz w:val="21"/>
-          <w:szCs w:val="21"/>
-        </w:rPr>
-        <w:t xml:space="preserve">2. [Connect] </w:t>
-      </w:r>
-      <w:r>
-        <w:rPr>
-          <w:b/>
-          <w:bCs/>
-          <w:sz w:val="21"/>
-          <w:szCs w:val="21"/>
-        </w:rPr>
-        <w:t xml:space="preserve">Where might unfolding a shape into a net help in real life, like packaging?</w:t>
-      </w:r>
-    </w:p>
-    <w:p>
-      <w:pPr>
-        <w:spacing w:after="60"/>
-      </w:pPr>
-      <w:r>
-        <w:rPr>
-          <w:sz w:val="21"/>
-          <w:szCs w:val="21"/>
-        </w:rPr>
-        <w:t xml:space="preserve">The net shows ___ faces.</w:t>
+Las caras vienen en ___ pares porque las caras opuestas son ___.</w:t>
+      </w:r>
+    </w:p>
+    <w:p>
+      <w:pPr>
+        <w:spacing w:after="60"/>
+      </w:pPr>
+      <w:r>
+        <w:rPr>
+          <w:sz w:val="21"/>
+          <w:szCs w:val="21"/>
+        </w:rPr>
+        <w:t xml:space="preserve">The largest pair is ___ × ___ = ___, counted twice for ___ in².</w:t>
       </w:r>
       <w:r>
         <w:rPr>
@@ -526,19 +666,161 @@
         </w:rPr>
         <w:br/>
         <w:t xml:space="preserve">
-La red muestra ___ caras.</w:t>
-      </w:r>
-    </w:p>
-    <w:p>
-      <w:pPr>
-        <w:spacing w:after="60"/>
-      </w:pPr>
-      <w:r>
-        <w:rPr>
-          <w:sz w:val="21"/>
-          <w:szCs w:val="21"/>
-        </w:rPr>
-        <w:t xml:space="preserve">I added the areas to get ___.</w:t>
+El par más grande es ___ × ___ = ___, contado dos veces para ___ in².</w:t>
+      </w:r>
+    </w:p>
+    <w:p>
+      <w:pPr>
+        <w:spacing w:after="60"/>
+      </w:pPr>
+      <w:r>
+        <w:rPr>
+          <w:b/>
+          <w:bCs/>
+          <w:color w:val="12355B"/>
+          <w:sz w:val="20"/>
+          <w:szCs w:val="20"/>
+        </w:rPr>
+        <w:t xml:space="preserve">Word bank: </w:t>
+      </w:r>
+      <w:r>
+        <w:rPr>
+          <w:color w:val="1FA6A2"/>
+          <w:sz w:val="20"/>
+          <w:szCs w:val="20"/>
+        </w:rPr>
+        <w:t xml:space="preserve">surface area, net, face, two-dimensional, edge</w:t>
+      </w:r>
+    </w:p>
+    <w:p>
+      <w:pPr>
+        <w:spacing w:after="60"/>
+      </w:pPr>
+      <w:r>
+        <w:rPr>
+          <w:b/>
+          <w:bCs/>
+          <w:color w:val="12355B"/>
+          <w:sz w:val="19"/>
+          <w:szCs w:val="19"/>
+        </w:rPr>
+        <w:t xml:space="preserve">Listen for: </w:t>
+      </w:r>
+      <w:r>
+        <w:rPr>
+          <w:i/>
+          <w:iCs/>
+          <w:color w:val="5F6F80"/>
+          <w:sz w:val="19"/>
+          <w:szCs w:val="19"/>
+        </w:rPr>
+        <w:t xml:space="preserve">Students explain opposite faces are congruent (3 pairs), identify the top/bottom 8×5 = 40 as largest (80 in² for the pair), and total to 158 in².</w:t>
+      </w:r>
+    </w:p>
+    <w:p>
+      <w:pPr>
+        <w:spacing w:after="60"/>
+      </w:pPr>
+      <w:r>
+        <w:rPr>
+          <w:b/>
+          <w:bCs/>
+          <w:color w:val="9A6B12"/>
+          <w:sz w:val="20"/>
+          <w:szCs w:val="20"/>
+        </w:rPr>
+        <w:t xml:space="preserve">Level 2: </w:t>
+      </w:r>
+      <w:r>
+        <w:rPr>
+          <w:sz w:val="20"/>
+          <w:szCs w:val="20"/>
+        </w:rPr>
+        <w:t xml:space="preserve">How can you tell which face pair will be largest just by looking at the dimensions, before doing any multiplication?</w:t>
+      </w:r>
+    </w:p>
+    <w:p>
+      <w:pPr>
+        <w:spacing w:after="60"/>
+        <w:ind w:left="360"/>
+      </w:pPr>
+      <w:r>
+        <w:rPr>
+          <w:sz w:val="20"/>
+          <w:szCs w:val="20"/>
+        </w:rPr>
+        <w:t xml:space="preserve">• The largest pair uses the ___ two dimensions because ___.</w:t>
+      </w:r>
+    </w:p>
+    <w:p>
+      <w:pPr>
+        <w:spacing w:after="60"/>
+        <w:ind w:left="360"/>
+      </w:pPr>
+      <w:r>
+        <w:rPr>
+          <w:sz w:val="20"/>
+          <w:szCs w:val="20"/>
+        </w:rPr>
+        <w:t xml:space="preserve">• I can predict the pair sizes by comparing ___.</w:t>
+      </w:r>
+    </w:p>
+    <w:p>
+      <w:pPr>
+        <w:spacing w:after="60"/>
+      </w:pPr>
+      <w:r>
+        <w:rPr>
+          <w:b/>
+          <w:bCs/>
+          <w:color w:val="12355B"/>
+          <w:sz w:val="21"/>
+          <w:szCs w:val="21"/>
+        </w:rPr>
+        <w:t xml:space="preserve">3. [Connect] </w:t>
+      </w:r>
+      <w:r>
+        <w:rPr>
+          <w:b/>
+          <w:bCs/>
+          <w:sz w:val="21"/>
+          <w:szCs w:val="21"/>
+        </w:rPr>
+        <w:t xml:space="preserve">A gift box is 14 × 10 × 6 in and one sheet of paper covers 400 in². Talk through how to find how many sheets are needed to cover the whole box.</w:t>
+      </w:r>
+    </w:p>
+    <w:p>
+      <w:pPr>
+        <w:spacing w:after="60"/>
+      </w:pPr>
+      <w:r>
+        <w:rPr>
+          <w:b/>
+          <w:bCs/>
+          <w:color w:val="1FA6A2"/>
+          <w:sz w:val="20"/>
+          <w:szCs w:val="20"/>
+        </w:rPr>
+        <w:t xml:space="preserve">Level 1 — Start here: </w:t>
+      </w:r>
+      <w:r>
+        <w:rPr>
+          <w:sz w:val="20"/>
+          <w:szCs w:val="20"/>
+        </w:rPr>
+        <w:t xml:space="preserve">Find the surface area first, then divide by what one sheet covers and round up.</w:t>
+      </w:r>
+    </w:p>
+    <w:p>
+      <w:pPr>
+        <w:spacing w:after="60"/>
+      </w:pPr>
+      <w:r>
+        <w:rPr>
+          <w:sz w:val="21"/>
+          <w:szCs w:val="21"/>
+        </w:rPr>
+        <w:t xml:space="preserve">The surface area is ___ in² because SA = 2(14×10) + 2(14×6) + 2(10×6).</w:t>
       </w:r>
       <w:r>
         <w:rPr>
@@ -550,19 +832,19 @@
         </w:rPr>
         <w:br/>
         <w:t xml:space="preserve">
-Sumé las áreas para obtener ___.</w:t>
-      </w:r>
-    </w:p>
-    <w:p>
-      <w:pPr>
-        <w:spacing w:after="60"/>
-      </w:pPr>
-      <w:r>
-        <w:rPr>
-          <w:sz w:val="21"/>
-          <w:szCs w:val="21"/>
-        </w:rPr>
-        <w:t xml:space="preserve">This helps with ___.</w:t>
+El área de superficie es ___ in² porque SA = 2(14×10) + 2(14×6) + 2(10×6).</w:t>
+      </w:r>
+    </w:p>
+    <w:p>
+      <w:pPr>
+        <w:spacing w:after="60"/>
+      </w:pPr>
+      <w:r>
+        <w:rPr>
+          <w:sz w:val="21"/>
+          <w:szCs w:val="21"/>
+        </w:rPr>
+        <w:t xml:space="preserve">I need ___ sheets because ___ ÷ 400 ≈ ___.</w:t>
       </w:r>
       <w:r>
         <w:rPr>
@@ -574,7 +856,293 @@
         </w:rPr>
         <w:br/>
         <w:t xml:space="preserve">
-Esto ayuda con ___.</w:t>
+Necesito ___ hojas porque ___ ÷ 400 ≈ ___.</w:t>
+      </w:r>
+    </w:p>
+    <w:p>
+      <w:pPr>
+        <w:spacing w:after="60"/>
+      </w:pPr>
+      <w:r>
+        <w:rPr>
+          <w:b/>
+          <w:bCs/>
+          <w:color w:val="12355B"/>
+          <w:sz w:val="20"/>
+          <w:szCs w:val="20"/>
+        </w:rPr>
+        <w:t xml:space="preserve">Word bank: </w:t>
+      </w:r>
+      <w:r>
+        <w:rPr>
+          <w:color w:val="1FA6A2"/>
+          <w:sz w:val="20"/>
+          <w:szCs w:val="20"/>
+        </w:rPr>
+        <w:t xml:space="preserve">surface area, net, face, two-dimensional, edge</w:t>
+      </w:r>
+    </w:p>
+    <w:p>
+      <w:pPr>
+        <w:spacing w:after="60"/>
+      </w:pPr>
+      <w:r>
+        <w:rPr>
+          <w:b/>
+          <w:bCs/>
+          <w:color w:val="12355B"/>
+          <w:sz w:val="19"/>
+          <w:szCs w:val="19"/>
+        </w:rPr>
+        <w:t xml:space="preserve">Listen for: </w:t>
+      </w:r>
+      <w:r>
+        <w:rPr>
+          <w:i/>
+          <w:iCs/>
+          <w:color w:val="5F6F80"/>
+          <w:sz w:val="19"/>
+          <w:szCs w:val="19"/>
+        </w:rPr>
+        <w:t xml:space="preserve">Students compute SA = 280 + 168 + 120 = 688 in², then 688 ÷ 400 ≈ 1.72, and round up to 2 sheets to cover the whole box.</w:t>
+      </w:r>
+    </w:p>
+    <w:p>
+      <w:pPr>
+        <w:spacing w:after="60"/>
+      </w:pPr>
+      <w:r>
+        <w:rPr>
+          <w:b/>
+          <w:bCs/>
+          <w:color w:val="9A6B12"/>
+          <w:sz w:val="20"/>
+          <w:szCs w:val="20"/>
+        </w:rPr>
+        <w:t xml:space="preserve">Level 2: </w:t>
+      </w:r>
+      <w:r>
+        <w:rPr>
+          <w:sz w:val="20"/>
+          <w:szCs w:val="20"/>
+        </w:rPr>
+        <w:t xml:space="preserve">Why must you round the number of sheets up instead of down, and what does the leftover paper represent?</w:t>
+      </w:r>
+    </w:p>
+    <w:p>
+      <w:pPr>
+        <w:spacing w:after="60"/>
+        <w:ind w:left="360"/>
+      </w:pPr>
+      <w:r>
+        <w:rPr>
+          <w:sz w:val="20"/>
+          <w:szCs w:val="20"/>
+        </w:rPr>
+        <w:t xml:space="preserve">• I must round up because ___.</w:t>
+      </w:r>
+    </w:p>
+    <w:p>
+      <w:pPr>
+        <w:spacing w:after="60"/>
+        <w:ind w:left="360"/>
+      </w:pPr>
+      <w:r>
+        <w:rPr>
+          <w:sz w:val="20"/>
+          <w:szCs w:val="20"/>
+        </w:rPr>
+        <w:t xml:space="preserve">• The leftover paper is about ___ in² because ___.</w:t>
+      </w:r>
+    </w:p>
+    <w:p>
+      <w:pPr>
+        <w:spacing w:after="60"/>
+      </w:pPr>
+      <w:r>
+        <w:rPr>
+          <w:b/>
+          <w:bCs/>
+          <w:color w:val="12355B"/>
+          <w:sz w:val="21"/>
+          <w:szCs w:val="21"/>
+        </w:rPr>
+        <w:t xml:space="preserve">4. [Reflect] </w:t>
+      </w:r>
+      <w:r>
+        <w:rPr>
+          <w:b/>
+          <w:bCs/>
+          <w:sz w:val="21"/>
+          <w:szCs w:val="21"/>
+        </w:rPr>
+        <w:t xml:space="preserve">A classmate found the surface area of a box but only multiplied two of the three face pairs by 2. How would you explain why every pair must be doubled?</w:t>
+      </w:r>
+    </w:p>
+    <w:p>
+      <w:pPr>
+        <w:spacing w:after="60"/>
+      </w:pPr>
+      <w:r>
+        <w:rPr>
+          <w:b/>
+          <w:bCs/>
+          <w:color w:val="1FA6A2"/>
+          <w:sz w:val="20"/>
+          <w:szCs w:val="20"/>
+        </w:rPr>
+        <w:t xml:space="preserve">Level 1 — Start here: </w:t>
+      </w:r>
+      <w:r>
+        <w:rPr>
+          <w:sz w:val="20"/>
+          <w:szCs w:val="20"/>
+        </w:rPr>
+        <w:t xml:space="preserve">Each of the three face shapes appears twice on the box, so all three areas must be doubled.</w:t>
+      </w:r>
+    </w:p>
+    <w:p>
+      <w:pPr>
+        <w:spacing w:after="60"/>
+      </w:pPr>
+      <w:r>
+        <w:rPr>
+          <w:sz w:val="21"/>
+          <w:szCs w:val="21"/>
+        </w:rPr>
+        <w:t xml:space="preserve">Every face pair must be multiplied by ___ because each shape appears ___ times.</w:t>
+      </w:r>
+      <w:r>
+        <w:rPr>
+          <w:i/>
+          <w:iCs/>
+          <w:color w:val="5F6F80"/>
+          <w:sz w:val="19"/>
+          <w:szCs w:val="19"/>
+        </w:rPr>
+        <w:br/>
+        <w:t xml:space="preserve">
+Cada par de caras debe multiplicarse por ___ porque cada forma aparece ___ veces.</w:t>
+      </w:r>
+    </w:p>
+    <w:p>
+      <w:pPr>
+        <w:spacing w:after="60"/>
+      </w:pPr>
+      <w:r>
+        <w:rPr>
+          <w:sz w:val="21"/>
+          <w:szCs w:val="21"/>
+        </w:rPr>
+        <w:t xml:space="preserve">If you forget to double one pair, the surface area will be too ___.</w:t>
+      </w:r>
+      <w:r>
+        <w:rPr>
+          <w:i/>
+          <w:iCs/>
+          <w:color w:val="5F6F80"/>
+          <w:sz w:val="19"/>
+          <w:szCs w:val="19"/>
+        </w:rPr>
+        <w:br/>
+        <w:t xml:space="preserve">
+Si olvidas duplicar un par, el área de superficie será demasiado ___.</w:t>
+      </w:r>
+    </w:p>
+    <w:p>
+      <w:pPr>
+        <w:spacing w:after="60"/>
+      </w:pPr>
+      <w:r>
+        <w:rPr>
+          <w:b/>
+          <w:bCs/>
+          <w:color w:val="12355B"/>
+          <w:sz w:val="20"/>
+          <w:szCs w:val="20"/>
+        </w:rPr>
+        <w:t xml:space="preserve">Word bank: </w:t>
+      </w:r>
+      <w:r>
+        <w:rPr>
+          <w:color w:val="1FA6A2"/>
+          <w:sz w:val="20"/>
+          <w:szCs w:val="20"/>
+        </w:rPr>
+        <w:t xml:space="preserve">surface area, net, face, two-dimensional, edge</w:t>
+      </w:r>
+    </w:p>
+    <w:p>
+      <w:pPr>
+        <w:spacing w:after="60"/>
+      </w:pPr>
+      <w:r>
+        <w:rPr>
+          <w:b/>
+          <w:bCs/>
+          <w:color w:val="12355B"/>
+          <w:sz w:val="19"/>
+          <w:szCs w:val="19"/>
+        </w:rPr>
+        <w:t xml:space="preserve">Listen for: </w:t>
+      </w:r>
+      <w:r>
+        <w:rPr>
+          <w:i/>
+          <w:iCs/>
+          <w:color w:val="5F6F80"/>
+          <w:sz w:val="19"/>
+          <w:szCs w:val="19"/>
+        </w:rPr>
+        <w:t xml:space="preserve">Students explain a prism has opposite congruent faces (three pairs), so SA = 2lw + 2lh + 2wh, and missing a '2' undercounts one whole face.</w:t>
+      </w:r>
+    </w:p>
+    <w:p>
+      <w:pPr>
+        <w:spacing w:after="60"/>
+      </w:pPr>
+      <w:r>
+        <w:rPr>
+          <w:b/>
+          <w:bCs/>
+          <w:color w:val="9A6B12"/>
+          <w:sz w:val="20"/>
+          <w:szCs w:val="20"/>
+        </w:rPr>
+        <w:t xml:space="preserve">Level 2: </w:t>
+      </w:r>
+      <w:r>
+        <w:rPr>
+          <w:sz w:val="20"/>
+          <w:szCs w:val="20"/>
+        </w:rPr>
+        <w:t xml:space="preserve">How does looking at the net make it obvious that there should be six faces, not five? Generalize the rule.</w:t>
+      </w:r>
+    </w:p>
+    <w:p>
+      <w:pPr>
+        <w:spacing w:after="60"/>
+        <w:ind w:left="360"/>
+      </w:pPr>
+      <w:r>
+        <w:rPr>
+          <w:sz w:val="20"/>
+          <w:szCs w:val="20"/>
+        </w:rPr>
+        <w:t xml:space="preserve">• The net shows ___ faces because ___.</w:t>
+      </w:r>
+    </w:p>
+    <w:p>
+      <w:pPr>
+        <w:spacing w:after="60"/>
+        <w:ind w:left="360"/>
+      </w:pPr>
+      <w:r>
+        <w:rPr>
+          <w:sz w:val="20"/>
+          <w:szCs w:val="20"/>
+        </w:rPr>
+        <w:t xml:space="preserve">• In general, a rectangular prism always has ___ faces in ___ matching pairs.</w:t>
       </w:r>
     </w:p>
     <w:p>
@@ -1161,7 +1729,7 @@
           <w:sz w:val="21"/>
           <w:szCs w:val="21"/>
         </w:rPr>
-        <w:t xml:space="preserve">The net shows ___ faces.</w:t>
+        <w:t xml:space="preserve">A net helps because it shows all ___ faces laid ___.</w:t>
       </w:r>
       <w:r>
         <w:rPr>
@@ -1173,19 +1741,19 @@
         </w:rPr>
         <w:br/>
         <w:t xml:space="preserve">
-La red muestra ___ caras.</w:t>
-      </w:r>
-    </w:p>
-    <w:p>
-      <w:pPr>
-        <w:spacing w:after="60"/>
-      </w:pPr>
-      <w:r>
-        <w:rPr>
-          <w:sz w:val="21"/>
-          <w:szCs w:val="21"/>
-        </w:rPr>
-        <w:t xml:space="preserve">I added the areas to get ___.</w:t>
+Una red ayuda porque muestra las ___ caras puestas ___.</w:t>
+      </w:r>
+    </w:p>
+    <w:p>
+      <w:pPr>
+        <w:spacing w:after="60"/>
+      </w:pPr>
+      <w:r>
+        <w:rPr>
+          <w:sz w:val="21"/>
+          <w:szCs w:val="21"/>
+        </w:rPr>
+        <w:t xml:space="preserve">On the 3D box some faces are ___, but the net makes them all ___.</w:t>
       </w:r>
       <w:r>
         <w:rPr>
@@ -1197,19 +1765,19 @@
         </w:rPr>
         <w:br/>
         <w:t xml:space="preserve">
-Sumé las áreas para obtener ___.</w:t>
-      </w:r>
-    </w:p>
-    <w:p>
-      <w:pPr>
-        <w:spacing w:after="60"/>
-      </w:pPr>
-      <w:r>
-        <w:rPr>
-          <w:sz w:val="21"/>
-          <w:szCs w:val="21"/>
-        </w:rPr>
-        <w:t xml:space="preserve">This helps with ___.</w:t>
+En la caja 3D algunas caras están ___, pero la red las hace todas ___.</w:t>
+      </w:r>
+    </w:p>
+    <w:p>
+      <w:pPr>
+        <w:spacing w:after="60"/>
+      </w:pPr>
+      <w:r>
+        <w:rPr>
+          <w:sz w:val="21"/>
+          <w:szCs w:val="21"/>
+        </w:rPr>
+        <w:t xml:space="preserve">The faces come in ___ pairs because opposite faces are ___.</w:t>
       </w:r>
       <w:r>
         <w:rPr>
@@ -1221,7 +1789,7 @@
         </w:rPr>
         <w:br/>
         <w:t xml:space="preserve">
-Esto ayuda con ___.</w:t>
+Las caras vienen en ___ pares porque las caras opuestas son ___.</w:t>
       </w:r>
     </w:p>
     <w:p>

--- a/lessons/10-3/downloads/10-3-notes.docx
+++ b/lessons/10-3/downloads/10-3-notes.docx
@@ -437,6 +437,43 @@
       </w:pPr>
       <w:r>
         <w:rPr>
+          <w:b/>
+          <w:bCs/>
+          <w:color w:val="1FA6A2"/>
+          <w:sz w:val="20"/>
+          <w:szCs w:val="20"/>
+        </w:rPr>
+        <w:t xml:space="preserve">Hint (optional): </w:t>
+      </w:r>
+      <w:r>
+        <w:rPr>
+          <w:sz w:val="20"/>
+          <w:szCs w:val="20"/>
+        </w:rPr>
+        <w:t xml:space="preserve">Try starting with the word "surface area" or "net". Re-read the question and underline what it is asking you to compare or find. Use one number or word from the problem as your evidence.</w:t>
+      </w:r>
+    </w:p>
+    <w:p>
+      <w:pPr>
+        <w:spacing w:after="60"/>
+      </w:pPr>
+      <w:r>
+        <w:rPr>
+          <w:b/>
+          <w:bCs/>
+          <w:color w:val="12355B"/>
+          <w:sz w:val="19"/>
+          <w:szCs w:val="19"/>
+        </w:rPr>
+        <w:t xml:space="preserve">Sentence starters (optional)</w:t>
+      </w:r>
+    </w:p>
+    <w:p>
+      <w:pPr>
+        <w:spacing w:after="60"/>
+      </w:pPr>
+      <w:r>
+        <w:rPr>
           <w:sz w:val="21"/>
           <w:szCs w:val="21"/>
         </w:rPr>
@@ -627,6 +664,43 @@
       </w:pPr>
       <w:r>
         <w:rPr>
+          <w:b/>
+          <w:bCs/>
+          <w:color w:val="1FA6A2"/>
+          <w:sz w:val="20"/>
+          <w:szCs w:val="20"/>
+        </w:rPr>
+        <w:t xml:space="preserve">Hint (optional): </w:t>
+      </w:r>
+      <w:r>
+        <w:rPr>
+          <w:sz w:val="20"/>
+          <w:szCs w:val="20"/>
+        </w:rPr>
+        <w:t xml:space="preserve">Try starting with the word "surface area" or "net". Re-read the question and underline what it is asking you to compare or find. Use one number or word from the problem as your evidence.</w:t>
+      </w:r>
+    </w:p>
+    <w:p>
+      <w:pPr>
+        <w:spacing w:after="60"/>
+      </w:pPr>
+      <w:r>
+        <w:rPr>
+          <w:b/>
+          <w:bCs/>
+          <w:color w:val="12355B"/>
+          <w:sz w:val="19"/>
+          <w:szCs w:val="19"/>
+        </w:rPr>
+        <w:t xml:space="preserve">Sentence starters (optional)</w:t>
+      </w:r>
+    </w:p>
+    <w:p>
+      <w:pPr>
+        <w:spacing w:after="60"/>
+      </w:pPr>
+      <w:r>
+        <w:rPr>
           <w:sz w:val="21"/>
           <w:szCs w:val="21"/>
         </w:rPr>
@@ -817,6 +891,43 @@
       </w:pPr>
       <w:r>
         <w:rPr>
+          <w:b/>
+          <w:bCs/>
+          <w:color w:val="1FA6A2"/>
+          <w:sz w:val="20"/>
+          <w:szCs w:val="20"/>
+        </w:rPr>
+        <w:t xml:space="preserve">Hint (optional): </w:t>
+      </w:r>
+      <w:r>
+        <w:rPr>
+          <w:sz w:val="20"/>
+          <w:szCs w:val="20"/>
+        </w:rPr>
+        <w:t xml:space="preserve">Try starting with the word "surface area" or "net". Re-read the question and underline what it is asking you to compare or find. Use one number or word from the problem as your evidence.</w:t>
+      </w:r>
+    </w:p>
+    <w:p>
+      <w:pPr>
+        <w:spacing w:after="60"/>
+      </w:pPr>
+      <w:r>
+        <w:rPr>
+          <w:b/>
+          <w:bCs/>
+          <w:color w:val="12355B"/>
+          <w:sz w:val="19"/>
+          <w:szCs w:val="19"/>
+        </w:rPr>
+        <w:t xml:space="preserve">Sentence starters (optional)</w:t>
+      </w:r>
+    </w:p>
+    <w:p>
+      <w:pPr>
+        <w:spacing w:after="60"/>
+      </w:pPr>
+      <w:r>
+        <w:rPr>
           <w:sz w:val="21"/>
           <w:szCs w:val="21"/>
         </w:rPr>
@@ -999,6 +1110,43 @@
           <w:szCs w:val="20"/>
         </w:rPr>
         <w:t xml:space="preserve">Each of the three face shapes appears twice on the box, so all three areas must be doubled.</w:t>
+      </w:r>
+    </w:p>
+    <w:p>
+      <w:pPr>
+        <w:spacing w:after="60"/>
+      </w:pPr>
+      <w:r>
+        <w:rPr>
+          <w:b/>
+          <w:bCs/>
+          <w:color w:val="1FA6A2"/>
+          <w:sz w:val="20"/>
+          <w:szCs w:val="20"/>
+        </w:rPr>
+        <w:t xml:space="preserve">Hint (optional): </w:t>
+      </w:r>
+      <w:r>
+        <w:rPr>
+          <w:sz w:val="20"/>
+          <w:szCs w:val="20"/>
+        </w:rPr>
+        <w:t xml:space="preserve">Try starting with the word "surface area" or "net". Re-read the question and underline what it is asking you to compare or find. Use one number or word from the problem as your evidence.</w:t>
+      </w:r>
+    </w:p>
+    <w:p>
+      <w:pPr>
+        <w:spacing w:after="60"/>
+      </w:pPr>
+      <w:r>
+        <w:rPr>
+          <w:b/>
+          <w:bCs/>
+          <w:color w:val="12355B"/>
+          <w:sz w:val="19"/>
+          <w:szCs w:val="19"/>
+        </w:rPr>
+        <w:t xml:space="preserve">Sentence starters (optional)</w:t>
       </w:r>
     </w:p>
     <w:p>

--- a/lessons/10-3/downloads/10-3-notes.docx
+++ b/lessons/10-3/downloads/10-3-notes.docx
@@ -97,6 +97,69 @@
       </w:pPr>
       <w:r>
         <w:rPr>
+          <w:i/>
+          <w:iCs/>
+          <w:color w:val="5F6F80"/>
+          <w:sz w:val="19"/>
+          <w:szCs w:val="19"/>
+        </w:rPr>
+        <w:t xml:space="preserve">Picture first, then the word, then a plain-language meaning.</w:t>
+      </w:r>
+    </w:p>
+    <w:p>
+      <w:pPr>
+        <w:keepNext/>
+        <w:spacing w:after="20" w:before="120"/>
+        <w:jc w:val="center"/>
+      </w:pPr>
+      <w:r>
+        <w:drawing>
+          <wp:inline distT="0" distB="0" distL="0" distR="0">
+            <wp:extent cx="1238250" cy="933450"/>
+            <wp:effectExtent t="0" r="0" b="0" l="0"/>
+            <wp:docPr id="1" name="" descr="" title=""/>
+            <wp:cNvGraphicFramePr>
+              <a:graphicFrameLocks xmlns:a="http://schemas.openxmlformats.org/drawingml/2006/main" noChangeAspect="1"/>
+            </wp:cNvGraphicFramePr>
+            <a:graphic xmlns:a="http://schemas.openxmlformats.org/drawingml/2006/main">
+              <a:graphicData uri="http://schemas.openxmlformats.org/drawingml/2006/picture">
+                <pic:pic xmlns:pic="http://schemas.openxmlformats.org/drawingml/2006/picture">
+                  <pic:nvPicPr>
+                    <pic:cNvPr id="0" name="" descr=""/>
+                    <pic:cNvPicPr>
+                      <a:picLocks noChangeAspect="1" noChangeArrowheads="1"/>
+                    </pic:cNvPicPr>
+                  </pic:nvPicPr>
+                  <pic:blipFill>
+                    <a:blip r:embed="rId9" cstate="none"/>
+                    <a:srcRect/>
+                    <a:stretch>
+                      <a:fillRect/>
+                    </a:stretch>
+                  </pic:blipFill>
+                  <pic:spPr bwMode="auto">
+                    <a:xfrm>
+                      <a:off x="0" y="0"/>
+                      <a:ext cx="1238250" cy="933450"/>
+                    </a:xfrm>
+                    <a:prstGeom prst="rect">
+                      <a:avLst/>
+                    </a:prstGeom>
+                  </pic:spPr>
+                </pic:pic>
+              </a:graphicData>
+            </a:graphic>
+          </wp:inline>
+        </w:drawing>
+      </w:r>
+    </w:p>
+    <w:p>
+      <w:pPr>
+        <w:keepNext/>
+        <w:spacing w:after="20"/>
+      </w:pPr>
+      <w:r>
+        <w:rPr>
           <w:b/>
           <w:bCs/>
           <w:color w:val="12355B"/>
@@ -118,7 +181,7 @@
     </w:p>
     <w:p>
       <w:pPr>
-        <w:spacing w:after="60"/>
+        <w:spacing w:after="160"/>
       </w:pPr>
       <w:r>
         <w:rPr>
@@ -130,22 +193,55 @@
     </w:p>
     <w:p>
       <w:pPr>
-        <w:spacing w:after="60"/>
-      </w:pPr>
-      <w:r>
-        <w:rPr>
-          <w:i/>
-          <w:iCs/>
-          <w:color w:val="5F6F80"/>
-          <w:sz w:val="19"/>
-          <w:szCs w:val="19"/>
-        </w:rPr>
-        <w:t xml:space="preserve">A box 6 × 4 × 2: SA = 2(24) + 2(12) + 2(8) = 88 in² — like wrapping paper needed</w:t>
-      </w:r>
-    </w:p>
-    <w:p>
-      <w:pPr>
-        <w:spacing w:after="60"/>
+        <w:keepNext/>
+        <w:spacing w:after="20" w:before="120"/>
+        <w:jc w:val="center"/>
+      </w:pPr>
+      <w:r>
+        <w:drawing>
+          <wp:inline distT="0" distB="0" distL="0" distR="0">
+            <wp:extent cx="1238250" cy="933450"/>
+            <wp:effectExtent t="0" r="0" b="0" l="0"/>
+            <wp:docPr id="1" name="" descr="" title=""/>
+            <wp:cNvGraphicFramePr>
+              <a:graphicFrameLocks xmlns:a="http://schemas.openxmlformats.org/drawingml/2006/main" noChangeAspect="1"/>
+            </wp:cNvGraphicFramePr>
+            <a:graphic xmlns:a="http://schemas.openxmlformats.org/drawingml/2006/main">
+              <a:graphicData uri="http://schemas.openxmlformats.org/drawingml/2006/picture">
+                <pic:pic xmlns:pic="http://schemas.openxmlformats.org/drawingml/2006/picture">
+                  <pic:nvPicPr>
+                    <pic:cNvPr id="0" name="" descr=""/>
+                    <pic:cNvPicPr>
+                      <a:picLocks noChangeAspect="1" noChangeArrowheads="1"/>
+                    </pic:cNvPicPr>
+                  </pic:nvPicPr>
+                  <pic:blipFill>
+                    <a:blip r:embed="rId10" cstate="none"/>
+                    <a:srcRect/>
+                    <a:stretch>
+                      <a:fillRect/>
+                    </a:stretch>
+                  </pic:blipFill>
+                  <pic:spPr bwMode="auto">
+                    <a:xfrm>
+                      <a:off x="0" y="0"/>
+                      <a:ext cx="1238250" cy="933450"/>
+                    </a:xfrm>
+                    <a:prstGeom prst="rect">
+                      <a:avLst/>
+                    </a:prstGeom>
+                  </pic:spPr>
+                </pic:pic>
+              </a:graphicData>
+            </a:graphic>
+          </wp:inline>
+        </w:drawing>
+      </w:r>
+    </w:p>
+    <w:p>
+      <w:pPr>
+        <w:keepNext/>
+        <w:spacing w:after="20"/>
       </w:pPr>
       <w:r>
         <w:rPr>
@@ -170,7 +266,7 @@
     </w:p>
     <w:p>
       <w:pPr>
-        <w:spacing w:after="60"/>
+        <w:spacing w:after="160"/>
       </w:pPr>
       <w:r>
         <w:rPr>
@@ -182,22 +278,55 @@
     </w:p>
     <w:p>
       <w:pPr>
-        <w:spacing w:after="60"/>
-      </w:pPr>
-      <w:r>
-        <w:rPr>
-          <w:i/>
-          <w:iCs/>
-          <w:color w:val="5F6F80"/>
-          <w:sz w:val="19"/>
-          <w:szCs w:val="19"/>
-        </w:rPr>
-        <w:t xml:space="preserve">Cut along the edges of a cereal box and unfold it flat — you see all 6 faces</w:t>
-      </w:r>
-    </w:p>
-    <w:p>
-      <w:pPr>
-        <w:spacing w:after="60"/>
+        <w:keepNext/>
+        <w:spacing w:after="20" w:before="120"/>
+        <w:jc w:val="center"/>
+      </w:pPr>
+      <w:r>
+        <w:drawing>
+          <wp:inline distT="0" distB="0" distL="0" distR="0">
+            <wp:extent cx="1238250" cy="933450"/>
+            <wp:effectExtent t="0" r="0" b="0" l="0"/>
+            <wp:docPr id="1" name="" descr="" title=""/>
+            <wp:cNvGraphicFramePr>
+              <a:graphicFrameLocks xmlns:a="http://schemas.openxmlformats.org/drawingml/2006/main" noChangeAspect="1"/>
+            </wp:cNvGraphicFramePr>
+            <a:graphic xmlns:a="http://schemas.openxmlformats.org/drawingml/2006/main">
+              <a:graphicData uri="http://schemas.openxmlformats.org/drawingml/2006/picture">
+                <pic:pic xmlns:pic="http://schemas.openxmlformats.org/drawingml/2006/picture">
+                  <pic:nvPicPr>
+                    <pic:cNvPr id="0" name="" descr=""/>
+                    <pic:cNvPicPr>
+                      <a:picLocks noChangeAspect="1" noChangeArrowheads="1"/>
+                    </pic:cNvPicPr>
+                  </pic:nvPicPr>
+                  <pic:blipFill>
+                    <a:blip r:embed="rId11" cstate="none"/>
+                    <a:srcRect/>
+                    <a:stretch>
+                      <a:fillRect/>
+                    </a:stretch>
+                  </pic:blipFill>
+                  <pic:spPr bwMode="auto">
+                    <a:xfrm>
+                      <a:off x="0" y="0"/>
+                      <a:ext cx="1238250" cy="933450"/>
+                    </a:xfrm>
+                    <a:prstGeom prst="rect">
+                      <a:avLst/>
+                    </a:prstGeom>
+                  </pic:spPr>
+                </pic:pic>
+              </a:graphicData>
+            </a:graphic>
+          </wp:inline>
+        </w:drawing>
+      </w:r>
+    </w:p>
+    <w:p>
+      <w:pPr>
+        <w:keepNext/>
+        <w:spacing w:after="20"/>
       </w:pPr>
       <w:r>
         <w:rPr>
@@ -222,7 +351,7 @@
     </w:p>
     <w:p>
       <w:pPr>
-        <w:spacing w:after="60"/>
+        <w:spacing w:after="160"/>
       </w:pPr>
       <w:r>
         <w:rPr>
@@ -234,22 +363,55 @@
     </w:p>
     <w:p>
       <w:pPr>
-        <w:spacing w:after="60"/>
-      </w:pPr>
-      <w:r>
-        <w:rPr>
-          <w:i/>
-          <w:iCs/>
-          <w:color w:val="5F6F80"/>
-          <w:sz w:val="19"/>
-          <w:szCs w:val="19"/>
-        </w:rPr>
-        <w:t xml:space="preserve">A rectangular prism has 6 faces: top, bottom, front, back, left, right</w:t>
-      </w:r>
-    </w:p>
-    <w:p>
-      <w:pPr>
-        <w:spacing w:after="60"/>
+        <w:keepNext/>
+        <w:spacing w:after="20" w:before="120"/>
+        <w:jc w:val="center"/>
+      </w:pPr>
+      <w:r>
+        <w:drawing>
+          <wp:inline distT="0" distB="0" distL="0" distR="0">
+            <wp:extent cx="1238250" cy="933450"/>
+            <wp:effectExtent t="0" r="0" b="0" l="0"/>
+            <wp:docPr id="1" name="" descr="" title=""/>
+            <wp:cNvGraphicFramePr>
+              <a:graphicFrameLocks xmlns:a="http://schemas.openxmlformats.org/drawingml/2006/main" noChangeAspect="1"/>
+            </wp:cNvGraphicFramePr>
+            <a:graphic xmlns:a="http://schemas.openxmlformats.org/drawingml/2006/main">
+              <a:graphicData uri="http://schemas.openxmlformats.org/drawingml/2006/picture">
+                <pic:pic xmlns:pic="http://schemas.openxmlformats.org/drawingml/2006/picture">
+                  <pic:nvPicPr>
+                    <pic:cNvPr id="0" name="" descr=""/>
+                    <pic:cNvPicPr>
+                      <a:picLocks noChangeAspect="1" noChangeArrowheads="1"/>
+                    </pic:cNvPicPr>
+                  </pic:nvPicPr>
+                  <pic:blipFill>
+                    <a:blip r:embed="rId12" cstate="none"/>
+                    <a:srcRect/>
+                    <a:stretch>
+                      <a:fillRect/>
+                    </a:stretch>
+                  </pic:blipFill>
+                  <pic:spPr bwMode="auto">
+                    <a:xfrm>
+                      <a:off x="0" y="0"/>
+                      <a:ext cx="1238250" cy="933450"/>
+                    </a:xfrm>
+                    <a:prstGeom prst="rect">
+                      <a:avLst/>
+                    </a:prstGeom>
+                  </pic:spPr>
+                </pic:pic>
+              </a:graphicData>
+            </a:graphic>
+          </wp:inline>
+        </w:drawing>
+      </w:r>
+    </w:p>
+    <w:p>
+      <w:pPr>
+        <w:keepNext/>
+        <w:spacing w:after="20"/>
       </w:pPr>
       <w:r>
         <w:rPr>
@@ -274,7 +436,7 @@
     </w:p>
     <w:p>
       <w:pPr>
-        <w:spacing w:after="60"/>
+        <w:spacing w:after="160"/>
       </w:pPr>
       <w:r>
         <w:rPr>
@@ -286,22 +448,55 @@
     </w:p>
     <w:p>
       <w:pPr>
-        <w:spacing w:after="60"/>
-      </w:pPr>
-      <w:r>
-        <w:rPr>
-          <w:i/>
-          <w:iCs/>
-          <w:color w:val="5F6F80"/>
-          <w:sz w:val="19"/>
-          <w:szCs w:val="19"/>
-        </w:rPr>
-        <w:t xml:space="preserve">A rectangle drawn on paper is 2D — it has length and width but no depth</w:t>
-      </w:r>
-    </w:p>
-    <w:p>
-      <w:pPr>
-        <w:spacing w:after="60"/>
+        <w:keepNext/>
+        <w:spacing w:after="20" w:before="120"/>
+        <w:jc w:val="center"/>
+      </w:pPr>
+      <w:r>
+        <w:drawing>
+          <wp:inline distT="0" distB="0" distL="0" distR="0">
+            <wp:extent cx="1238250" cy="933450"/>
+            <wp:effectExtent t="0" r="0" b="0" l="0"/>
+            <wp:docPr id="1" name="" descr="" title=""/>
+            <wp:cNvGraphicFramePr>
+              <a:graphicFrameLocks xmlns:a="http://schemas.openxmlformats.org/drawingml/2006/main" noChangeAspect="1"/>
+            </wp:cNvGraphicFramePr>
+            <a:graphic xmlns:a="http://schemas.openxmlformats.org/drawingml/2006/main">
+              <a:graphicData uri="http://schemas.openxmlformats.org/drawingml/2006/picture">
+                <pic:pic xmlns:pic="http://schemas.openxmlformats.org/drawingml/2006/picture">
+                  <pic:nvPicPr>
+                    <pic:cNvPr id="0" name="" descr=""/>
+                    <pic:cNvPicPr>
+                      <a:picLocks noChangeAspect="1" noChangeArrowheads="1"/>
+                    </pic:cNvPicPr>
+                  </pic:nvPicPr>
+                  <pic:blipFill>
+                    <a:blip r:embed="rId11" cstate="none"/>
+                    <a:srcRect/>
+                    <a:stretch>
+                      <a:fillRect/>
+                    </a:stretch>
+                  </pic:blipFill>
+                  <pic:spPr bwMode="auto">
+                    <a:xfrm>
+                      <a:off x="0" y="0"/>
+                      <a:ext cx="1238250" cy="933450"/>
+                    </a:xfrm>
+                    <a:prstGeom prst="rect">
+                      <a:avLst/>
+                    </a:prstGeom>
+                  </pic:spPr>
+                </pic:pic>
+              </a:graphicData>
+            </a:graphic>
+          </wp:inline>
+        </w:drawing>
+      </w:r>
+    </w:p>
+    <w:p>
+      <w:pPr>
+        <w:keepNext/>
+        <w:spacing w:after="20"/>
       </w:pPr>
       <w:r>
         <w:rPr>
@@ -326,7 +521,7 @@
     </w:p>
     <w:p>
       <w:pPr>
-        <w:spacing w:after="60"/>
+        <w:spacing w:after="160"/>
       </w:pPr>
       <w:r>
         <w:rPr>
@@ -334,21 +529,6 @@
           <w:szCs w:val="21"/>
         </w:rPr>
         <w:t xml:space="preserve">The line where two flat sides of a solid meet.</w:t>
-      </w:r>
-    </w:p>
-    <w:p>
-      <w:pPr>
-        <w:spacing w:after="60"/>
-      </w:pPr>
-      <w:r>
-        <w:rPr>
-          <w:i/>
-          <w:iCs/>
-          <w:color w:val="5F6F80"/>
-          <w:sz w:val="19"/>
-          <w:szCs w:val="19"/>
-        </w:rPr>
-        <w:t xml:space="preserve">A cube has 12 edges — the lines where two flat faces connect</w:t>
       </w:r>
     </w:p>
     <w:p>

--- a/lessons/10-3/downloads/10-3-notes.docx
+++ b/lessons/10-3/downloads/10-3-notes.docx
@@ -1223,7 +1223,7 @@
           <w:sz w:val="24"/>
           <w:szCs w:val="24"/>
         </w:rPr>
-        <w:t xml:space="preserve">Try the Model</w:t>
+        <w:t xml:space="preserve">Solved Example</w:t>
       </w:r>
       <w:r>
         <w:rPr>
@@ -1233,90 +1233,130 @@
           <w:sz w:val="19"/>
           <w:szCs w:val="19"/>
         </w:rPr>
-        <w:t xml:space="preserve">   step through it together</w:t>
-      </w:r>
-    </w:p>
-    <w:p>
-      <w:pPr>
-        <w:spacing w:after="80"/>
-      </w:pPr>
-      <w:r>
-        <w:rPr>
-          <w:sz w:val="21"/>
-          <w:szCs w:val="21"/>
-        </w:rPr>
-        <w:t xml:space="preserve">Identify each face of the rectangular time capsule box (l = 8 in, w = 5 in, h = 3 in). Find the area of each face pair, then calculate the total surface area.</w:t>
-      </w:r>
-    </w:p>
-    <w:p>
-      <w:pPr>
+        <w:t xml:space="preserve">   I Do — watch each step</w:t>
+      </w:r>
+    </w:p>
+    <w:p>
+      <w:pPr>
+        <w:keepNext/>
         <w:spacing w:after="40"/>
       </w:pPr>
       <w:r>
-        <w:t xml:space="preserve"/>
-      </w:r>
-    </w:p>
-    <w:tbl>
-      <w:tblPr>
-        <w:tblW w:type="pct" w:w="100%"/>
-        <w:tblBorders>
-          <w:top w:val="single" w:color="C7D2DD" w:sz="6"/>
-          <w:left w:val="single" w:color="C7D2DD" w:sz="6"/>
-          <w:bottom w:val="single" w:color="C7D2DD" w:sz="6"/>
-          <w:right w:val="single" w:color="C7D2DD" w:sz="6"/>
-          <w:insideH w:val="single" w:color="auto" w:sz="4"/>
-          <w:insideV w:val="single" w:color="auto" w:sz="4"/>
-        </w:tblBorders>
-      </w:tblPr>
-      <w:tblGrid>
-        <w:gridCol w:w="100"/>
-      </w:tblGrid>
-      <w:tr>
-        <w:tc>
-          <w:tcPr>
-            <w:shd w:fill="E6F4F3" w:color="auto" w:val="clear"/>
-            <w:tcMar>
-              <w:top w:type="dxa" w:w="60"/>
-              <w:left w:type="dxa" w:w="120"/>
-              <w:bottom w:type="dxa" w:w="60"/>
-              <w:right w:type="dxa" w:w="120"/>
-            </w:tcMar>
-          </w:tcPr>
-          <w:p>
-            <w:pPr>
-              <w:spacing w:after="0" w:line="320"/>
-            </w:pPr>
-            <w:r>
-              <w:t xml:space="preserve"/>
-            </w:r>
-          </w:p>
-          <w:p>
-            <w:pPr>
-              <w:spacing w:after="0" w:line="320"/>
-            </w:pPr>
-            <w:r>
-              <w:t xml:space="preserve"/>
-            </w:r>
-          </w:p>
-          <w:p>
-            <w:pPr>
-              <w:spacing w:after="0" w:line="320"/>
-            </w:pPr>
-            <w:r>
-              <w:t xml:space="preserve"/>
-            </w:r>
-          </w:p>
-          <w:p>
-            <w:pPr>
-              <w:spacing w:after="0" w:line="320"/>
-            </w:pPr>
-            <w:r>
-              <w:t xml:space="preserve"/>
-            </w:r>
-          </w:p>
-        </w:tc>
-      </w:tr>
-    </w:tbl>
+        <w:rPr>
+          <w:b/>
+          <w:bCs/>
+          <w:color w:val="12355B"/>
+          <w:sz w:val="21"/>
+          <w:szCs w:val="21"/>
+        </w:rPr>
+        <w:t xml:space="preserve">Problem:  </w:t>
+      </w:r>
+      <w:r>
+        <w:rPr>
+          <w:sz w:val="21"/>
+          <w:szCs w:val="21"/>
+        </w:rPr>
+        <w:t xml:space="preserve">A rectangular prism has l = 6 in, w = 4 in, h = 2 in. What is its surface area?</w:t>
+      </w:r>
+    </w:p>
+    <w:p>
+      <w:pPr>
+        <w:spacing w:after="30"/>
+        <w:ind w:left="420"/>
+      </w:pPr>
+      <w:r>
+        <w:rPr>
+          <w:sz w:val="20"/>
+          <w:szCs w:val="20"/>
+        </w:rPr>
+        <w:t xml:space="preserve">A)  88 in²</w:t>
+      </w:r>
+    </w:p>
+    <w:p>
+      <w:pPr>
+        <w:spacing w:after="30"/>
+        <w:ind w:left="420"/>
+      </w:pPr>
+      <w:r>
+        <w:rPr>
+          <w:sz w:val="20"/>
+          <w:szCs w:val="20"/>
+        </w:rPr>
+        <w:t xml:space="preserve">B)  48 in²</w:t>
+      </w:r>
+    </w:p>
+    <w:p>
+      <w:pPr>
+        <w:spacing w:after="30"/>
+        <w:ind w:left="420"/>
+      </w:pPr>
+      <w:r>
+        <w:rPr>
+          <w:sz w:val="20"/>
+          <w:szCs w:val="20"/>
+        </w:rPr>
+        <w:t xml:space="preserve">C)  88 in³</w:t>
+      </w:r>
+    </w:p>
+    <w:p>
+      <w:pPr>
+        <w:spacing w:after="30"/>
+        <w:ind w:left="420"/>
+      </w:pPr>
+      <w:r>
+        <w:rPr>
+          <w:sz w:val="20"/>
+          <w:szCs w:val="20"/>
+        </w:rPr>
+        <w:t xml:space="preserve">D)  44 in²</w:t>
+      </w:r>
+    </w:p>
+    <w:p>
+      <w:pPr>
+        <w:spacing w:after="20" w:before="50"/>
+      </w:pPr>
+      <w:r>
+        <w:rPr>
+          <w:b/>
+          <w:bCs/>
+          <w:color w:val="1FA6A2"/>
+          <w:sz w:val="21"/>
+          <w:szCs w:val="21"/>
+        </w:rPr>
+        <w:t xml:space="preserve">Step 1:  </w:t>
+      </w:r>
+      <w:r>
+        <w:rPr>
+          <w:sz w:val="21"/>
+          <w:szCs w:val="21"/>
+        </w:rPr>
+        <w:t xml:space="preserve">SA = 2(6×4) + 2(6×2) + 2(4×2) = 48 + 24 + 16 = 88 in².</w:t>
+      </w:r>
+    </w:p>
+    <w:p>
+      <w:pPr>
+        <w:spacing w:after="40" w:before="60"/>
+      </w:pPr>
+      <w:r>
+        <w:rPr>
+          <w:b/>
+          <w:bCs/>
+          <w:color w:val="12355B"/>
+          <w:sz w:val="21"/>
+          <w:szCs w:val="21"/>
+        </w:rPr>
+        <w:t xml:space="preserve">Answer:  </w:t>
+      </w:r>
+      <w:r>
+        <w:rPr>
+          <w:b/>
+          <w:bCs/>
+          <w:sz w:val="21"/>
+          <w:szCs w:val="21"/>
+        </w:rPr>
+        <w:t xml:space="preserve">A. 88 in²</w:t>
+      </w:r>
+    </w:p>
     <w:p>
       <w:pPr>
         <w:pStyle w:val="Heading1"/>
@@ -1361,6 +1401,170 @@
           <w:szCs w:val="19"/>
         </w:rPr>
         <w:t xml:space="preserve">   We Do — work with your class</w:t>
+      </w:r>
+    </w:p>
+    <w:p>
+      <w:pPr>
+        <w:keepNext/>
+        <w:spacing w:after="40" w:before="40"/>
+      </w:pPr>
+      <w:r>
+        <w:rPr>
+          <w:b/>
+          <w:bCs/>
+          <w:color w:val="12355B"/>
+          <w:sz w:val="21"/>
+          <w:szCs w:val="21"/>
+        </w:rPr>
+        <w:t xml:space="preserve">Problem:  </w:t>
+      </w:r>
+      <w:r>
+        <w:rPr>
+          <w:sz w:val="21"/>
+          <w:szCs w:val="21"/>
+        </w:rPr>
+        <w:t xml:space="preserve">How many faces does a rectangular prism have?</w:t>
+      </w:r>
+    </w:p>
+    <w:p>
+      <w:pPr>
+        <w:spacing w:after="30"/>
+        <w:ind w:left="420"/>
+      </w:pPr>
+      <w:r>
+        <w:rPr>
+          <w:sz w:val="20"/>
+          <w:szCs w:val="20"/>
+        </w:rPr>
+        <w:t xml:space="preserve">A)  6</w:t>
+      </w:r>
+    </w:p>
+    <w:p>
+      <w:pPr>
+        <w:spacing w:after="30"/>
+        <w:ind w:left="420"/>
+      </w:pPr>
+      <w:r>
+        <w:rPr>
+          <w:sz w:val="20"/>
+          <w:szCs w:val="20"/>
+        </w:rPr>
+        <w:t xml:space="preserve">B)  4</w:t>
+      </w:r>
+    </w:p>
+    <w:p>
+      <w:pPr>
+        <w:spacing w:after="30"/>
+        <w:ind w:left="420"/>
+      </w:pPr>
+      <w:r>
+        <w:rPr>
+          <w:sz w:val="20"/>
+          <w:szCs w:val="20"/>
+        </w:rPr>
+        <w:t xml:space="preserve">C)  8</w:t>
+      </w:r>
+    </w:p>
+    <w:p>
+      <w:pPr>
+        <w:spacing w:after="30"/>
+        <w:ind w:left="420"/>
+      </w:pPr>
+      <w:r>
+        <w:rPr>
+          <w:sz w:val="20"/>
+          <w:szCs w:val="20"/>
+        </w:rPr>
+        <w:t xml:space="preserve">D)  12</w:t>
+      </w:r>
+    </w:p>
+    <w:p>
+      <w:pPr>
+        <w:keepNext/>
+        <w:spacing w:after="0" w:before="50"/>
+      </w:pPr>
+      <w:r>
+        <w:rPr>
+          <w:b/>
+          <w:bCs/>
+          <w:color w:val="6B4FA0"/>
+          <w:sz w:val="21"/>
+          <w:szCs w:val="21"/>
+        </w:rPr>
+        <w:t xml:space="preserve">Step 1:</w:t>
+      </w:r>
+    </w:p>
+    <w:p>
+      <w:pPr>
+        <w:pBdr>
+          <w:bottom w:val="single" w:color="AFBECC" w:sz="6"/>
+        </w:pBdr>
+        <w:spacing w:after="30" w:before="150"/>
+      </w:pPr>
+      <w:r>
+        <w:t xml:space="preserve"/>
+      </w:r>
+    </w:p>
+    <w:p>
+      <w:pPr>
+        <w:keepNext/>
+        <w:spacing w:after="0" w:before="50"/>
+      </w:pPr>
+      <w:r>
+        <w:rPr>
+          <w:b/>
+          <w:bCs/>
+          <w:color w:val="6B4FA0"/>
+          <w:sz w:val="21"/>
+          <w:szCs w:val="21"/>
+        </w:rPr>
+        <w:t xml:space="preserve">Step 2:</w:t>
+      </w:r>
+    </w:p>
+    <w:p>
+      <w:pPr>
+        <w:pBdr>
+          <w:bottom w:val="single" w:color="AFBECC" w:sz="6"/>
+        </w:pBdr>
+        <w:spacing w:after="30" w:before="150"/>
+      </w:pPr>
+      <w:r>
+        <w:t xml:space="preserve"/>
+      </w:r>
+    </w:p>
+    <w:p>
+      <w:pPr>
+        <w:keepNext/>
+        <w:spacing w:after="0" w:before="60"/>
+      </w:pPr>
+      <w:r>
+        <w:rPr>
+          <w:b/>
+          <w:bCs/>
+          <w:color w:val="12355B"/>
+          <w:sz w:val="21"/>
+          <w:szCs w:val="21"/>
+        </w:rPr>
+        <w:t xml:space="preserve">Answer:</w:t>
+      </w:r>
+    </w:p>
+    <w:p>
+      <w:pPr>
+        <w:pBdr>
+          <w:bottom w:val="single" w:color="AFBECC" w:sz="6"/>
+        </w:pBdr>
+        <w:spacing w:after="30" w:before="150"/>
+      </w:pPr>
+      <w:r>
+        <w:t xml:space="preserve"/>
+      </w:r>
+    </w:p>
+    <w:p>
+      <w:pPr>
+        <w:spacing w:after="80"/>
+      </w:pPr>
+      <w:r>
+        <w:t xml:space="preserve"/>
       </w:r>
     </w:p>
     <w:tbl>
@@ -1961,7 +2165,7 @@
           <w:sz w:val="21"/>
           <w:szCs w:val="21"/>
         </w:rPr>
-        <w:t xml:space="preserve">A rectangular prism has l = 6 in, w = 4 in, h = 2 in. What is its surface area?</w:t>
+        <w:t xml:space="preserve">Surface area is measured in which type of unit?</w:t>
       </w:r>
     </w:p>
     <w:p>
@@ -1974,7 +2178,7 @@
           <w:sz w:val="20"/>
           <w:szCs w:val="20"/>
         </w:rPr>
-        <w:t xml:space="preserve">A)  88 in²</w:t>
+        <w:t xml:space="preserve">A)  Square units (in², cm², ft²)</w:t>
       </w:r>
     </w:p>
     <w:p>
@@ -1987,7 +2191,7 @@
           <w:sz w:val="20"/>
           <w:szCs w:val="20"/>
         </w:rPr>
-        <w:t xml:space="preserve">B)  48 in²</w:t>
+        <w:t xml:space="preserve">B)  Cubic units (in³, cm³, ft³)</w:t>
       </w:r>
     </w:p>
     <w:p>
@@ -2000,7 +2204,7 @@
           <w:sz w:val="20"/>
           <w:szCs w:val="20"/>
         </w:rPr>
-        <w:t xml:space="preserve">C)  88 in³</w:t>
+        <w:t xml:space="preserve">C)  Linear units (in, cm, ft)</w:t>
       </w:r>
     </w:p>
     <w:p>
@@ -2013,7 +2217,7 @@
           <w:sz w:val="20"/>
           <w:szCs w:val="20"/>
         </w:rPr>
-        <w:t xml:space="preserve">D)  44 in²</w:t>
+        <w:t xml:space="preserve">D)  No units needed</w:t>
       </w:r>
     </w:p>
     <w:p>
@@ -2091,7 +2295,7 @@
           <w:sz w:val="21"/>
           <w:szCs w:val="21"/>
         </w:rPr>
-        <w:t xml:space="preserve">How many faces does a rectangular prism have?</w:t>
+        <w:t xml:space="preserve">A cube has edges of 5 cm. What is its surface area?</w:t>
       </w:r>
     </w:p>
     <w:p>
@@ -2104,7 +2308,7 @@
           <w:sz w:val="20"/>
           <w:szCs w:val="20"/>
         </w:rPr>
-        <w:t xml:space="preserve">A)  6</w:t>
+        <w:t xml:space="preserve">A)  150 cm²</w:t>
       </w:r>
     </w:p>
     <w:p>
@@ -2117,7 +2321,7 @@
           <w:sz w:val="20"/>
           <w:szCs w:val="20"/>
         </w:rPr>
-        <w:t xml:space="preserve">B)  4</w:t>
+        <w:t xml:space="preserve">B)  125 cm²</w:t>
       </w:r>
     </w:p>
     <w:p>
@@ -2130,7 +2334,7 @@
           <w:sz w:val="20"/>
           <w:szCs w:val="20"/>
         </w:rPr>
-        <w:t xml:space="preserve">C)  8</w:t>
+        <w:t xml:space="preserve">C)  150 cm³</w:t>
       </w:r>
     </w:p>
     <w:p>
@@ -2143,7 +2347,7 @@
           <w:sz w:val="20"/>
           <w:szCs w:val="20"/>
         </w:rPr>
-        <w:t xml:space="preserve">D)  12</w:t>
+        <w:t xml:space="preserve">D)  30 cm²</w:t>
       </w:r>
     </w:p>
     <w:p>
@@ -2221,7 +2425,7 @@
           <w:sz w:val="21"/>
           <w:szCs w:val="21"/>
         </w:rPr>
-        <w:t xml:space="preserve">Surface area is measured in which type of unit?</w:t>
+        <w:t xml:space="preserve">A net of a cube has how many square faces?</w:t>
       </w:r>
     </w:p>
     <w:p>
@@ -2234,7 +2438,7 @@
           <w:sz w:val="20"/>
           <w:szCs w:val="20"/>
         </w:rPr>
-        <w:t xml:space="preserve">A)  Square units (in², cm², ft²)</w:t>
+        <w:t xml:space="preserve">A)  6</w:t>
       </w:r>
     </w:p>
     <w:p>
@@ -2247,7 +2451,7 @@
           <w:sz w:val="20"/>
           <w:szCs w:val="20"/>
         </w:rPr>
-        <w:t xml:space="preserve">B)  Cubic units (in³, cm³, ft³)</w:t>
+        <w:t xml:space="preserve">B)  4</w:t>
       </w:r>
     </w:p>
     <w:p>
@@ -2260,7 +2464,7 @@
           <w:sz w:val="20"/>
           <w:szCs w:val="20"/>
         </w:rPr>
-        <w:t xml:space="preserve">C)  Linear units (in, cm, ft)</w:t>
+        <w:t xml:space="preserve">C)  8</w:t>
       </w:r>
     </w:p>
     <w:p>
@@ -2273,7 +2477,7 @@
           <w:sz w:val="20"/>
           <w:szCs w:val="20"/>
         </w:rPr>
-        <w:t xml:space="preserve">D)  No units needed</w:t>
+        <w:t xml:space="preserve">D)  12</w:t>
       </w:r>
     </w:p>
     <w:p>
@@ -2351,7 +2555,7 @@
           <w:sz w:val="21"/>
           <w:szCs w:val="21"/>
         </w:rPr>
-        <w:t xml:space="preserve">A cube has edges of 5 cm. What is its surface area?</w:t>
+        <w:t xml:space="preserve">A cube has edges of 3 cm. What is its surface area?</w:t>
       </w:r>
     </w:p>
     <w:p>
@@ -2364,7 +2568,7 @@
           <w:sz w:val="20"/>
           <w:szCs w:val="20"/>
         </w:rPr>
-        <w:t xml:space="preserve">A)  150 cm²</w:t>
+        <w:t xml:space="preserve">A)  54 cm²</w:t>
       </w:r>
     </w:p>
     <w:p>
@@ -2377,7 +2581,7 @@
           <w:sz w:val="20"/>
           <w:szCs w:val="20"/>
         </w:rPr>
-        <w:t xml:space="preserve">B)  125 cm²</w:t>
+        <w:t xml:space="preserve">B)  27 cm²</w:t>
       </w:r>
     </w:p>
     <w:p>
@@ -2390,7 +2594,7 @@
           <w:sz w:val="20"/>
           <w:szCs w:val="20"/>
         </w:rPr>
-        <w:t xml:space="preserve">C)  150 cm³</w:t>
+        <w:t xml:space="preserve">C)  36 cm²</w:t>
       </w:r>
     </w:p>
     <w:p>
@@ -2403,7 +2607,7 @@
           <w:sz w:val="20"/>
           <w:szCs w:val="20"/>
         </w:rPr>
-        <w:t xml:space="preserve">D)  30 cm²</w:t>
+        <w:t xml:space="preserve">D)  9 cm²</w:t>
       </w:r>
     </w:p>
     <w:p>
@@ -3116,6 +3320,64 @@
           <w:sz w:val="24"/>
           <w:szCs w:val="24"/>
         </w:rPr>
+        <w:t xml:space="preserve">Worked Notes (I Do / We Do)</w:t>
+      </w:r>
+    </w:p>
+    <w:p>
+      <w:pPr>
+        <w:spacing w:after="80"/>
+      </w:pPr>
+      <w:r>
+        <w:rPr>
+          <w:b/>
+          <w:bCs/>
+          <w:sz w:val="21"/>
+          <w:szCs w:val="21"/>
+        </w:rPr>
+        <w:t xml:space="preserve">I Do:  </w:t>
+      </w:r>
+      <w:r>
+        <w:rPr>
+          <w:sz w:val="21"/>
+          <w:szCs w:val="21"/>
+        </w:rPr>
+        <w:t xml:space="preserve">A. 88 in²</w:t>
+      </w:r>
+    </w:p>
+    <w:p>
+      <w:pPr>
+        <w:spacing w:after="80"/>
+      </w:pPr>
+      <w:r>
+        <w:rPr>
+          <w:b/>
+          <w:bCs/>
+          <w:sz w:val="21"/>
+          <w:szCs w:val="21"/>
+        </w:rPr>
+        <w:t xml:space="preserve">We Do:  </w:t>
+      </w:r>
+      <w:r>
+        <w:rPr>
+          <w:sz w:val="21"/>
+          <w:szCs w:val="21"/>
+        </w:rPr>
+        <w:t xml:space="preserve">A. 6</w:t>
+      </w:r>
+    </w:p>
+    <w:p>
+      <w:pPr>
+        <w:pStyle w:val="Heading2"/>
+        <w:spacing w:after="80" w:before="180"/>
+      </w:pPr>
+      <w:r>
+        <w:rPr>
+          <w:b/>
+          <w:bCs/>
+          <w:color w:val="12355B"/>
+          <w:sz w:val="24"/>
+          <w:szCs w:val="24"/>
+        </w:rPr>
         <w:t xml:space="preserve">Independent Practice</w:t>
       </w:r>
     </w:p>
@@ -3137,7 +3399,7 @@
           <w:sz w:val="21"/>
           <w:szCs w:val="21"/>
         </w:rPr>
-        <w:t xml:space="preserve">A)  88 in²</w:t>
+        <w:t xml:space="preserve">A)  Square units (in², cm², ft²)</w:t>
       </w:r>
       <w:r>
         <w:rPr>
@@ -3147,7 +3409,7 @@
           <w:sz w:val="19"/>
           <w:szCs w:val="19"/>
         </w:rPr>
-        <w:t xml:space="preserve">  — SA = 2(6×4) + 2(6×2) + 2(4×2) = 48 + 24 + 16 = 88 in².</w:t>
+        <w:t xml:space="preserve">  — Surface area measures flat surfaces, so it uses square units. Volume uses cubic units.</w:t>
       </w:r>
     </w:p>
     <w:p>
@@ -3168,7 +3430,7 @@
           <w:sz w:val="21"/>
           <w:szCs w:val="21"/>
         </w:rPr>
-        <w:t xml:space="preserve">A)  6</w:t>
+        <w:t xml:space="preserve">A)  150 cm²</w:t>
       </w:r>
       <w:r>
         <w:rPr>
@@ -3178,7 +3440,7 @@
           <w:sz w:val="19"/>
           <w:szCs w:val="19"/>
         </w:rPr>
-        <w:t xml:space="preserve">  — A rectangular prism has 6 faces: top, bottom, front, back, left, and right.</w:t>
+        <w:t xml:space="preserve">  — A cube has 6 identical faces. Each face: 5 × 5 = 25 cm². Total SA = 6 × 25 = 150 cm².</w:t>
       </w:r>
     </w:p>
     <w:p>
@@ -3199,7 +3461,7 @@
           <w:sz w:val="21"/>
           <w:szCs w:val="21"/>
         </w:rPr>
-        <w:t xml:space="preserve">A)  Square units (in², cm², ft²)</w:t>
+        <w:t xml:space="preserve">A)  6</w:t>
       </w:r>
       <w:r>
         <w:rPr>
@@ -3209,7 +3471,7 @@
           <w:sz w:val="19"/>
           <w:szCs w:val="19"/>
         </w:rPr>
-        <w:t xml:space="preserve">  — Surface area measures flat surfaces, so it uses square units. Volume uses cubic units.</w:t>
+        <w:t xml:space="preserve">  — A cube has 6 faces, so its net has 6 squares.</w:t>
       </w:r>
     </w:p>
     <w:p>
@@ -3230,7 +3492,7 @@
           <w:sz w:val="21"/>
           <w:szCs w:val="21"/>
         </w:rPr>
-        <w:t xml:space="preserve">A)  150 cm²</w:t>
+        <w:t xml:space="preserve">A)  54 cm²</w:t>
       </w:r>
       <w:r>
         <w:rPr>
@@ -3240,7 +3502,7 @@
           <w:sz w:val="19"/>
           <w:szCs w:val="19"/>
         </w:rPr>
-        <w:t xml:space="preserve">  — A cube has 6 identical faces. Each face: 5 × 5 = 25 cm². Total SA = 6 × 25 = 150 cm².</w:t>
+        <w:t xml:space="preserve">  — Each face is 3 × 3 = 9; 6 faces × 9 = 54 cm².</w:t>
       </w:r>
     </w:p>
     <w:p>

--- a/lessons/10-3/downloads/10-3-notes.docx
+++ b/lessons/10-3/downloads/10-3-notes.docx
@@ -921,7 +921,7 @@
                           </pic:cNvPicPr>
                         </pic:nvPicPr>
                         <pic:blipFill>
-                          <a:blip r:embed="rId11" cstate="none"/>
+                          <a:blip r:embed="rId13" cstate="none"/>
                           <a:srcRect/>
                           <a:stretch>
                             <a:fillRect/>
@@ -1020,6 +1020,216 @@
         </w:tc>
       </w:tr>
     </w:tbl>
+    <w:p>
+      <w:pPr>
+        <w:pStyle w:val="Heading1"/>
+        <w:pBdr>
+          <w:bottom w:val="single" w:color="1FA6A2" w:sz="14" w:space="6"/>
+        </w:pBdr>
+        <w:spacing w:after="140" w:before="260"/>
+      </w:pPr>
+      <w:r>
+        <w:rPr>
+          <w:b/>
+          <w:bCs/>
+          <w:color w:val="12355B"/>
+          <w:sz w:val="30"/>
+          <w:szCs w:val="30"/>
+        </w:rPr>
+        <w:t xml:space="preserve">Guided Notes</w:t>
+      </w:r>
+    </w:p>
+    <w:p>
+      <w:pPr>
+        <w:spacing w:after="100"/>
+      </w:pPr>
+      <w:r>
+        <w:rPr>
+          <w:i/>
+          <w:iCs/>
+          <w:color w:val="5F6F80"/>
+          <w:sz w:val="19"/>
+          <w:szCs w:val="19"/>
+        </w:rPr>
+        <w:t xml:space="preserve">Fill in each blank as we go. Use the Word Bank to help you.</w:t>
+      </w:r>
+    </w:p>
+    <w:tbl>
+      <w:tblPr>
+        <w:tblW w:type="pct" w:w="100%"/>
+        <w:tblBorders>
+          <w:top w:val="single" w:color="BBD0DE" w:sz="8"/>
+          <w:left w:val="single" w:color="BBD0DE" w:sz="8"/>
+          <w:bottom w:val="single" w:color="BBD0DE" w:sz="8"/>
+          <w:right w:val="single" w:color="BBD0DE" w:sz="8"/>
+          <w:insideH w:val="single" w:color="auto" w:sz="4"/>
+          <w:insideV w:val="single" w:color="auto" w:sz="4"/>
+        </w:tblBorders>
+      </w:tblPr>
+      <w:tblGrid>
+        <w:gridCol w:w="100"/>
+      </w:tblGrid>
+      <w:tr>
+        <w:tc>
+          <w:tcPr>
+            <w:shd w:fill="EEF4F8" w:color="auto" w:val="clear"/>
+            <w:tcMar>
+              <w:top w:type="dxa" w:w="120"/>
+              <w:left w:type="dxa" w:w="180"/>
+              <w:bottom w:type="dxa" w:w="120"/>
+              <w:right w:type="dxa" w:w="180"/>
+            </w:tcMar>
+          </w:tcPr>
+          <w:p>
+            <w:pPr>
+              <w:spacing w:after="40"/>
+            </w:pPr>
+            <w:r>
+              <w:rPr>
+                <w:b/>
+                <w:bCs/>
+                <w:color w:val="1FA6A2"/>
+                <w:sz w:val="18"/>
+                <w:szCs w:val="18"/>
+              </w:rPr>
+              <w:t xml:space="preserve">WORD BANK</w:t>
+            </w:r>
+          </w:p>
+          <w:p>
+            <w:pPr>
+              <w:spacing w:after="80"/>
+            </w:pPr>
+            <w:r>
+              <w:rPr>
+                <w:b/>
+                <w:bCs/>
+                <w:sz w:val="21"/>
+                <w:szCs w:val="21"/>
+              </w:rPr>
+              <w:t xml:space="preserve">Surface area      •      Net      •      Face      •      Two-dimensional      •      Edge</w:t>
+            </w:r>
+          </w:p>
+        </w:tc>
+      </w:tr>
+    </w:tbl>
+    <w:p>
+      <w:pPr>
+        <w:spacing w:after="80"/>
+      </w:pPr>
+      <w:r>
+        <w:t xml:space="preserve"/>
+      </w:r>
+    </w:p>
+    <w:p>
+      <w:pPr>
+        <w:spacing w:after="120" w:before="80"/>
+      </w:pPr>
+      <w:r>
+        <w:rPr>
+          <w:b/>
+          <w:bCs/>
+          <w:color w:val="12355B"/>
+          <w:sz w:val="22"/>
+          <w:szCs w:val="22"/>
+        </w:rPr>
+        <w:t xml:space="preserve">1.  </w:t>
+      </w:r>
+      <w:r>
+        <w:rPr>
+          <w:sz w:val="22"/>
+          <w:szCs w:val="22"/>
+        </w:rPr>
+        <w:t xml:space="preserve">The total area of all the faces of a solid is its ___.</w:t>
+      </w:r>
+    </w:p>
+    <w:p>
+      <w:pPr>
+        <w:spacing w:after="120" w:before="80"/>
+      </w:pPr>
+      <w:r>
+        <w:rPr>
+          <w:b/>
+          <w:bCs/>
+          <w:color w:val="12355B"/>
+          <w:sz w:val="22"/>
+          <w:szCs w:val="22"/>
+        </w:rPr>
+        <w:t xml:space="preserve">2.  </w:t>
+      </w:r>
+      <w:r>
+        <w:rPr>
+          <w:sz w:val="22"/>
+          <w:szCs w:val="22"/>
+        </w:rPr>
+        <w:t xml:space="preserve">A flat pattern that folds up into a solid is a ___.</w:t>
+      </w:r>
+    </w:p>
+    <w:p>
+      <w:pPr>
+        <w:spacing w:after="120" w:before="80"/>
+      </w:pPr>
+      <w:r>
+        <w:rPr>
+          <w:b/>
+          <w:bCs/>
+          <w:color w:val="12355B"/>
+          <w:sz w:val="22"/>
+          <w:szCs w:val="22"/>
+        </w:rPr>
+        <w:t xml:space="preserve">3.  </w:t>
+      </w:r>
+      <w:r>
+        <w:rPr>
+          <w:sz w:val="22"/>
+          <w:szCs w:val="22"/>
+        </w:rPr>
+        <w:t xml:space="preserve">A flat surface of a solid figure is a ___.</w:t>
+      </w:r>
+    </w:p>
+    <w:p>
+      <w:pPr>
+        <w:spacing w:after="120" w:before="80"/>
+      </w:pPr>
+      <w:r>
+        <w:rPr>
+          <w:b/>
+          <w:bCs/>
+          <w:color w:val="12355B"/>
+          <w:sz w:val="22"/>
+          <w:szCs w:val="22"/>
+        </w:rPr>
+        <w:t xml:space="preserve">4.  </w:t>
+      </w:r>
+      <w:r>
+        <w:rPr>
+          <w:sz w:val="22"/>
+          <w:szCs w:val="22"/>
+        </w:rPr>
+        <w:t xml:space="preserve">A flat shape with length and width but no thickness is ___.</w:t>
+      </w:r>
+    </w:p>
+    <w:p>
+      <w:pPr>
+        <w:spacing w:after="120" w:before="80"/>
+      </w:pPr>
+      <w:r>
+        <w:rPr>
+          <w:b/>
+          <w:bCs/>
+          <w:color w:val="12355B"/>
+          <w:sz w:val="22"/>
+          <w:szCs w:val="22"/>
+        </w:rPr>
+        <w:t xml:space="preserve">5.  </w:t>
+      </w:r>
+      <w:r>
+        <w:rPr>
+          <w:sz w:val="22"/>
+          <w:szCs w:val="22"/>
+        </w:rPr>
+        <w:t xml:space="preserve">A line segment where two faces meet is an ___.</w:t>
+      </w:r>
+    </w:p>
     <w:p>
       <w:pPr>
         <w:pStyle w:val="Heading1"/>
@@ -2084,6 +2294,87 @@
     </w:p>
     <w:p>
       <w:pPr>
+        <w:spacing w:after="40" w:before="80"/>
+      </w:pPr>
+      <w:r>
+        <w:rPr>
+          <w:b/>
+          <w:bCs/>
+          <w:color w:val="12355B"/>
+          <w:sz w:val="21"/>
+          <w:szCs w:val="21"/>
+        </w:rPr>
+        <w:t xml:space="preserve">5. </w:t>
+      </w:r>
+      <w:r>
+        <w:rPr>
+          <w:b/>
+          <w:bCs/>
+          <w:color w:val="6B4FA0"/>
+          <w:sz w:val="19"/>
+          <w:szCs w:val="19"/>
+        </w:rPr>
+        <w:t xml:space="preserve">[Practice] </w:t>
+      </w:r>
+      <w:r>
+        <w:rPr>
+          <w:b/>
+          <w:bCs/>
+          <w:sz w:val="21"/>
+          <w:szCs w:val="21"/>
+        </w:rPr>
+        <w:t xml:space="preserve">During practice on Surface Area Using Nets, what strategy did you use when a problem felt tricky?</w:t>
+      </w:r>
+    </w:p>
+    <w:p>
+      <w:pPr>
+        <w:spacing w:after="60"/>
+      </w:pPr>
+      <w:r>
+        <w:rPr>
+          <w:color w:val="1A2733"/>
+          <w:sz w:val="21"/>
+          <w:szCs w:val="21"/>
+        </w:rPr>
+        <w:t xml:space="preserve">Start with:  The faces come in ___ pairs because opposite faces are ___.</w:t>
+      </w:r>
+      <w:r>
+        <w:rPr>
+          <w:i/>
+          <w:iCs/>
+          <w:color w:val="5F6F80"/>
+          <w:sz w:val="19"/>
+          <w:szCs w:val="19"/>
+        </w:rPr>
+        <w:br/>
+        <w:t xml:space="preserve">Las caras vienen en ___ pares porque las caras opuestas son ___.</w:t>
+      </w:r>
+    </w:p>
+    <w:p>
+      <w:pPr>
+        <w:spacing w:after="80"/>
+      </w:pPr>
+      <w:r>
+        <w:rPr>
+          <w:b/>
+          <w:bCs/>
+          <w:color w:val="12355B"/>
+          <w:sz w:val="19"/>
+          <w:szCs w:val="19"/>
+        </w:rPr>
+        <w:t xml:space="preserve">Word bank:  </w:t>
+      </w:r>
+      <w:r>
+        <w:rPr>
+          <w:color w:val="1FA6A2"/>
+          <w:sz w:val="19"/>
+          <w:szCs w:val="19"/>
+        </w:rPr>
+        <w:t xml:space="preserve">Surface area,  Net,  Face,  Two-dimensional</w:t>
+      </w:r>
+    </w:p>
+    <w:p>
+      <w:pPr>
         <w:pStyle w:val="Heading1"/>
         <w:pageBreakBefore/>
         <w:pBdr>
@@ -2425,7 +2716,7 @@
           <w:sz w:val="21"/>
           <w:szCs w:val="21"/>
         </w:rPr>
-        <w:t xml:space="preserve">A net of a cube has how many square faces?</w:t>
+        <w:t xml:space="preserve">You unfold a time capsule that is a cube. Its net shows 6 equal squares, and each square has an area of 4 cm². What is the cube's total surface area?</w:t>
       </w:r>
     </w:p>
     <w:p>
@@ -2438,7 +2729,7 @@
           <w:sz w:val="20"/>
           <w:szCs w:val="20"/>
         </w:rPr>
-        <w:t xml:space="preserve">A)  6</w:t>
+        <w:t xml:space="preserve">A)  24 cm²</w:t>
       </w:r>
     </w:p>
     <w:p>
@@ -2451,7 +2742,7 @@
           <w:sz w:val="20"/>
           <w:szCs w:val="20"/>
         </w:rPr>
-        <w:t xml:space="preserve">B)  4</w:t>
+        <w:t xml:space="preserve">B)  10 cm²</w:t>
       </w:r>
     </w:p>
     <w:p>
@@ -2464,7 +2755,7 @@
           <w:sz w:val="20"/>
           <w:szCs w:val="20"/>
         </w:rPr>
-        <w:t xml:space="preserve">C)  8</w:t>
+        <w:t xml:space="preserve">C)  16 cm²</w:t>
       </w:r>
     </w:p>
     <w:p>
@@ -2477,7 +2768,7 @@
           <w:sz w:val="20"/>
           <w:szCs w:val="20"/>
         </w:rPr>
-        <w:t xml:space="preserve">D)  12</w:t>
+        <w:t xml:space="preserve">D)  12 cm²</w:t>
       </w:r>
     </w:p>
     <w:p>
@@ -2555,7 +2846,7 @@
           <w:sz w:val="21"/>
           <w:szCs w:val="21"/>
         </w:rPr>
-        <w:t xml:space="preserve">A cube has edges of 3 cm. What is its surface area?</w:t>
+        <w:t xml:space="preserve">Your team unfolds a rectangular time capsule box into a flat net. How many faces (flat sides) will the net show in all?</w:t>
       </w:r>
     </w:p>
     <w:p>
@@ -2568,7 +2859,7 @@
           <w:sz w:val="20"/>
           <w:szCs w:val="20"/>
         </w:rPr>
-        <w:t xml:space="preserve">A)  54 cm²</w:t>
+        <w:t xml:space="preserve">A)  6</w:t>
       </w:r>
     </w:p>
     <w:p>
@@ -2581,7 +2872,7 @@
           <w:sz w:val="20"/>
           <w:szCs w:val="20"/>
         </w:rPr>
-        <w:t xml:space="preserve">B)  27 cm²</w:t>
+        <w:t xml:space="preserve">B)  4</w:t>
       </w:r>
     </w:p>
     <w:p>
@@ -2594,7 +2885,7 @@
           <w:sz w:val="20"/>
           <w:szCs w:val="20"/>
         </w:rPr>
-        <w:t xml:space="preserve">C)  36 cm²</w:t>
+        <w:t xml:space="preserve">C)  5</w:t>
       </w:r>
     </w:p>
     <w:p>
@@ -2607,7 +2898,7 @@
           <w:sz w:val="20"/>
           <w:szCs w:val="20"/>
         </w:rPr>
-        <w:t xml:space="preserve">D)  9 cm²</w:t>
+        <w:t xml:space="preserve">D)  8</w:t>
       </w:r>
     </w:p>
     <w:p>
@@ -2680,33 +2971,7 @@
           <w:sz w:val="30"/>
           <w:szCs w:val="30"/>
         </w:rPr>
-        <w:t xml:space="preserve">Write About the Math</w:t>
-      </w:r>
-    </w:p>
-    <w:p>
-      <w:pPr>
-        <w:pStyle w:val="Heading2"/>
-        <w:spacing w:after="80" w:before="180"/>
-      </w:pPr>
-      <w:r>
-        <w:rPr>
-          <w:b/>
-          <w:bCs/>
-          <w:color w:val="12355B"/>
-          <w:sz w:val="24"/>
-          <w:szCs w:val="24"/>
-        </w:rPr>
-        <w:t xml:space="preserve">Build Strong Sentences</w:t>
-      </w:r>
-      <w:r>
-        <w:rPr>
-          <w:i/>
-          <w:iCs/>
-          <w:color w:val="B97A12"/>
-          <w:sz w:val="19"/>
-          <w:szCs w:val="19"/>
-        </w:rPr>
-        <w:t xml:space="preserve">   The Writing Revolution</w:t>
+        <w:t xml:space="preserve">Exit Ticket</w:t>
       </w:r>
     </w:p>
     <w:p>
@@ -2721,435 +2986,86 @@
           <w:sz w:val="19"/>
           <w:szCs w:val="19"/>
         </w:rPr>
-        <w:t xml:space="preserve">I can explain my work using the words surface area, net, face, and two-dimensional.</w:t>
-      </w:r>
-    </w:p>
-    <w:p>
-      <w:pPr>
-        <w:pStyle w:val="Heading2"/>
-        <w:spacing w:after="80" w:before="180"/>
-      </w:pPr>
-      <w:r>
-        <w:rPr>
-          <w:b/>
-          <w:bCs/>
-          <w:color w:val="12355B"/>
-          <w:sz w:val="24"/>
-          <w:szCs w:val="24"/>
-        </w:rPr>
-        <w:t xml:space="preserve">1. Kernel Sentence</w:t>
-      </w:r>
-      <w:r>
-        <w:rPr>
-          <w:i/>
-          <w:iCs/>
-          <w:color w:val="1FA6A2"/>
-          <w:sz w:val="19"/>
-          <w:szCs w:val="19"/>
-        </w:rPr>
-        <w:t xml:space="preserve">   subject + verb</w:t>
-      </w:r>
-    </w:p>
-    <w:tbl>
-      <w:tblPr>
-        <w:tblW w:type="pct" w:w="100%"/>
-        <w:tblBorders>
-          <w:top w:val="single" w:color="B97A12" w:sz="8"/>
-          <w:left w:val="single" w:color="B97A12" w:sz="8"/>
-          <w:bottom w:val="single" w:color="B97A12" w:sz="8"/>
-          <w:right w:val="single" w:color="B97A12" w:sz="8"/>
-          <w:insideH w:val="single" w:color="auto" w:sz="4"/>
-          <w:insideV w:val="single" w:color="auto" w:sz="4"/>
-        </w:tblBorders>
-      </w:tblPr>
-      <w:tblGrid>
-        <w:gridCol w:w="100"/>
-      </w:tblGrid>
-      <w:tr>
-        <w:tc>
-          <w:tcPr>
-            <w:shd w:fill="FBF3E2" w:color="auto" w:val="clear"/>
-            <w:tcMar>
-              <w:top w:type="dxa" w:w="120"/>
-              <w:left w:type="dxa" w:w="180"/>
-              <w:bottom w:type="dxa" w:w="120"/>
-              <w:right w:type="dxa" w:w="180"/>
-            </w:tcMar>
-          </w:tcPr>
-          <w:p>
-            <w:pPr>
-              <w:spacing w:after="0"/>
-            </w:pPr>
-            <w:r>
-              <w:rPr>
-                <w:b/>
-                <w:bCs/>
-                <w:color w:val="1FA6A2"/>
-                <w:sz w:val="20"/>
-                <w:szCs w:val="20"/>
-              </w:rPr>
-              <w:t xml:space="preserve">Model:  </w:t>
-            </w:r>
-            <w:r>
-              <w:rPr>
-                <w:sz w:val="20"/>
-                <w:szCs w:val="20"/>
-              </w:rPr>
-              <w:t xml:space="preserve">Surface area is the total area of all the flat sides of a solid.</w:t>
-            </w:r>
-          </w:p>
-        </w:tc>
-      </w:tr>
-    </w:tbl>
+        <w:t xml:space="preserve">Answer on your own. This shows what you learned today.</w:t>
+      </w:r>
+    </w:p>
+    <w:p>
+      <w:pPr>
+        <w:spacing w:after="80" w:before="80"/>
+      </w:pPr>
+      <w:r>
+        <w:rPr>
+          <w:color w:val="B97A12"/>
+          <w:sz w:val="22"/>
+          <w:szCs w:val="22"/>
+        </w:rPr>
+        <w:t xml:space="preserve">★  </w:t>
+      </w:r>
+      <w:r>
+        <w:rPr>
+          <w:b/>
+          <w:bCs/>
+          <w:sz w:val="22"/>
+          <w:szCs w:val="22"/>
+        </w:rPr>
+        <w:t xml:space="preserve">A rectangular prism has l = 9 in, w = 5 in, h = 3 in. What is the surface area?</w:t>
+      </w:r>
+    </w:p>
+    <w:p>
+      <w:pPr>
+        <w:spacing w:after="60"/>
+        <w:ind w:left="420"/>
+      </w:pPr>
+      <w:r>
+        <w:rPr>
+          <w:sz w:val="21"/>
+          <w:szCs w:val="21"/>
+        </w:rPr>
+        <w:t xml:space="preserve">A)  174 in²</w:t>
+      </w:r>
+    </w:p>
+    <w:p>
+      <w:pPr>
+        <w:spacing w:after="60"/>
+        <w:ind w:left="420"/>
+      </w:pPr>
+      <w:r>
+        <w:rPr>
+          <w:sz w:val="21"/>
+          <w:szCs w:val="21"/>
+        </w:rPr>
+        <w:t xml:space="preserve">B)  135 in²</w:t>
+      </w:r>
+    </w:p>
+    <w:p>
+      <w:pPr>
+        <w:spacing w:after="60"/>
+        <w:ind w:left="420"/>
+      </w:pPr>
+      <w:r>
+        <w:rPr>
+          <w:sz w:val="21"/>
+          <w:szCs w:val="21"/>
+        </w:rPr>
+        <w:t xml:space="preserve">C)  174 in³</w:t>
+      </w:r>
+    </w:p>
+    <w:p>
+      <w:pPr>
+        <w:spacing w:after="60"/>
+        <w:ind w:left="420"/>
+      </w:pPr>
+      <w:r>
+        <w:rPr>
+          <w:sz w:val="21"/>
+          <w:szCs w:val="21"/>
+        </w:rPr>
+        <w:t xml:space="preserve">D)  87 in²</w:t>
+      </w:r>
+    </w:p>
     <w:p>
       <w:pPr>
         <w:spacing w:after="40"/>
-      </w:pPr>
-      <w:r>
-        <w:t xml:space="preserve"/>
-      </w:r>
-    </w:p>
-    <w:p>
-      <w:pPr>
-        <w:spacing w:after="60"/>
-      </w:pPr>
-      <w:r>
-        <w:rPr>
-          <w:color w:val="1A2733"/>
-          <w:sz w:val="21"/>
-          <w:szCs w:val="21"/>
-        </w:rPr>
-        <w:t xml:space="preserve">Write a kernel sentence about surface area. Use a subject and a verb.</w:t>
-      </w:r>
-      <w:r>
-        <w:rPr>
-          <w:i/>
-          <w:iCs/>
-          <w:color w:val="5F6F80"/>
-          <w:sz w:val="19"/>
-          <w:szCs w:val="19"/>
-        </w:rPr>
-        <w:br/>
-        <w:t xml:space="preserve">Escribe una oración base sobre área de superficie. Usa un sujeto y un verbo.</w:t>
-      </w:r>
-    </w:p>
-    <w:p>
-      <w:pPr>
-        <w:pBdr>
-          <w:bottom w:val="single" w:color="AFBECC" w:sz="6"/>
-        </w:pBdr>
-        <w:spacing w:after="30" w:before="150"/>
-      </w:pPr>
-      <w:r>
-        <w:t xml:space="preserve"/>
-      </w:r>
-    </w:p>
-    <w:p>
-      <w:pPr>
-        <w:pBdr>
-          <w:bottom w:val="single" w:color="AFBECC" w:sz="6"/>
-        </w:pBdr>
-        <w:spacing w:after="30" w:before="150"/>
-      </w:pPr>
-      <w:r>
-        <w:t xml:space="preserve"/>
-      </w:r>
-    </w:p>
-    <w:p>
-      <w:pPr>
-        <w:pStyle w:val="Heading2"/>
-        <w:spacing w:after="80" w:before="180"/>
-      </w:pPr>
-      <w:r>
-        <w:rPr>
-          <w:b/>
-          <w:bCs/>
-          <w:color w:val="12355B"/>
-          <w:sz w:val="24"/>
-          <w:szCs w:val="24"/>
-        </w:rPr>
-        <w:t xml:space="preserve">2. Sentence Expansion</w:t>
-      </w:r>
-      <w:r>
-        <w:rPr>
-          <w:i/>
-          <w:iCs/>
-          <w:color w:val="1FA6A2"/>
-          <w:sz w:val="19"/>
-          <w:szCs w:val="19"/>
-        </w:rPr>
-        <w:t xml:space="preserve">   because · but · so</w:t>
-      </w:r>
-    </w:p>
-    <w:p>
-      <w:pPr>
-        <w:spacing w:after="80"/>
-      </w:pPr>
-      <w:r>
-        <w:rPr>
-          <w:b/>
-          <w:bCs/>
-          <w:color w:val="1FA6A2"/>
-          <w:sz w:val="20"/>
-          <w:szCs w:val="20"/>
-        </w:rPr>
-        <w:t xml:space="preserve">Kernel:  </w:t>
-      </w:r>
-      <w:r>
-        <w:rPr>
-          <w:sz w:val="20"/>
-          <w:szCs w:val="20"/>
-        </w:rPr>
-        <w:t xml:space="preserve">Surface area matters in math</w:t>
-      </w:r>
-    </w:p>
-    <w:p>
-      <w:pPr>
-        <w:spacing w:after="80"/>
-      </w:pPr>
-      <w:r>
-        <w:rPr>
-          <w:b/>
-          <w:bCs/>
-          <w:color w:val="12355B"/>
-          <w:sz w:val="21"/>
-          <w:szCs w:val="21"/>
-        </w:rPr>
-        <w:t xml:space="preserve">because  </w:t>
-      </w:r>
-      <w:r>
-        <w:rPr>
-          <w:sz w:val="21"/>
-          <w:szCs w:val="21"/>
-        </w:rPr>
-        <w:t xml:space="preserve">Surface area matters in math because ___.</w:t>
-      </w:r>
-      <w:r>
-        <w:rPr>
-          <w:i/>
-          <w:iCs/>
-          <w:color w:val="5F6F80"/>
-          <w:sz w:val="19"/>
-          <w:szCs w:val="19"/>
-        </w:rPr>
-        <w:br/>
-        <w:t xml:space="preserve">Área de superficie importa en matemáticas porque ___.</w:t>
-      </w:r>
-    </w:p>
-    <w:p>
-      <w:pPr>
-        <w:pBdr>
-          <w:bottom w:val="single" w:color="AFBECC" w:sz="6"/>
-        </w:pBdr>
-        <w:spacing w:after="30" w:before="150"/>
-      </w:pPr>
-      <w:r>
-        <w:t xml:space="preserve"/>
-      </w:r>
-    </w:p>
-    <w:p>
-      <w:pPr>
-        <w:spacing w:after="80"/>
-      </w:pPr>
-      <w:r>
-        <w:rPr>
-          <w:b/>
-          <w:bCs/>
-          <w:color w:val="12355B"/>
-          <w:sz w:val="21"/>
-          <w:szCs w:val="21"/>
-        </w:rPr>
-        <w:t xml:space="preserve">but  </w:t>
-      </w:r>
-      <w:r>
-        <w:rPr>
-          <w:sz w:val="21"/>
-          <w:szCs w:val="21"/>
-        </w:rPr>
-        <w:t xml:space="preserve">Surface area matters in math, but ___.</w:t>
-      </w:r>
-      <w:r>
-        <w:rPr>
-          <w:i/>
-          <w:iCs/>
-          <w:color w:val="5F6F80"/>
-          <w:sz w:val="19"/>
-          <w:szCs w:val="19"/>
-        </w:rPr>
-        <w:br/>
-        <w:t xml:space="preserve">Área de superficie importa en matemáticas, pero ___.</w:t>
-      </w:r>
-    </w:p>
-    <w:p>
-      <w:pPr>
-        <w:pBdr>
-          <w:bottom w:val="single" w:color="AFBECC" w:sz="6"/>
-        </w:pBdr>
-        <w:spacing w:after="30" w:before="150"/>
-      </w:pPr>
-      <w:r>
-        <w:t xml:space="preserve"/>
-      </w:r>
-    </w:p>
-    <w:p>
-      <w:pPr>
-        <w:spacing w:after="80"/>
-      </w:pPr>
-      <w:r>
-        <w:rPr>
-          <w:b/>
-          <w:bCs/>
-          <w:color w:val="12355B"/>
-          <w:sz w:val="21"/>
-          <w:szCs w:val="21"/>
-        </w:rPr>
-        <w:t xml:space="preserve">so  </w:t>
-      </w:r>
-      <w:r>
-        <w:rPr>
-          <w:sz w:val="21"/>
-          <w:szCs w:val="21"/>
-        </w:rPr>
-        <w:t xml:space="preserve">Surface area matters in math, so ___.</w:t>
-      </w:r>
-      <w:r>
-        <w:rPr>
-          <w:i/>
-          <w:iCs/>
-          <w:color w:val="5F6F80"/>
-          <w:sz w:val="19"/>
-          <w:szCs w:val="19"/>
-        </w:rPr>
-        <w:br/>
-        <w:t xml:space="preserve">Área de superficie importa en matemáticas, entonces ___.</w:t>
-      </w:r>
-    </w:p>
-    <w:p>
-      <w:pPr>
-        <w:pBdr>
-          <w:bottom w:val="single" w:color="AFBECC" w:sz="6"/>
-        </w:pBdr>
-        <w:spacing w:after="30" w:before="150"/>
-      </w:pPr>
-      <w:r>
-        <w:t xml:space="preserve"/>
-      </w:r>
-    </w:p>
-    <w:p>
-      <w:pPr>
-        <w:pStyle w:val="Heading2"/>
-        <w:spacing w:after="80" w:before="180"/>
-      </w:pPr>
-      <w:r>
-        <w:rPr>
-          <w:b/>
-          <w:bCs/>
-          <w:color w:val="12355B"/>
-          <w:sz w:val="24"/>
-          <w:szCs w:val="24"/>
-        </w:rPr>
-        <w:t xml:space="preserve">3. Explain Your Reasoning</w:t>
-      </w:r>
-      <w:r>
-        <w:rPr>
-          <w:i/>
-          <w:iCs/>
-          <w:color w:val="1FA6A2"/>
-          <w:sz w:val="19"/>
-          <w:szCs w:val="19"/>
-        </w:rPr>
-        <w:t xml:space="preserve">   use a sentence starter</w:t>
-      </w:r>
-    </w:p>
-    <w:p>
-      <w:pPr>
-        <w:spacing w:after="60"/>
-      </w:pPr>
-      <w:r>
-        <w:rPr>
-          <w:color w:val="1A2733"/>
-          <w:sz w:val="21"/>
-          <w:szCs w:val="21"/>
-        </w:rPr>
-        <w:t xml:space="preserve">A net helps because it shows all ___ faces laid ___.</w:t>
-      </w:r>
-      <w:r>
-        <w:rPr>
-          <w:i/>
-          <w:iCs/>
-          <w:color w:val="5F6F80"/>
-          <w:sz w:val="19"/>
-          <w:szCs w:val="19"/>
-        </w:rPr>
-        <w:br/>
-        <w:t xml:space="preserve">Una red ayuda porque muestra las ___ caras puestas ___.</w:t>
-      </w:r>
-    </w:p>
-    <w:p>
-      <w:pPr>
-        <w:spacing w:after="60"/>
-      </w:pPr>
-      <w:r>
-        <w:rPr>
-          <w:color w:val="1A2733"/>
-          <w:sz w:val="21"/>
-          <w:szCs w:val="21"/>
-        </w:rPr>
-        <w:t xml:space="preserve">On the 3D box some faces are ___, but the net makes them all ___.</w:t>
-      </w:r>
-      <w:r>
-        <w:rPr>
-          <w:i/>
-          <w:iCs/>
-          <w:color w:val="5F6F80"/>
-          <w:sz w:val="19"/>
-          <w:szCs w:val="19"/>
-        </w:rPr>
-        <w:br/>
-        <w:t xml:space="preserve">En la caja 3D algunas caras están ___, pero la red las hace todas ___.</w:t>
-      </w:r>
-    </w:p>
-    <w:p>
-      <w:pPr>
-        <w:spacing w:after="60"/>
-      </w:pPr>
-      <w:r>
-        <w:rPr>
-          <w:color w:val="1A2733"/>
-          <w:sz w:val="21"/>
-          <w:szCs w:val="21"/>
-        </w:rPr>
-        <w:t xml:space="preserve">The faces come in ___ pairs because opposite faces are ___.</w:t>
-      </w:r>
-      <w:r>
-        <w:rPr>
-          <w:i/>
-          <w:iCs/>
-          <w:color w:val="5F6F80"/>
-          <w:sz w:val="19"/>
-          <w:szCs w:val="19"/>
-        </w:rPr>
-        <w:br/>
-        <w:t xml:space="preserve">Las caras vienen en ___ pares porque las caras opuestas son ___.</w:t>
-      </w:r>
-    </w:p>
-    <w:p>
-      <w:pPr>
-        <w:pBdr>
-          <w:bottom w:val="single" w:color="AFBECC" w:sz="6"/>
-        </w:pBdr>
-        <w:spacing w:after="30" w:before="150"/>
-      </w:pPr>
-      <w:r>
-        <w:t xml:space="preserve"/>
-      </w:r>
-    </w:p>
-    <w:p>
-      <w:pPr>
-        <w:pBdr>
-          <w:bottom w:val="single" w:color="AFBECC" w:sz="6"/>
-        </w:pBdr>
-        <w:spacing w:after="30" w:before="150"/>
       </w:pPr>
       <w:r>
         <w:t xml:space="preserve"/>
@@ -3172,7 +3088,7 @@
           <w:sz w:val="30"/>
           <w:szCs w:val="30"/>
         </w:rPr>
-        <w:t xml:space="preserve">Exit Ticket</w:t>
+        <w:t xml:space="preserve">Answer Key &amp; Teacher Guide</w:t>
       </w:r>
     </w:p>
     <w:p>
@@ -3187,115 +3103,224 @@
           <w:sz w:val="19"/>
           <w:szCs w:val="19"/>
         </w:rPr>
-        <w:t xml:space="preserve">Answer on your own. This shows what you learned today.</w:t>
-      </w:r>
-    </w:p>
-    <w:p>
-      <w:pPr>
-        <w:spacing w:after="80" w:before="80"/>
-      </w:pPr>
-      <w:r>
-        <w:rPr>
-          <w:color w:val="B97A12"/>
-          <w:sz w:val="22"/>
-          <w:szCs w:val="22"/>
-        </w:rPr>
-        <w:t xml:space="preserve">★  </w:t>
-      </w:r>
-      <w:r>
-        <w:rPr>
-          <w:b/>
-          <w:bCs/>
-          <w:sz w:val="22"/>
-          <w:szCs w:val="22"/>
-        </w:rPr>
-        <w:t xml:space="preserve">A rectangular prism has l = 9 in, w = 5 in, h = 3 in. What is the surface area?</w:t>
-      </w:r>
-    </w:p>
-    <w:p>
-      <w:pPr>
-        <w:spacing w:after="60"/>
-        <w:ind w:left="420"/>
-      </w:pPr>
-      <w:r>
-        <w:rPr>
-          <w:sz w:val="21"/>
-          <w:szCs w:val="21"/>
-        </w:rPr>
-        <w:t xml:space="preserve">A)  174 in²</w:t>
-      </w:r>
-    </w:p>
-    <w:p>
-      <w:pPr>
-        <w:spacing w:after="60"/>
-        <w:ind w:left="420"/>
-      </w:pPr>
-      <w:r>
-        <w:rPr>
-          <w:sz w:val="21"/>
-          <w:szCs w:val="21"/>
-        </w:rPr>
-        <w:t xml:space="preserve">B)  135 in²</w:t>
-      </w:r>
-    </w:p>
-    <w:p>
-      <w:pPr>
-        <w:spacing w:after="60"/>
-        <w:ind w:left="420"/>
-      </w:pPr>
-      <w:r>
-        <w:rPr>
-          <w:sz w:val="21"/>
-          <w:szCs w:val="21"/>
-        </w:rPr>
-        <w:t xml:space="preserve">C)  174 in³</w:t>
-      </w:r>
-    </w:p>
-    <w:p>
-      <w:pPr>
-        <w:spacing w:after="60"/>
-        <w:ind w:left="420"/>
-      </w:pPr>
-      <w:r>
-        <w:rPr>
-          <w:sz w:val="21"/>
-          <w:szCs w:val="21"/>
-        </w:rPr>
-        <w:t xml:space="preserve">D)  87 in²</w:t>
-      </w:r>
-    </w:p>
-    <w:p>
-      <w:pPr>
-        <w:spacing w:after="40"/>
-      </w:pPr>
-      <w:r>
-        <w:t xml:space="preserve"/>
-      </w:r>
-    </w:p>
-    <w:p>
-      <w:pPr>
-        <w:pStyle w:val="Heading1"/>
-        <w:pageBreakBefore/>
-        <w:pBdr>
-          <w:bottom w:val="single" w:color="1FA6A2" w:sz="14" w:space="6"/>
-        </w:pBdr>
-        <w:spacing w:after="140" w:before="0"/>
-      </w:pPr>
-      <w:r>
-        <w:rPr>
-          <w:b/>
-          <w:bCs/>
-          <w:color w:val="12355B"/>
-          <w:sz w:val="30"/>
-          <w:szCs w:val="30"/>
-        </w:rPr>
-        <w:t xml:space="preserve">Answer Key &amp; Teacher Guide</w:t>
-      </w:r>
-    </w:p>
-    <w:p>
-      <w:pPr>
-        <w:spacing w:after="100"/>
-      </w:pPr>
+        <w:t xml:space="preserve">Teacher reference — remove or fold back before distributing to students.</w:t>
+      </w:r>
+    </w:p>
+    <w:p>
+      <w:pPr>
+        <w:pStyle w:val="Heading2"/>
+        <w:spacing w:after="80" w:before="180"/>
+      </w:pPr>
+      <w:r>
+        <w:rPr>
+          <w:b/>
+          <w:bCs/>
+          <w:color w:val="12355B"/>
+          <w:sz w:val="24"/>
+          <w:szCs w:val="24"/>
+        </w:rPr>
+        <w:t xml:space="preserve">Guided Notes (Fill-in)</w:t>
+      </w:r>
+    </w:p>
+    <w:p>
+      <w:pPr>
+        <w:spacing w:after="80"/>
+      </w:pPr>
+      <w:r>
+        <w:rPr>
+          <w:b/>
+          <w:bCs/>
+          <w:sz w:val="21"/>
+          <w:szCs w:val="21"/>
+        </w:rPr>
+        <w:t xml:space="preserve">Notes 1:  </w:t>
+      </w:r>
+      <w:r>
+        <w:rPr>
+          <w:sz w:val="21"/>
+          <w:szCs w:val="21"/>
+        </w:rPr>
+        <w:t xml:space="preserve">Surface area</w:t>
+      </w:r>
+    </w:p>
+    <w:p>
+      <w:pPr>
+        <w:spacing w:after="80"/>
+      </w:pPr>
+      <w:r>
+        <w:rPr>
+          <w:b/>
+          <w:bCs/>
+          <w:sz w:val="21"/>
+          <w:szCs w:val="21"/>
+        </w:rPr>
+        <w:t xml:space="preserve">Notes 2:  </w:t>
+      </w:r>
+      <w:r>
+        <w:rPr>
+          <w:sz w:val="21"/>
+          <w:szCs w:val="21"/>
+        </w:rPr>
+        <w:t xml:space="preserve">Net</w:t>
+      </w:r>
+    </w:p>
+    <w:p>
+      <w:pPr>
+        <w:spacing w:after="80"/>
+      </w:pPr>
+      <w:r>
+        <w:rPr>
+          <w:b/>
+          <w:bCs/>
+          <w:sz w:val="21"/>
+          <w:szCs w:val="21"/>
+        </w:rPr>
+        <w:t xml:space="preserve">Notes 3:  </w:t>
+      </w:r>
+      <w:r>
+        <w:rPr>
+          <w:sz w:val="21"/>
+          <w:szCs w:val="21"/>
+        </w:rPr>
+        <w:t xml:space="preserve">Face</w:t>
+      </w:r>
+    </w:p>
+    <w:p>
+      <w:pPr>
+        <w:spacing w:after="80"/>
+      </w:pPr>
+      <w:r>
+        <w:rPr>
+          <w:b/>
+          <w:bCs/>
+          <w:sz w:val="21"/>
+          <w:szCs w:val="21"/>
+        </w:rPr>
+        <w:t xml:space="preserve">Notes 4:  </w:t>
+      </w:r>
+      <w:r>
+        <w:rPr>
+          <w:sz w:val="21"/>
+          <w:szCs w:val="21"/>
+        </w:rPr>
+        <w:t xml:space="preserve">Two-dimensional</w:t>
+      </w:r>
+    </w:p>
+    <w:p>
+      <w:pPr>
+        <w:spacing w:after="80"/>
+      </w:pPr>
+      <w:r>
+        <w:rPr>
+          <w:b/>
+          <w:bCs/>
+          <w:sz w:val="21"/>
+          <w:szCs w:val="21"/>
+        </w:rPr>
+        <w:t xml:space="preserve">Notes 5:  </w:t>
+      </w:r>
+      <w:r>
+        <w:rPr>
+          <w:sz w:val="21"/>
+          <w:szCs w:val="21"/>
+        </w:rPr>
+        <w:t xml:space="preserve">Edge</w:t>
+      </w:r>
+    </w:p>
+    <w:p>
+      <w:pPr>
+        <w:pStyle w:val="Heading2"/>
+        <w:spacing w:after="80" w:before="180"/>
+      </w:pPr>
+      <w:r>
+        <w:rPr>
+          <w:b/>
+          <w:bCs/>
+          <w:color w:val="12355B"/>
+          <w:sz w:val="24"/>
+          <w:szCs w:val="24"/>
+        </w:rPr>
+        <w:t xml:space="preserve">Worked Notes (I Do / We Do)</w:t>
+      </w:r>
+    </w:p>
+    <w:p>
+      <w:pPr>
+        <w:spacing w:after="80"/>
+      </w:pPr>
+      <w:r>
+        <w:rPr>
+          <w:b/>
+          <w:bCs/>
+          <w:sz w:val="21"/>
+          <w:szCs w:val="21"/>
+        </w:rPr>
+        <w:t xml:space="preserve">I Do:  </w:t>
+      </w:r>
+      <w:r>
+        <w:rPr>
+          <w:sz w:val="21"/>
+          <w:szCs w:val="21"/>
+        </w:rPr>
+        <w:t xml:space="preserve">A. 88 in²</w:t>
+      </w:r>
+    </w:p>
+    <w:p>
+      <w:pPr>
+        <w:spacing w:after="80"/>
+      </w:pPr>
+      <w:r>
+        <w:rPr>
+          <w:b/>
+          <w:bCs/>
+          <w:sz w:val="21"/>
+          <w:szCs w:val="21"/>
+        </w:rPr>
+        <w:t xml:space="preserve">We Do:  </w:t>
+      </w:r>
+      <w:r>
+        <w:rPr>
+          <w:sz w:val="21"/>
+          <w:szCs w:val="21"/>
+        </w:rPr>
+        <w:t xml:space="preserve">A. 6</w:t>
+      </w:r>
+    </w:p>
+    <w:p>
+      <w:pPr>
+        <w:pStyle w:val="Heading2"/>
+        <w:spacing w:after="80" w:before="180"/>
+      </w:pPr>
+      <w:r>
+        <w:rPr>
+          <w:b/>
+          <w:bCs/>
+          <w:color w:val="12355B"/>
+          <w:sz w:val="24"/>
+          <w:szCs w:val="24"/>
+        </w:rPr>
+        <w:t xml:space="preserve">Independent Practice</w:t>
+      </w:r>
+    </w:p>
+    <w:p>
+      <w:pPr>
+        <w:spacing w:after="80"/>
+      </w:pPr>
+      <w:r>
+        <w:rPr>
+          <w:b/>
+          <w:bCs/>
+          <w:sz w:val="21"/>
+          <w:szCs w:val="21"/>
+        </w:rPr>
+        <w:t xml:space="preserve">1.  </w:t>
+      </w:r>
+      <w:r>
+        <w:rPr>
+          <w:sz w:val="21"/>
+          <w:szCs w:val="21"/>
+        </w:rPr>
+        <w:t xml:space="preserve">A)  Square units (in², cm², ft²)</w:t>
+      </w:r>
       <w:r>
         <w:rPr>
           <w:i/>
@@ -3304,23 +3329,7 @@
           <w:sz w:val="19"/>
           <w:szCs w:val="19"/>
         </w:rPr>
-        <w:t xml:space="preserve">Teacher reference — remove or fold back before distributing to students.</w:t>
-      </w:r>
-    </w:p>
-    <w:p>
-      <w:pPr>
-        <w:pStyle w:val="Heading2"/>
-        <w:spacing w:after="80" w:before="180"/>
-      </w:pPr>
-      <w:r>
-        <w:rPr>
-          <w:b/>
-          <w:bCs/>
-          <w:color w:val="12355B"/>
-          <w:sz w:val="24"/>
-          <w:szCs w:val="24"/>
-        </w:rPr>
-        <w:t xml:space="preserve">Worked Notes (I Do / We Do)</w:t>
+        <w:t xml:space="preserve">  — Surface area measures flat surfaces, so it uses square units. Volume uses cubic units.</w:t>
       </w:r>
     </w:p>
     <w:p>
@@ -3334,72 +3343,14 @@
           <w:sz w:val="21"/>
           <w:szCs w:val="21"/>
         </w:rPr>
-        <w:t xml:space="preserve">I Do:  </w:t>
-      </w:r>
-      <w:r>
-        <w:rPr>
-          <w:sz w:val="21"/>
-          <w:szCs w:val="21"/>
-        </w:rPr>
-        <w:t xml:space="preserve">A. 88 in²</w:t>
-      </w:r>
-    </w:p>
-    <w:p>
-      <w:pPr>
-        <w:spacing w:after="80"/>
-      </w:pPr>
-      <w:r>
-        <w:rPr>
-          <w:b/>
-          <w:bCs/>
-          <w:sz w:val="21"/>
-          <w:szCs w:val="21"/>
-        </w:rPr>
-        <w:t xml:space="preserve">We Do:  </w:t>
-      </w:r>
-      <w:r>
-        <w:rPr>
-          <w:sz w:val="21"/>
-          <w:szCs w:val="21"/>
-        </w:rPr>
-        <w:t xml:space="preserve">A. 6</w:t>
-      </w:r>
-    </w:p>
-    <w:p>
-      <w:pPr>
-        <w:pStyle w:val="Heading2"/>
-        <w:spacing w:after="80" w:before="180"/>
-      </w:pPr>
-      <w:r>
-        <w:rPr>
-          <w:b/>
-          <w:bCs/>
-          <w:color w:val="12355B"/>
-          <w:sz w:val="24"/>
-          <w:szCs w:val="24"/>
-        </w:rPr>
-        <w:t xml:space="preserve">Independent Practice</w:t>
-      </w:r>
-    </w:p>
-    <w:p>
-      <w:pPr>
-        <w:spacing w:after="80"/>
-      </w:pPr>
-      <w:r>
-        <w:rPr>
-          <w:b/>
-          <w:bCs/>
-          <w:sz w:val="21"/>
-          <w:szCs w:val="21"/>
-        </w:rPr>
-        <w:t xml:space="preserve">1.  </w:t>
-      </w:r>
-      <w:r>
-        <w:rPr>
-          <w:sz w:val="21"/>
-          <w:szCs w:val="21"/>
-        </w:rPr>
-        <w:t xml:space="preserve">A)  Square units (in², cm², ft²)</w:t>
+        <w:t xml:space="preserve">2.  </w:t>
+      </w:r>
+      <w:r>
+        <w:rPr>
+          <w:sz w:val="21"/>
+          <w:szCs w:val="21"/>
+        </w:rPr>
+        <w:t xml:space="preserve">A)  150 cm²</w:t>
       </w:r>
       <w:r>
         <w:rPr>
@@ -3409,7 +3360,7 @@
           <w:sz w:val="19"/>
           <w:szCs w:val="19"/>
         </w:rPr>
-        <w:t xml:space="preserve">  — Surface area measures flat surfaces, so it uses square units. Volume uses cubic units.</w:t>
+        <w:t xml:space="preserve">  — A cube has 6 identical faces. Each face: 5 × 5 = 25 cm². Total SA = 6 × 25 = 150 cm².</w:t>
       </w:r>
     </w:p>
     <w:p>
@@ -3423,14 +3374,14 @@
           <w:sz w:val="21"/>
           <w:szCs w:val="21"/>
         </w:rPr>
-        <w:t xml:space="preserve">2.  </w:t>
-      </w:r>
-      <w:r>
-        <w:rPr>
-          <w:sz w:val="21"/>
-          <w:szCs w:val="21"/>
-        </w:rPr>
-        <w:t xml:space="preserve">A)  150 cm²</w:t>
+        <w:t xml:space="preserve">3.  </w:t>
+      </w:r>
+      <w:r>
+        <w:rPr>
+          <w:sz w:val="21"/>
+          <w:szCs w:val="21"/>
+        </w:rPr>
+        <w:t xml:space="preserve">A)  24 cm²</w:t>
       </w:r>
       <w:r>
         <w:rPr>
@@ -3440,7 +3391,7 @@
           <w:sz w:val="19"/>
           <w:szCs w:val="19"/>
         </w:rPr>
-        <w:t xml:space="preserve">  — A cube has 6 identical faces. Each face: 5 × 5 = 25 cm². Total SA = 6 × 25 = 150 cm².</w:t>
+        <w:t xml:space="preserve">  — A cube net has 6 equal square faces. With each face 4 cm², the surface area is 6 × 4 = 24 cm².</w:t>
       </w:r>
     </w:p>
     <w:p>
@@ -3454,7 +3405,7 @@
           <w:sz w:val="21"/>
           <w:szCs w:val="21"/>
         </w:rPr>
-        <w:t xml:space="preserve">3.  </w:t>
+        <w:t xml:space="preserve">4.  </w:t>
       </w:r>
       <w:r>
         <w:rPr>
@@ -3471,7 +3422,23 @@
           <w:sz w:val="19"/>
           <w:szCs w:val="19"/>
         </w:rPr>
-        <w:t xml:space="preserve">  — A cube has 6 faces, so its net has 6 squares.</w:t>
+        <w:t xml:space="preserve">  — A rectangular prism has 6 faces — top, bottom, front, back, left, and right — so its net shows 6 faces.</w:t>
+      </w:r>
+    </w:p>
+    <w:p>
+      <w:pPr>
+        <w:pStyle w:val="Heading2"/>
+        <w:spacing w:after="80" w:before="180"/>
+      </w:pPr>
+      <w:r>
+        <w:rPr>
+          <w:b/>
+          <w:bCs/>
+          <w:color w:val="12355B"/>
+          <w:sz w:val="24"/>
+          <w:szCs w:val="24"/>
+        </w:rPr>
+        <w:t xml:space="preserve">Exit Ticket</w:t>
       </w:r>
     </w:p>
     <w:p>
@@ -3480,19 +3447,10 @@
       </w:pPr>
       <w:r>
         <w:rPr>
-          <w:b/>
-          <w:bCs/>
-          <w:sz w:val="21"/>
-          <w:szCs w:val="21"/>
-        </w:rPr>
-        <w:t xml:space="preserve">4.  </w:t>
-      </w:r>
-      <w:r>
-        <w:rPr>
-          <w:sz w:val="21"/>
-          <w:szCs w:val="21"/>
-        </w:rPr>
-        <w:t xml:space="preserve">A)  54 cm²</w:t>
+          <w:sz w:val="21"/>
+          <w:szCs w:val="21"/>
+        </w:rPr>
+        <w:t xml:space="preserve">A)  174 in²</w:t>
       </w:r>
       <w:r>
         <w:rPr>
@@ -3502,197 +3460,7 @@
           <w:sz w:val="19"/>
           <w:szCs w:val="19"/>
         </w:rPr>
-        <w:t xml:space="preserve">  — Each face is 3 × 3 = 9; 6 faces × 9 = 54 cm².</w:t>
-      </w:r>
-    </w:p>
-    <w:p>
-      <w:pPr>
-        <w:pStyle w:val="Heading2"/>
-        <w:spacing w:after="80" w:before="180"/>
-      </w:pPr>
-      <w:r>
-        <w:rPr>
-          <w:b/>
-          <w:bCs/>
-          <w:color w:val="12355B"/>
-          <w:sz w:val="24"/>
-          <w:szCs w:val="24"/>
-        </w:rPr>
-        <w:t xml:space="preserve">Exit Ticket</w:t>
-      </w:r>
-    </w:p>
-    <w:p>
-      <w:pPr>
-        <w:spacing w:after="80"/>
-      </w:pPr>
-      <w:r>
-        <w:rPr>
-          <w:sz w:val="21"/>
-          <w:szCs w:val="21"/>
-        </w:rPr>
-        <w:t xml:space="preserve">A)  174 in²</w:t>
-      </w:r>
-      <w:r>
-        <w:rPr>
-          <w:i/>
-          <w:iCs/>
-          <w:color w:val="5F6F80"/>
-          <w:sz w:val="19"/>
-          <w:szCs w:val="19"/>
-        </w:rPr>
         <w:t xml:space="preserve">  — SA = 2(9×5) + 2(9×3) + 2(5×3) = 90 + 54 + 30 = 174 in². Surface area uses square units (in²).</w:t>
-      </w:r>
-    </w:p>
-    <w:p>
-      <w:pPr>
-        <w:pStyle w:val="Heading2"/>
-        <w:spacing w:after="80" w:before="180"/>
-      </w:pPr>
-      <w:r>
-        <w:rPr>
-          <w:b/>
-          <w:bCs/>
-          <w:color w:val="12355B"/>
-          <w:sz w:val="24"/>
-          <w:szCs w:val="24"/>
-        </w:rPr>
-        <w:t xml:space="preserve">Writing (TWR) — what to look for</w:t>
-      </w:r>
-    </w:p>
-    <w:p>
-      <w:pPr>
-        <w:spacing w:after="80"/>
-      </w:pPr>
-      <w:r>
-        <w:rPr>
-          <w:sz w:val="20"/>
-          <w:szCs w:val="20"/>
-        </w:rPr>
-        <w:t xml:space="preserve">Kernel sentence: a complete sentence needs a subject and a verb. Example: Surface area is the total area of all the flat sides of a solid.</w:t>
-      </w:r>
-    </w:p>
-    <w:p>
-      <w:pPr>
-        <w:spacing w:after="80"/>
-      </w:pPr>
-      <w:r>
-        <w:rPr>
-          <w:sz w:val="20"/>
-          <w:szCs w:val="20"/>
-        </w:rPr>
-        <w:t xml:space="preserve">Expansion: because = reason, but = contrast/exception, so = result. Answers vary; each must keep the kernel idea.</w:t>
-      </w:r>
-    </w:p>
-    <w:p>
-      <w:pPr>
-        <w:pStyle w:val="Heading2"/>
-        <w:spacing w:after="80" w:before="180"/>
-      </w:pPr>
-      <w:r>
-        <w:rPr>
-          <w:b/>
-          <w:bCs/>
-          <w:color w:val="12355B"/>
-          <w:sz w:val="24"/>
-          <w:szCs w:val="24"/>
-        </w:rPr>
-        <w:t xml:space="preserve">Turn &amp; Talk — listen for</w:t>
-      </w:r>
-    </w:p>
-    <w:p>
-      <w:pPr>
-        <w:spacing w:after="80"/>
-      </w:pPr>
-      <w:r>
-        <w:rPr>
-          <w:b/>
-          <w:bCs/>
-          <w:sz w:val="19"/>
-          <w:szCs w:val="19"/>
-        </w:rPr>
-        <w:t xml:space="preserve">1.  </w:t>
-      </w:r>
-      <w:r>
-        <w:rPr>
-          <w:i/>
-          <w:iCs/>
-          <w:color w:val="5F6F80"/>
-          <w:sz w:val="19"/>
-          <w:szCs w:val="19"/>
-        </w:rPr>
-        <w:t xml:space="preserve">Students explain a rectangular prism has 6 faces, and the net unfolds the solid into a flat (two-dimensional) pattern so every face is visible to measure.</w:t>
-      </w:r>
-    </w:p>
-    <w:p>
-      <w:pPr>
-        <w:spacing w:after="80"/>
-      </w:pPr>
-      <w:r>
-        <w:rPr>
-          <w:b/>
-          <w:bCs/>
-          <w:sz w:val="19"/>
-          <w:szCs w:val="19"/>
-        </w:rPr>
-        <w:t xml:space="preserve">2.  </w:t>
-      </w:r>
-      <w:r>
-        <w:rPr>
-          <w:i/>
-          <w:iCs/>
-          <w:color w:val="5F6F80"/>
-          <w:sz w:val="19"/>
-          <w:szCs w:val="19"/>
-        </w:rPr>
-        <w:t xml:space="preserve">Students explain opposite faces are congruent (3 pairs), identify the top/bottom 8×5 = 40 as largest (80 in² for the pair), and total to 158 in².</w:t>
-      </w:r>
-    </w:p>
-    <w:p>
-      <w:pPr>
-        <w:spacing w:after="80"/>
-      </w:pPr>
-      <w:r>
-        <w:rPr>
-          <w:b/>
-          <w:bCs/>
-          <w:sz w:val="19"/>
-          <w:szCs w:val="19"/>
-        </w:rPr>
-        <w:t xml:space="preserve">3.  </w:t>
-      </w:r>
-      <w:r>
-        <w:rPr>
-          <w:i/>
-          <w:iCs/>
-          <w:color w:val="5F6F80"/>
-          <w:sz w:val="19"/>
-          <w:szCs w:val="19"/>
-        </w:rPr>
-        <w:t xml:space="preserve">Students compute SA = 280 + 168 + 120 = 688 in², then 688 ÷ 400 ≈ 1.72, and round up to 2 sheets to cover the whole box.</w:t>
-      </w:r>
-    </w:p>
-    <w:p>
-      <w:pPr>
-        <w:spacing w:after="80"/>
-      </w:pPr>
-      <w:r>
-        <w:rPr>
-          <w:b/>
-          <w:bCs/>
-          <w:sz w:val="19"/>
-          <w:szCs w:val="19"/>
-        </w:rPr>
-        <w:t xml:space="preserve">4.  </w:t>
-      </w:r>
-      <w:r>
-        <w:rPr>
-          <w:i/>
-          <w:iCs/>
-          <w:color w:val="5F6F80"/>
-          <w:sz w:val="19"/>
-          <w:szCs w:val="19"/>
-        </w:rPr>
-        <w:t xml:space="preserve">Students explain a prism has opposite congruent faces (three pairs), so SA = 2lw + 2lh + 2wh, and missing a '2' undercounts one whole face.</w:t>
       </w:r>
     </w:p>
     <w:sectPr>

--- a/lessons/10-3/downloads/10-3-notes.docx
+++ b/lessons/10-3/downloads/10-3-notes.docx
@@ -3069,398 +3069,6 @@
       </w:pPr>
       <w:r>
         <w:t xml:space="preserve"/>
-      </w:r>
-    </w:p>
-    <w:p>
-      <w:pPr>
-        <w:pStyle w:val="Heading1"/>
-        <w:pageBreakBefore/>
-        <w:pBdr>
-          <w:bottom w:val="single" w:color="1FA6A2" w:sz="14" w:space="6"/>
-        </w:pBdr>
-        <w:spacing w:after="140" w:before="0"/>
-      </w:pPr>
-      <w:r>
-        <w:rPr>
-          <w:b/>
-          <w:bCs/>
-          <w:color w:val="12355B"/>
-          <w:sz w:val="30"/>
-          <w:szCs w:val="30"/>
-        </w:rPr>
-        <w:t xml:space="preserve">Answer Key &amp; Teacher Guide</w:t>
-      </w:r>
-    </w:p>
-    <w:p>
-      <w:pPr>
-        <w:spacing w:after="100"/>
-      </w:pPr>
-      <w:r>
-        <w:rPr>
-          <w:i/>
-          <w:iCs/>
-          <w:color w:val="5F6F80"/>
-          <w:sz w:val="19"/>
-          <w:szCs w:val="19"/>
-        </w:rPr>
-        <w:t xml:space="preserve">Teacher reference — remove or fold back before distributing to students.</w:t>
-      </w:r>
-    </w:p>
-    <w:p>
-      <w:pPr>
-        <w:pStyle w:val="Heading2"/>
-        <w:spacing w:after="80" w:before="180"/>
-      </w:pPr>
-      <w:r>
-        <w:rPr>
-          <w:b/>
-          <w:bCs/>
-          <w:color w:val="12355B"/>
-          <w:sz w:val="24"/>
-          <w:szCs w:val="24"/>
-        </w:rPr>
-        <w:t xml:space="preserve">Guided Notes (Fill-in)</w:t>
-      </w:r>
-    </w:p>
-    <w:p>
-      <w:pPr>
-        <w:spacing w:after="80"/>
-      </w:pPr>
-      <w:r>
-        <w:rPr>
-          <w:b/>
-          <w:bCs/>
-          <w:sz w:val="21"/>
-          <w:szCs w:val="21"/>
-        </w:rPr>
-        <w:t xml:space="preserve">Notes 1:  </w:t>
-      </w:r>
-      <w:r>
-        <w:rPr>
-          <w:sz w:val="21"/>
-          <w:szCs w:val="21"/>
-        </w:rPr>
-        <w:t xml:space="preserve">Surface area</w:t>
-      </w:r>
-    </w:p>
-    <w:p>
-      <w:pPr>
-        <w:spacing w:after="80"/>
-      </w:pPr>
-      <w:r>
-        <w:rPr>
-          <w:b/>
-          <w:bCs/>
-          <w:sz w:val="21"/>
-          <w:szCs w:val="21"/>
-        </w:rPr>
-        <w:t xml:space="preserve">Notes 2:  </w:t>
-      </w:r>
-      <w:r>
-        <w:rPr>
-          <w:sz w:val="21"/>
-          <w:szCs w:val="21"/>
-        </w:rPr>
-        <w:t xml:space="preserve">Net</w:t>
-      </w:r>
-    </w:p>
-    <w:p>
-      <w:pPr>
-        <w:spacing w:after="80"/>
-      </w:pPr>
-      <w:r>
-        <w:rPr>
-          <w:b/>
-          <w:bCs/>
-          <w:sz w:val="21"/>
-          <w:szCs w:val="21"/>
-        </w:rPr>
-        <w:t xml:space="preserve">Notes 3:  </w:t>
-      </w:r>
-      <w:r>
-        <w:rPr>
-          <w:sz w:val="21"/>
-          <w:szCs w:val="21"/>
-        </w:rPr>
-        <w:t xml:space="preserve">Face</w:t>
-      </w:r>
-    </w:p>
-    <w:p>
-      <w:pPr>
-        <w:spacing w:after="80"/>
-      </w:pPr>
-      <w:r>
-        <w:rPr>
-          <w:b/>
-          <w:bCs/>
-          <w:sz w:val="21"/>
-          <w:szCs w:val="21"/>
-        </w:rPr>
-        <w:t xml:space="preserve">Notes 4:  </w:t>
-      </w:r>
-      <w:r>
-        <w:rPr>
-          <w:sz w:val="21"/>
-          <w:szCs w:val="21"/>
-        </w:rPr>
-        <w:t xml:space="preserve">Two-dimensional</w:t>
-      </w:r>
-    </w:p>
-    <w:p>
-      <w:pPr>
-        <w:spacing w:after="80"/>
-      </w:pPr>
-      <w:r>
-        <w:rPr>
-          <w:b/>
-          <w:bCs/>
-          <w:sz w:val="21"/>
-          <w:szCs w:val="21"/>
-        </w:rPr>
-        <w:t xml:space="preserve">Notes 5:  </w:t>
-      </w:r>
-      <w:r>
-        <w:rPr>
-          <w:sz w:val="21"/>
-          <w:szCs w:val="21"/>
-        </w:rPr>
-        <w:t xml:space="preserve">Edge</w:t>
-      </w:r>
-    </w:p>
-    <w:p>
-      <w:pPr>
-        <w:pStyle w:val="Heading2"/>
-        <w:spacing w:after="80" w:before="180"/>
-      </w:pPr>
-      <w:r>
-        <w:rPr>
-          <w:b/>
-          <w:bCs/>
-          <w:color w:val="12355B"/>
-          <w:sz w:val="24"/>
-          <w:szCs w:val="24"/>
-        </w:rPr>
-        <w:t xml:space="preserve">Worked Notes (I Do / We Do)</w:t>
-      </w:r>
-    </w:p>
-    <w:p>
-      <w:pPr>
-        <w:spacing w:after="80"/>
-      </w:pPr>
-      <w:r>
-        <w:rPr>
-          <w:b/>
-          <w:bCs/>
-          <w:sz w:val="21"/>
-          <w:szCs w:val="21"/>
-        </w:rPr>
-        <w:t xml:space="preserve">I Do:  </w:t>
-      </w:r>
-      <w:r>
-        <w:rPr>
-          <w:sz w:val="21"/>
-          <w:szCs w:val="21"/>
-        </w:rPr>
-        <w:t xml:space="preserve">A. 88 in²</w:t>
-      </w:r>
-    </w:p>
-    <w:p>
-      <w:pPr>
-        <w:spacing w:after="80"/>
-      </w:pPr>
-      <w:r>
-        <w:rPr>
-          <w:b/>
-          <w:bCs/>
-          <w:sz w:val="21"/>
-          <w:szCs w:val="21"/>
-        </w:rPr>
-        <w:t xml:space="preserve">We Do:  </w:t>
-      </w:r>
-      <w:r>
-        <w:rPr>
-          <w:sz w:val="21"/>
-          <w:szCs w:val="21"/>
-        </w:rPr>
-        <w:t xml:space="preserve">A. 6</w:t>
-      </w:r>
-    </w:p>
-    <w:p>
-      <w:pPr>
-        <w:pStyle w:val="Heading2"/>
-        <w:spacing w:after="80" w:before="180"/>
-      </w:pPr>
-      <w:r>
-        <w:rPr>
-          <w:b/>
-          <w:bCs/>
-          <w:color w:val="12355B"/>
-          <w:sz w:val="24"/>
-          <w:szCs w:val="24"/>
-        </w:rPr>
-        <w:t xml:space="preserve">Independent Practice</w:t>
-      </w:r>
-    </w:p>
-    <w:p>
-      <w:pPr>
-        <w:spacing w:after="80"/>
-      </w:pPr>
-      <w:r>
-        <w:rPr>
-          <w:b/>
-          <w:bCs/>
-          <w:sz w:val="21"/>
-          <w:szCs w:val="21"/>
-        </w:rPr>
-        <w:t xml:space="preserve">1.  </w:t>
-      </w:r>
-      <w:r>
-        <w:rPr>
-          <w:sz w:val="21"/>
-          <w:szCs w:val="21"/>
-        </w:rPr>
-        <w:t xml:space="preserve">A)  Square units (in², cm², ft²)</w:t>
-      </w:r>
-      <w:r>
-        <w:rPr>
-          <w:i/>
-          <w:iCs/>
-          <w:color w:val="5F6F80"/>
-          <w:sz w:val="19"/>
-          <w:szCs w:val="19"/>
-        </w:rPr>
-        <w:t xml:space="preserve">  — Surface area measures flat surfaces, so it uses square units. Volume uses cubic units.</w:t>
-      </w:r>
-    </w:p>
-    <w:p>
-      <w:pPr>
-        <w:spacing w:after="80"/>
-      </w:pPr>
-      <w:r>
-        <w:rPr>
-          <w:b/>
-          <w:bCs/>
-          <w:sz w:val="21"/>
-          <w:szCs w:val="21"/>
-        </w:rPr>
-        <w:t xml:space="preserve">2.  </w:t>
-      </w:r>
-      <w:r>
-        <w:rPr>
-          <w:sz w:val="21"/>
-          <w:szCs w:val="21"/>
-        </w:rPr>
-        <w:t xml:space="preserve">A)  150 cm²</w:t>
-      </w:r>
-      <w:r>
-        <w:rPr>
-          <w:i/>
-          <w:iCs/>
-          <w:color w:val="5F6F80"/>
-          <w:sz w:val="19"/>
-          <w:szCs w:val="19"/>
-        </w:rPr>
-        <w:t xml:space="preserve">  — A cube has 6 identical faces. Each face: 5 × 5 = 25 cm². Total SA = 6 × 25 = 150 cm².</w:t>
-      </w:r>
-    </w:p>
-    <w:p>
-      <w:pPr>
-        <w:spacing w:after="80"/>
-      </w:pPr>
-      <w:r>
-        <w:rPr>
-          <w:b/>
-          <w:bCs/>
-          <w:sz w:val="21"/>
-          <w:szCs w:val="21"/>
-        </w:rPr>
-        <w:t xml:space="preserve">3.  </w:t>
-      </w:r>
-      <w:r>
-        <w:rPr>
-          <w:sz w:val="21"/>
-          <w:szCs w:val="21"/>
-        </w:rPr>
-        <w:t xml:space="preserve">A)  24 cm²</w:t>
-      </w:r>
-      <w:r>
-        <w:rPr>
-          <w:i/>
-          <w:iCs/>
-          <w:color w:val="5F6F80"/>
-          <w:sz w:val="19"/>
-          <w:szCs w:val="19"/>
-        </w:rPr>
-        <w:t xml:space="preserve">  — A cube net has 6 equal square faces. With each face 4 cm², the surface area is 6 × 4 = 24 cm².</w:t>
-      </w:r>
-    </w:p>
-    <w:p>
-      <w:pPr>
-        <w:spacing w:after="80"/>
-      </w:pPr>
-      <w:r>
-        <w:rPr>
-          <w:b/>
-          <w:bCs/>
-          <w:sz w:val="21"/>
-          <w:szCs w:val="21"/>
-        </w:rPr>
-        <w:t xml:space="preserve">4.  </w:t>
-      </w:r>
-      <w:r>
-        <w:rPr>
-          <w:sz w:val="21"/>
-          <w:szCs w:val="21"/>
-        </w:rPr>
-        <w:t xml:space="preserve">A)  6</w:t>
-      </w:r>
-      <w:r>
-        <w:rPr>
-          <w:i/>
-          <w:iCs/>
-          <w:color w:val="5F6F80"/>
-          <w:sz w:val="19"/>
-          <w:szCs w:val="19"/>
-        </w:rPr>
-        <w:t xml:space="preserve">  — A rectangular prism has 6 faces — top, bottom, front, back, left, and right — so its net shows 6 faces.</w:t>
-      </w:r>
-    </w:p>
-    <w:p>
-      <w:pPr>
-        <w:pStyle w:val="Heading2"/>
-        <w:spacing w:after="80" w:before="180"/>
-      </w:pPr>
-      <w:r>
-        <w:rPr>
-          <w:b/>
-          <w:bCs/>
-          <w:color w:val="12355B"/>
-          <w:sz w:val="24"/>
-          <w:szCs w:val="24"/>
-        </w:rPr>
-        <w:t xml:space="preserve">Exit Ticket</w:t>
-      </w:r>
-    </w:p>
-    <w:p>
-      <w:pPr>
-        <w:spacing w:after="80"/>
-      </w:pPr>
-      <w:r>
-        <w:rPr>
-          <w:sz w:val="21"/>
-          <w:szCs w:val="21"/>
-        </w:rPr>
-        <w:t xml:space="preserve">A)  174 in²</w:t>
-      </w:r>
-      <w:r>
-        <w:rPr>
-          <w:i/>
-          <w:iCs/>
-          <w:color w:val="5F6F80"/>
-          <w:sz w:val="19"/>
-          <w:szCs w:val="19"/>
-        </w:rPr>
-        <w:t xml:space="preserve">  — SA = 2(9×5) + 2(9×3) + 2(5×3) = 90 + 54 + 30 = 174 in². Surface area uses square units (in²).</w:t>
       </w:r>
     </w:p>
     <w:sectPr>

--- a/lessons/10-3/downloads/10-3-notes.docx
+++ b/lessons/10-3/downloads/10-3-notes.docx
@@ -14,7 +14,7 @@
           <w:sz w:val="18"/>
           <w:szCs w:val="18"/>
         </w:rPr>
-        <w:t xml:space="preserve">UNIT 10  ·  LESSON 3      STANDARD 6.G.4</w:t>
+        <w:t xml:space="preserve">UNIT 10  ·  LESSON 3      STANDARD 6.GR.4</w:t>
       </w:r>
     </w:p>
     <w:p>
@@ -2436,6 +2436,32 @@
     </w:p>
     <w:p>
       <w:pPr>
+        <w:pStyle w:val="Heading2"/>
+        <w:spacing w:after="80" w:before="180"/>
+      </w:pPr>
+      <w:r>
+        <w:rPr>
+          <w:b/>
+          <w:bCs/>
+          <w:color w:val="12355B"/>
+          <w:sz w:val="24"/>
+          <w:szCs w:val="24"/>
+        </w:rPr>
+        <w:t xml:space="preserve">Level 1 Support</w:t>
+      </w:r>
+      <w:r>
+        <w:rPr>
+          <w:i/>
+          <w:iCs/>
+          <w:color w:val="1FA6A2"/>
+          <w:sz w:val="19"/>
+          <w:szCs w:val="19"/>
+        </w:rPr>
+        <w:t xml:space="preserve">   extra scaffolding</w:t>
+      </w:r>
+    </w:p>
+    <w:p>
+      <w:pPr>
         <w:keepNext/>
         <w:spacing w:after="60" w:before="160"/>
       </w:pPr>
@@ -2566,6 +2592,32 @@
     </w:tbl>
     <w:p>
       <w:pPr>
+        <w:pStyle w:val="Heading2"/>
+        <w:spacing w:after="80" w:before="180"/>
+      </w:pPr>
+      <w:r>
+        <w:rPr>
+          <w:b/>
+          <w:bCs/>
+          <w:color w:val="12355B"/>
+          <w:sz w:val="24"/>
+          <w:szCs w:val="24"/>
+        </w:rPr>
+        <w:t xml:space="preserve">On Level</w:t>
+      </w:r>
+      <w:r>
+        <w:rPr>
+          <w:i/>
+          <w:iCs/>
+          <w:color w:val="12355B"/>
+          <w:sz w:val="19"/>
+          <w:szCs w:val="19"/>
+        </w:rPr>
+        <w:t xml:space="preserve">   grade-level practice</w:t>
+      </w:r>
+    </w:p>
+    <w:p>
+      <w:pPr>
         <w:keepNext/>
         <w:spacing w:after="60" w:before="160"/>
       </w:pPr>
@@ -2639,266 +2691,6 @@
           <w:szCs w:val="20"/>
         </w:rPr>
         <w:t xml:space="preserve">D)  30 cm²</w:t>
-      </w:r>
-    </w:p>
-    <w:p>
-      <w:pPr>
-        <w:spacing w:after="20"/>
-      </w:pPr>
-      <w:r>
-        <w:t xml:space="preserve"/>
-      </w:r>
-    </w:p>
-    <w:tbl>
-      <w:tblPr>
-        <w:tblW w:type="pct" w:w="100%"/>
-        <w:tblBorders>
-          <w:top w:val="single" w:color="C7D2DD" w:sz="6"/>
-          <w:left w:val="single" w:color="C7D2DD" w:sz="6"/>
-          <w:bottom w:val="single" w:color="C7D2DD" w:sz="6"/>
-          <w:right w:val="single" w:color="C7D2DD" w:sz="6"/>
-          <w:insideH w:val="single" w:color="auto" w:sz="4"/>
-          <w:insideV w:val="single" w:color="auto" w:sz="4"/>
-        </w:tblBorders>
-      </w:tblPr>
-      <w:tblGrid>
-        <w:gridCol w:w="100"/>
-      </w:tblGrid>
-      <w:tr>
-        <w:tc>
-          <w:tcPr>
-            <w:shd w:fill="FBF3E2" w:color="auto" w:val="clear"/>
-            <w:tcMar>
-              <w:top w:type="dxa" w:w="60"/>
-              <w:left w:type="dxa" w:w="120"/>
-              <w:bottom w:type="dxa" w:w="60"/>
-              <w:right w:type="dxa" w:w="120"/>
-            </w:tcMar>
-          </w:tcPr>
-          <w:p>
-            <w:pPr>
-              <w:spacing w:after="0" w:line="320"/>
-            </w:pPr>
-            <w:r>
-              <w:t xml:space="preserve"/>
-            </w:r>
-          </w:p>
-          <w:p>
-            <w:pPr>
-              <w:spacing w:after="0" w:line="320"/>
-            </w:pPr>
-            <w:r>
-              <w:t xml:space="preserve"/>
-            </w:r>
-          </w:p>
-        </w:tc>
-      </w:tr>
-    </w:tbl>
-    <w:p>
-      <w:pPr>
-        <w:keepNext/>
-        <w:spacing w:after="60" w:before="160"/>
-      </w:pPr>
-      <w:r>
-        <w:rPr>
-          <w:b/>
-          <w:bCs/>
-          <w:color w:val="12355B"/>
-          <w:sz w:val="22"/>
-          <w:szCs w:val="22"/>
-        </w:rPr>
-        <w:t xml:space="preserve">3.  </w:t>
-      </w:r>
-      <w:r>
-        <w:rPr>
-          <w:b/>
-          <w:bCs/>
-          <w:sz w:val="21"/>
-          <w:szCs w:val="21"/>
-        </w:rPr>
-        <w:t xml:space="preserve">You unfold a time capsule that is a cube. Its net shows 6 equal squares, and each square has an area of 4 cm². What is the cube's total surface area?</w:t>
-      </w:r>
-    </w:p>
-    <w:p>
-      <w:pPr>
-        <w:spacing w:after="40"/>
-        <w:ind w:left="420"/>
-      </w:pPr>
-      <w:r>
-        <w:rPr>
-          <w:sz w:val="20"/>
-          <w:szCs w:val="20"/>
-        </w:rPr>
-        <w:t xml:space="preserve">A)  24 cm²</w:t>
-      </w:r>
-    </w:p>
-    <w:p>
-      <w:pPr>
-        <w:spacing w:after="40"/>
-        <w:ind w:left="420"/>
-      </w:pPr>
-      <w:r>
-        <w:rPr>
-          <w:sz w:val="20"/>
-          <w:szCs w:val="20"/>
-        </w:rPr>
-        <w:t xml:space="preserve">B)  10 cm²</w:t>
-      </w:r>
-    </w:p>
-    <w:p>
-      <w:pPr>
-        <w:spacing w:after="40"/>
-        <w:ind w:left="420"/>
-      </w:pPr>
-      <w:r>
-        <w:rPr>
-          <w:sz w:val="20"/>
-          <w:szCs w:val="20"/>
-        </w:rPr>
-        <w:t xml:space="preserve">C)  16 cm²</w:t>
-      </w:r>
-    </w:p>
-    <w:p>
-      <w:pPr>
-        <w:spacing w:after="40"/>
-        <w:ind w:left="420"/>
-      </w:pPr>
-      <w:r>
-        <w:rPr>
-          <w:sz w:val="20"/>
-          <w:szCs w:val="20"/>
-        </w:rPr>
-        <w:t xml:space="preserve">D)  12 cm²</w:t>
-      </w:r>
-    </w:p>
-    <w:p>
-      <w:pPr>
-        <w:spacing w:after="20"/>
-      </w:pPr>
-      <w:r>
-        <w:t xml:space="preserve"/>
-      </w:r>
-    </w:p>
-    <w:tbl>
-      <w:tblPr>
-        <w:tblW w:type="pct" w:w="100%"/>
-        <w:tblBorders>
-          <w:top w:val="single" w:color="C7D2DD" w:sz="6"/>
-          <w:left w:val="single" w:color="C7D2DD" w:sz="6"/>
-          <w:bottom w:val="single" w:color="C7D2DD" w:sz="6"/>
-          <w:right w:val="single" w:color="C7D2DD" w:sz="6"/>
-          <w:insideH w:val="single" w:color="auto" w:sz="4"/>
-          <w:insideV w:val="single" w:color="auto" w:sz="4"/>
-        </w:tblBorders>
-      </w:tblPr>
-      <w:tblGrid>
-        <w:gridCol w:w="100"/>
-      </w:tblGrid>
-      <w:tr>
-        <w:tc>
-          <w:tcPr>
-            <w:shd w:fill="FBF3E2" w:color="auto" w:val="clear"/>
-            <w:tcMar>
-              <w:top w:type="dxa" w:w="60"/>
-              <w:left w:type="dxa" w:w="120"/>
-              <w:bottom w:type="dxa" w:w="60"/>
-              <w:right w:type="dxa" w:w="120"/>
-            </w:tcMar>
-          </w:tcPr>
-          <w:p>
-            <w:pPr>
-              <w:spacing w:after="0" w:line="320"/>
-            </w:pPr>
-            <w:r>
-              <w:t xml:space="preserve"/>
-            </w:r>
-          </w:p>
-          <w:p>
-            <w:pPr>
-              <w:spacing w:after="0" w:line="320"/>
-            </w:pPr>
-            <w:r>
-              <w:t xml:space="preserve"/>
-            </w:r>
-          </w:p>
-        </w:tc>
-      </w:tr>
-    </w:tbl>
-    <w:p>
-      <w:pPr>
-        <w:keepNext/>
-        <w:spacing w:after="60" w:before="160"/>
-      </w:pPr>
-      <w:r>
-        <w:rPr>
-          <w:b/>
-          <w:bCs/>
-          <w:color w:val="12355B"/>
-          <w:sz w:val="22"/>
-          <w:szCs w:val="22"/>
-        </w:rPr>
-        <w:t xml:space="preserve">4.  </w:t>
-      </w:r>
-      <w:r>
-        <w:rPr>
-          <w:b/>
-          <w:bCs/>
-          <w:sz w:val="21"/>
-          <w:szCs w:val="21"/>
-        </w:rPr>
-        <w:t xml:space="preserve">Your team unfolds a rectangular time capsule box into a flat net. How many faces (flat sides) will the net show in all?</w:t>
-      </w:r>
-    </w:p>
-    <w:p>
-      <w:pPr>
-        <w:spacing w:after="40"/>
-        <w:ind w:left="420"/>
-      </w:pPr>
-      <w:r>
-        <w:rPr>
-          <w:sz w:val="20"/>
-          <w:szCs w:val="20"/>
-        </w:rPr>
-        <w:t xml:space="preserve">A)  6</w:t>
-      </w:r>
-    </w:p>
-    <w:p>
-      <w:pPr>
-        <w:spacing w:after="40"/>
-        <w:ind w:left="420"/>
-      </w:pPr>
-      <w:r>
-        <w:rPr>
-          <w:sz w:val="20"/>
-          <w:szCs w:val="20"/>
-        </w:rPr>
-        <w:t xml:space="preserve">B)  4</w:t>
-      </w:r>
-    </w:p>
-    <w:p>
-      <w:pPr>
-        <w:spacing w:after="40"/>
-        <w:ind w:left="420"/>
-      </w:pPr>
-      <w:r>
-        <w:rPr>
-          <w:sz w:val="20"/>
-          <w:szCs w:val="20"/>
-        </w:rPr>
-        <w:t xml:space="preserve">C)  5</w:t>
-      </w:r>
-    </w:p>
-    <w:p>
-      <w:pPr>
-        <w:spacing w:after="40"/>
-        <w:ind w:left="420"/>
-      </w:pPr>
-      <w:r>
-        <w:rPr>
-          <w:sz w:val="20"/>
-          <w:szCs w:val="20"/>
-        </w:rPr>
-        <w:t xml:space="preserve">D)  8</w:t>
       </w:r>
     </w:p>
     <w:p>

--- a/lessons/10-3/downloads/10-3-notes.docx
+++ b/lessons/10-3/downloads/10-3-notes.docx
@@ -1228,6 +1228,1302 @@
           <w:szCs w:val="22"/>
         </w:rPr>
         <w:t xml:space="preserve">A line segment where two faces meet is an ___.</w:t>
+      </w:r>
+    </w:p>
+    <w:p>
+      <w:pPr>
+        <w:pStyle w:val="Heading1"/>
+        <w:pageBreakBefore/>
+        <w:pBdr>
+          <w:bottom w:val="single" w:color="1FA6A2" w:sz="14" w:space="6"/>
+        </w:pBdr>
+        <w:spacing w:after="140" w:before="0"/>
+      </w:pPr>
+      <w:r>
+        <w:rPr>
+          <w:b/>
+          <w:bCs/>
+          <w:color w:val="12355B"/>
+          <w:sz w:val="30"/>
+          <w:szCs w:val="30"/>
+        </w:rPr>
+        <w:t xml:space="preserve">Write About the Math</w:t>
+      </w:r>
+    </w:p>
+    <w:p>
+      <w:pPr>
+        <w:spacing w:after="100"/>
+      </w:pPr>
+      <w:r>
+        <w:rPr>
+          <w:i/>
+          <w:iCs/>
+          <w:color w:val="5F6F80"/>
+          <w:sz w:val="19"/>
+          <w:szCs w:val="19"/>
+        </w:rPr>
+        <w:t xml:space="preserve">Use the support level you need. Every level answers the same math question.</w:t>
+      </w:r>
+    </w:p>
+    <w:p>
+      <w:pPr>
+        <w:pStyle w:val="Heading2"/>
+        <w:spacing w:after="80" w:before="180"/>
+      </w:pPr>
+      <w:r>
+        <w:rPr>
+          <w:b/>
+          <w:bCs/>
+          <w:color w:val="12355B"/>
+          <w:sz w:val="24"/>
+          <w:szCs w:val="24"/>
+        </w:rPr>
+        <w:t xml:space="preserve">1. Understand the Question</w:t>
+      </w:r>
+      <w:r>
+        <w:rPr>
+          <w:i/>
+          <w:iCs/>
+          <w:color w:val="B97A12"/>
+          <w:sz w:val="19"/>
+          <w:szCs w:val="19"/>
+        </w:rPr>
+        <w:t xml:space="preserve">   explain</w:t>
+      </w:r>
+    </w:p>
+    <w:tbl>
+      <w:tblPr>
+        <w:tblW w:type="pct" w:w="100%"/>
+        <w:tblBorders>
+          <w:top w:val="single" w:color="1FA6A2" w:sz="8"/>
+          <w:left w:val="single" w:color="1FA6A2" w:sz="8"/>
+          <w:bottom w:val="single" w:color="1FA6A2" w:sz="8"/>
+          <w:right w:val="single" w:color="1FA6A2" w:sz="8"/>
+          <w:insideH w:val="single" w:color="auto" w:sz="4"/>
+          <w:insideV w:val="single" w:color="auto" w:sz="4"/>
+        </w:tblBorders>
+      </w:tblPr>
+      <w:tblGrid>
+        <w:gridCol w:w="100"/>
+      </w:tblGrid>
+      <w:tr>
+        <w:tc>
+          <w:tcPr>
+            <w:shd w:fill="E6F4F3" w:color="auto" w:val="clear"/>
+            <w:tcMar>
+              <w:top w:type="dxa" w:w="120"/>
+              <w:left w:type="dxa" w:w="180"/>
+              <w:bottom w:type="dxa" w:w="120"/>
+              <w:right w:type="dxa" w:w="180"/>
+            </w:tcMar>
+          </w:tcPr>
+          <w:p>
+            <w:pPr>
+              <w:spacing w:after="60"/>
+            </w:pPr>
+            <w:r>
+              <w:rPr>
+                <w:color w:val="1A2733"/>
+                <w:sz w:val="21"/>
+                <w:szCs w:val="21"/>
+              </w:rPr>
+              <w:t xml:space="preserve">For the box l = 8, w = 5, h = 3, you found three face pairs. How did you use the net to organize the faces into pairs, and which pair had the largest area?</w:t>
+            </w:r>
+          </w:p>
+          <w:p>
+            <w:pPr>
+              <w:spacing w:after="0"/>
+            </w:pPr>
+            <w:r>
+              <w:rPr>
+                <w:b/>
+                <w:bCs/>
+                <w:color w:val="12355B"/>
+                <w:sz w:val="20"/>
+                <w:szCs w:val="20"/>
+              </w:rPr>
+              <w:t xml:space="preserve">Your job:  </w:t>
+            </w:r>
+            <w:r>
+              <w:rPr>
+                <w:sz w:val="20"/>
+                <w:szCs w:val="20"/>
+              </w:rPr>
+              <w:t xml:space="preserve">Answer the question. Use math evidence. Explain how the evidence proves your answer.</w:t>
+            </w:r>
+            <w:r>
+              <w:rPr>
+                <w:i/>
+                <w:iCs/>
+                <w:color w:val="5F6F80"/>
+                <w:sz w:val="18"/>
+                <w:szCs w:val="18"/>
+              </w:rPr>
+              <w:br/>
+              <w:t xml:space="preserve">Responde la pregunta. Usa evidencia matemática. Explica cómo la evidencia demuestra tu respuesta.</w:t>
+            </w:r>
+          </w:p>
+        </w:tc>
+      </w:tr>
+    </w:tbl>
+    <w:p>
+      <w:pPr>
+        <w:pStyle w:val="Heading2"/>
+        <w:spacing w:after="80" w:before="180"/>
+      </w:pPr>
+      <w:r>
+        <w:rPr>
+          <w:b/>
+          <w:bCs/>
+          <w:color w:val="12355B"/>
+          <w:sz w:val="24"/>
+          <w:szCs w:val="24"/>
+        </w:rPr>
+        <w:t xml:space="preserve">2. Plan Your Math Words</w:t>
+      </w:r>
+      <w:r>
+        <w:rPr>
+          <w:i/>
+          <w:iCs/>
+          <w:color w:val="1FA6A2"/>
+          <w:sz w:val="19"/>
+          <w:szCs w:val="19"/>
+        </w:rPr>
+        <w:t xml:space="preserve">   check at least two</w:t>
+      </w:r>
+    </w:p>
+    <w:p>
+      <w:pPr>
+        <w:spacing w:after="60"/>
+      </w:pPr>
+      <w:r>
+        <w:rPr>
+          <w:b/>
+          <w:bCs/>
+          <w:color w:val="1FA6A2"/>
+          <w:sz w:val="22"/>
+          <w:szCs w:val="22"/>
+        </w:rPr>
+        <w:t xml:space="preserve">☐  </w:t>
+      </w:r>
+      <w:r>
+        <w:rPr>
+          <w:b/>
+          <w:bCs/>
+          <w:color w:val="12355B"/>
+          <w:sz w:val="20"/>
+          <w:szCs w:val="20"/>
+        </w:rPr>
+        <w:t xml:space="preserve">Surface area — </w:t>
+      </w:r>
+      <w:r>
+        <w:rPr>
+          <w:sz w:val="20"/>
+          <w:szCs w:val="20"/>
+        </w:rPr>
+        <w:t xml:space="preserve">The total area of all the flat sides of a solid.</w:t>
+      </w:r>
+      <w:r>
+        <w:rPr>
+          <w:i/>
+          <w:iCs/>
+          <w:color w:val="5F6F80"/>
+          <w:sz w:val="18"/>
+          <w:szCs w:val="18"/>
+        </w:rPr>
+        <w:br/>
+        <w:t xml:space="preserve">Área de superficie — El área total de todos los lados planos de un sólido.</w:t>
+      </w:r>
+    </w:p>
+    <w:p>
+      <w:pPr>
+        <w:spacing w:after="60"/>
+      </w:pPr>
+      <w:r>
+        <w:rPr>
+          <w:b/>
+          <w:bCs/>
+          <w:color w:val="1FA6A2"/>
+          <w:sz w:val="22"/>
+          <w:szCs w:val="22"/>
+        </w:rPr>
+        <w:t xml:space="preserve">☐  </w:t>
+      </w:r>
+      <w:r>
+        <w:rPr>
+          <w:b/>
+          <w:bCs/>
+          <w:color w:val="12355B"/>
+          <w:sz w:val="20"/>
+          <w:szCs w:val="20"/>
+        </w:rPr>
+        <w:t xml:space="preserve">Net — </w:t>
+      </w:r>
+      <w:r>
+        <w:rPr>
+          <w:sz w:val="20"/>
+          <w:szCs w:val="20"/>
+        </w:rPr>
+        <w:t xml:space="preserve">A flat shape that folds up into a solid.</w:t>
+      </w:r>
+      <w:r>
+        <w:rPr>
+          <w:i/>
+          <w:iCs/>
+          <w:color w:val="5F6F80"/>
+          <w:sz w:val="18"/>
+          <w:szCs w:val="18"/>
+        </w:rPr>
+        <w:br/>
+        <w:t xml:space="preserve">Plantilla (desarrollo plano) — Una figura plana que se dobla y forma un sólido.</w:t>
+      </w:r>
+    </w:p>
+    <w:p>
+      <w:pPr>
+        <w:spacing w:after="60"/>
+      </w:pPr>
+      <w:r>
+        <w:rPr>
+          <w:b/>
+          <w:bCs/>
+          <w:color w:val="1FA6A2"/>
+          <w:sz w:val="22"/>
+          <w:szCs w:val="22"/>
+        </w:rPr>
+        <w:t xml:space="preserve">☐  </w:t>
+      </w:r>
+      <w:r>
+        <w:rPr>
+          <w:b/>
+          <w:bCs/>
+          <w:color w:val="12355B"/>
+          <w:sz w:val="20"/>
+          <w:szCs w:val="20"/>
+        </w:rPr>
+        <w:t xml:space="preserve">Face — </w:t>
+      </w:r>
+      <w:r>
+        <w:rPr>
+          <w:sz w:val="20"/>
+          <w:szCs w:val="20"/>
+        </w:rPr>
+        <w:t xml:space="preserve">One flat side of a solid shape.</w:t>
+      </w:r>
+      <w:r>
+        <w:rPr>
+          <w:i/>
+          <w:iCs/>
+          <w:color w:val="5F6F80"/>
+          <w:sz w:val="18"/>
+          <w:szCs w:val="18"/>
+        </w:rPr>
+        <w:br/>
+        <w:t xml:space="preserve">Cara — Un lado plano de una figura sólida.</w:t>
+      </w:r>
+    </w:p>
+    <w:p>
+      <w:pPr>
+        <w:spacing w:after="60"/>
+      </w:pPr>
+      <w:r>
+        <w:rPr>
+          <w:b/>
+          <w:bCs/>
+          <w:color w:val="1FA6A2"/>
+          <w:sz w:val="22"/>
+          <w:szCs w:val="22"/>
+        </w:rPr>
+        <w:t xml:space="preserve">☐  </w:t>
+      </w:r>
+      <w:r>
+        <w:rPr>
+          <w:b/>
+          <w:bCs/>
+          <w:color w:val="12355B"/>
+          <w:sz w:val="20"/>
+          <w:szCs w:val="20"/>
+        </w:rPr>
+        <w:t xml:space="preserve">Two-dimensional — </w:t>
+      </w:r>
+      <w:r>
+        <w:rPr>
+          <w:sz w:val="20"/>
+          <w:szCs w:val="20"/>
+        </w:rPr>
+        <w:t xml:space="preserve">A flat shape with length and width, but no thickness.</w:t>
+      </w:r>
+      <w:r>
+        <w:rPr>
+          <w:i/>
+          <w:iCs/>
+          <w:color w:val="5F6F80"/>
+          <w:sz w:val="18"/>
+          <w:szCs w:val="18"/>
+        </w:rPr>
+        <w:br/>
+        <w:t xml:space="preserve">Bidimensional — Una figura plana con largo y ancho, pero sin grosor.</w:t>
+      </w:r>
+    </w:p>
+    <w:p>
+      <w:pPr>
+        <w:spacing w:after="60"/>
+      </w:pPr>
+      <w:r>
+        <w:rPr>
+          <w:b/>
+          <w:bCs/>
+          <w:color w:val="1FA6A2"/>
+          <w:sz w:val="22"/>
+          <w:szCs w:val="22"/>
+        </w:rPr>
+        <w:t xml:space="preserve">☐  </w:t>
+      </w:r>
+      <w:r>
+        <w:rPr>
+          <w:b/>
+          <w:bCs/>
+          <w:color w:val="12355B"/>
+          <w:sz w:val="20"/>
+          <w:szCs w:val="20"/>
+        </w:rPr>
+        <w:t xml:space="preserve">Edge — </w:t>
+      </w:r>
+      <w:r>
+        <w:rPr>
+          <w:sz w:val="20"/>
+          <w:szCs w:val="20"/>
+        </w:rPr>
+        <w:t xml:space="preserve">The line where two flat sides of a solid meet.</w:t>
+      </w:r>
+      <w:r>
+        <w:rPr>
+          <w:i/>
+          <w:iCs/>
+          <w:color w:val="5F6F80"/>
+          <w:sz w:val="18"/>
+          <w:szCs w:val="18"/>
+        </w:rPr>
+        <w:br/>
+        <w:t xml:space="preserve">Arista — La línea donde se unen dos lados planos de un sólido.</w:t>
+      </w:r>
+    </w:p>
+    <w:tbl>
+      <w:tblPr>
+        <w:tblW w:type="pct" w:w="100%"/>
+        <w:tblBorders>
+          <w:top w:val="single" w:color="1FA6A2" w:sz="8"/>
+          <w:left w:val="single" w:color="1FA6A2" w:sz="8"/>
+          <w:bottom w:val="single" w:color="1FA6A2" w:sz="8"/>
+          <w:right w:val="single" w:color="1FA6A2" w:sz="8"/>
+          <w:insideH w:val="single" w:color="auto" w:sz="4"/>
+          <w:insideV w:val="single" w:color="auto" w:sz="4"/>
+        </w:tblBorders>
+      </w:tblPr>
+      <w:tblGrid>
+        <w:gridCol w:w="100"/>
+      </w:tblGrid>
+      <w:tr>
+        <w:tc>
+          <w:tcPr>
+            <w:shd w:fill="F7FFFD" w:color="auto" w:val="clear"/>
+            <w:tcMar>
+              <w:top w:type="dxa" w:w="120"/>
+              <w:left w:type="dxa" w:w="180"/>
+              <w:bottom w:type="dxa" w:w="120"/>
+              <w:right w:type="dxa" w:w="180"/>
+            </w:tcMar>
+          </w:tcPr>
+          <w:p>
+            <w:pPr>
+              <w:spacing w:after="50"/>
+            </w:pPr>
+            <w:r>
+              <w:rPr>
+                <w:b/>
+                <w:bCs/>
+                <w:color w:val="1FA6A2"/>
+                <w:sz w:val="20"/>
+                <w:szCs w:val="20"/>
+              </w:rPr>
+              <w:t xml:space="preserve">Say it first:  </w:t>
+            </w:r>
+            <w:r>
+              <w:rPr>
+                <w:sz w:val="20"/>
+                <w:szCs w:val="20"/>
+              </w:rPr>
+              <w:t xml:space="preserve">Say your idea to a partner or quietly to yourself before you write.</w:t>
+            </w:r>
+          </w:p>
+          <w:p>
+            <w:pPr>
+              <w:spacing w:after="60"/>
+            </w:pPr>
+            <w:r>
+              <w:rPr>
+                <w:color w:val="1A2733"/>
+                <w:sz w:val="21"/>
+                <w:szCs w:val="21"/>
+              </w:rPr>
+              <w:t xml:space="preserve">The faces come in ___ pairs because opposite faces are ___.</w:t>
+            </w:r>
+            <w:r>
+              <w:rPr>
+                <w:i/>
+                <w:iCs/>
+                <w:color w:val="5F6F80"/>
+                <w:sz w:val="19"/>
+                <w:szCs w:val="19"/>
+              </w:rPr>
+              <w:br/>
+              <w:t xml:space="preserve">Las caras vienen en ___ pares porque las caras opuestas son ___.</w:t>
+            </w:r>
+          </w:p>
+        </w:tc>
+      </w:tr>
+    </w:tbl>
+    <w:p>
+      <w:pPr>
+        <w:pStyle w:val="Heading2"/>
+        <w:spacing w:after="80" w:before="180"/>
+      </w:pPr>
+      <w:r>
+        <w:rPr>
+          <w:b/>
+          <w:bCs/>
+          <w:color w:val="12355B"/>
+          <w:sz w:val="24"/>
+          <w:szCs w:val="24"/>
+        </w:rPr>
+        <w:t xml:space="preserve">3. Build Your Explanation</w:t>
+      </w:r>
+      <w:r>
+        <w:rPr>
+          <w:i/>
+          <w:iCs/>
+          <w:color w:val="B97A12"/>
+          <w:sz w:val="19"/>
+          <w:szCs w:val="19"/>
+        </w:rPr>
+        <w:t xml:space="preserve">   choose your support</w:t>
+      </w:r>
+    </w:p>
+    <w:tbl>
+      <w:tblPr>
+        <w:tblW w:type="pct" w:w="100%"/>
+        <w:tblBorders>
+          <w:top w:val="single" w:color="BBD0DE" w:sz="8"/>
+          <w:left w:val="single" w:color="BBD0DE" w:sz="8"/>
+          <w:bottom w:val="single" w:color="BBD0DE" w:sz="8"/>
+          <w:right w:val="single" w:color="BBD0DE" w:sz="8"/>
+          <w:insideH w:val="single" w:color="auto" w:sz="4"/>
+          <w:insideV w:val="single" w:color="auto" w:sz="4"/>
+        </w:tblBorders>
+      </w:tblPr>
+      <w:tblGrid>
+        <w:gridCol w:w="100"/>
+      </w:tblGrid>
+      <w:tr>
+        <w:tc>
+          <w:tcPr>
+            <w:shd w:fill="EEF4F8" w:color="auto" w:val="clear"/>
+            <w:tcMar>
+              <w:top w:type="dxa" w:w="120"/>
+              <w:left w:type="dxa" w:w="180"/>
+              <w:bottom w:type="dxa" w:w="120"/>
+              <w:right w:type="dxa" w:w="180"/>
+            </w:tcMar>
+          </w:tcPr>
+          <w:p>
+            <w:pPr>
+              <w:spacing w:after="50"/>
+            </w:pPr>
+            <w:r>
+              <w:rPr>
+                <w:i/>
+                <w:iCs/>
+                <w:color w:val="5F6F80"/>
+                <w:sz w:val="19"/>
+                <w:szCs w:val="19"/>
+              </w:rPr>
+              <w:t xml:space="preserve">This model shows the parts of an explanation. It does not answer your writing question.</w:t>
+            </w:r>
+          </w:p>
+          <w:p>
+            <w:pPr>
+              <w:spacing w:after="80"/>
+            </w:pPr>
+            <w:r>
+              <w:rPr>
+                <w:b/>
+                <w:bCs/>
+                <w:color w:val="12355B"/>
+                <w:sz w:val="19"/>
+                <w:szCs w:val="19"/>
+              </w:rPr>
+              <w:t xml:space="preserve">Claim:  </w:t>
+            </w:r>
+            <w:r>
+              <w:rPr>
+                <w:sz w:val="19"/>
+                <w:szCs w:val="19"/>
+              </w:rPr>
+              <w:t xml:space="preserve">A net lays every face flat so you can see and measure all six faces.</w:t>
+            </w:r>
+          </w:p>
+          <w:p>
+            <w:pPr>
+              <w:spacing w:after="80"/>
+            </w:pPr>
+            <w:r>
+              <w:rPr>
+                <w:b/>
+                <w:bCs/>
+                <w:color w:val="12355B"/>
+                <w:sz w:val="19"/>
+                <w:szCs w:val="19"/>
+              </w:rPr>
+              <w:t xml:space="preserve">Evidence:  </w:t>
+            </w:r>
+            <w:r>
+              <w:rPr>
+                <w:sz w:val="19"/>
+                <w:szCs w:val="19"/>
+              </w:rPr>
+              <w:t xml:space="preserve">Students explain a rectangular prism has 6 faces, and the net unfolds the solid into a flat (two-dimensional) pattern so every face is visible to measure.</w:t>
+            </w:r>
+          </w:p>
+          <w:p>
+            <w:pPr>
+              <w:spacing w:after="80"/>
+            </w:pPr>
+            <w:r>
+              <w:rPr>
+                <w:b/>
+                <w:bCs/>
+                <w:color w:val="12355B"/>
+                <w:sz w:val="19"/>
+                <w:szCs w:val="19"/>
+              </w:rPr>
+              <w:t xml:space="preserve">Reasoning:  </w:t>
+            </w:r>
+            <w:r>
+              <w:rPr>
+                <w:sz w:val="19"/>
+                <w:szCs w:val="19"/>
+              </w:rPr>
+              <w:t xml:space="preserve">This evidence connects the definition of surface area to the mathematical claim.</w:t>
+            </w:r>
+          </w:p>
+        </w:tc>
+      </w:tr>
+    </w:tbl>
+    <w:p>
+      <w:pPr>
+        <w:pStyle w:val="Heading2"/>
+        <w:spacing w:after="80" w:before="180"/>
+      </w:pPr>
+      <w:r>
+        <w:rPr>
+          <w:b/>
+          <w:bCs/>
+          <w:color w:val="12355B"/>
+          <w:sz w:val="24"/>
+          <w:szCs w:val="24"/>
+        </w:rPr>
+        <w:t xml:space="preserve">Start</w:t>
+      </w:r>
+      <w:r>
+        <w:rPr>
+          <w:i/>
+          <w:iCs/>
+          <w:color w:val="1FA6A2"/>
+          <w:sz w:val="19"/>
+          <w:szCs w:val="19"/>
+        </w:rPr>
+        <w:t xml:space="preserve">   Most language support</w:t>
+      </w:r>
+    </w:p>
+    <w:p>
+      <w:pPr>
+        <w:spacing w:after="60"/>
+      </w:pPr>
+      <w:r>
+        <w:rPr>
+          <w:color w:val="1A2733"/>
+          <w:sz w:val="21"/>
+          <w:szCs w:val="21"/>
+        </w:rPr>
+        <w:t xml:space="preserve">Complete the frames. Use the word bank.</w:t>
+      </w:r>
+      <w:r>
+        <w:rPr>
+          <w:i/>
+          <w:iCs/>
+          <w:color w:val="5F6F80"/>
+          <w:sz w:val="19"/>
+          <w:szCs w:val="19"/>
+        </w:rPr>
+        <w:br/>
+        <w:t xml:space="preserve">Completa las oraciones. Usa el banco de palabras.</w:t>
+      </w:r>
+    </w:p>
+    <w:p>
+      <w:pPr>
+        <w:spacing w:after="60"/>
+      </w:pPr>
+      <w:r>
+        <w:rPr>
+          <w:color w:val="1A2733"/>
+          <w:sz w:val="21"/>
+          <w:szCs w:val="21"/>
+        </w:rPr>
+        <w:t xml:space="preserve">The faces come in ___ pairs because opposite faces are ___.</w:t>
+      </w:r>
+      <w:r>
+        <w:rPr>
+          <w:i/>
+          <w:iCs/>
+          <w:color w:val="5F6F80"/>
+          <w:sz w:val="19"/>
+          <w:szCs w:val="19"/>
+        </w:rPr>
+        <w:br/>
+        <w:t xml:space="preserve">Las caras vienen en ___ pares porque las caras opuestas son ___.</w:t>
+      </w:r>
+    </w:p>
+    <w:p>
+      <w:pPr>
+        <w:spacing w:after="60"/>
+      </w:pPr>
+      <w:r>
+        <w:rPr>
+          <w:color w:val="1A2733"/>
+          <w:sz w:val="21"/>
+          <w:szCs w:val="21"/>
+        </w:rPr>
+        <w:t xml:space="preserve">The largest pair is ___ × ___ = ___, counted twice for ___ in².</w:t>
+      </w:r>
+      <w:r>
+        <w:rPr>
+          <w:i/>
+          <w:iCs/>
+          <w:color w:val="5F6F80"/>
+          <w:sz w:val="19"/>
+          <w:szCs w:val="19"/>
+        </w:rPr>
+        <w:br/>
+        <w:t xml:space="preserve">El par más grande es ___ × ___ = ___, contado dos veces para ___ in².</w:t>
+      </w:r>
+    </w:p>
+    <w:tbl>
+      <w:tblPr>
+        <w:tblW w:type="pct" w:w="100%"/>
+        <w:tblBorders>
+          <w:top w:val="single" w:color="C7D2DD" w:sz="6"/>
+          <w:left w:val="single" w:color="C7D2DD" w:sz="6"/>
+          <w:bottom w:val="single" w:color="C7D2DD" w:sz="6"/>
+          <w:right w:val="single" w:color="C7D2DD" w:sz="6"/>
+          <w:insideH w:val="single" w:color="auto" w:sz="4"/>
+          <w:insideV w:val="single" w:color="auto" w:sz="4"/>
+        </w:tblBorders>
+      </w:tblPr>
+      <w:tblGrid>
+        <w:gridCol w:w="100"/>
+      </w:tblGrid>
+      <w:tr>
+        <w:tc>
+          <w:tcPr>
+            <w:shd w:fill="FBF3E2" w:color="auto" w:val="clear"/>
+            <w:tcMar>
+              <w:top w:type="dxa" w:w="60"/>
+              <w:left w:type="dxa" w:w="120"/>
+              <w:bottom w:type="dxa" w:w="60"/>
+              <w:right w:type="dxa" w:w="120"/>
+            </w:tcMar>
+          </w:tcPr>
+          <w:p>
+            <w:pPr>
+              <w:spacing w:after="0" w:line="320"/>
+            </w:pPr>
+            <w:r>
+              <w:t xml:space="preserve"/>
+            </w:r>
+          </w:p>
+          <w:p>
+            <w:pPr>
+              <w:spacing w:after="0" w:line="320"/>
+            </w:pPr>
+            <w:r>
+              <w:t xml:space="preserve"/>
+            </w:r>
+          </w:p>
+          <w:p>
+            <w:pPr>
+              <w:spacing w:after="0" w:line="320"/>
+            </w:pPr>
+            <w:r>
+              <w:t xml:space="preserve"/>
+            </w:r>
+          </w:p>
+        </w:tc>
+      </w:tr>
+    </w:tbl>
+    <w:p>
+      <w:pPr>
+        <w:pStyle w:val="Heading2"/>
+        <w:spacing w:after="80" w:before="180"/>
+      </w:pPr>
+      <w:r>
+        <w:rPr>
+          <w:b/>
+          <w:bCs/>
+          <w:color w:val="12355B"/>
+          <w:sz w:val="24"/>
+          <w:szCs w:val="24"/>
+        </w:rPr>
+        <w:t xml:space="preserve">Build</w:t>
+      </w:r>
+      <w:r>
+        <w:rPr>
+          <w:i/>
+          <w:iCs/>
+          <w:color w:val="B97A12"/>
+          <w:sz w:val="19"/>
+          <w:szCs w:val="19"/>
+        </w:rPr>
+        <w:t xml:space="preserve">   Some language support</w:t>
+      </w:r>
+    </w:p>
+    <w:p>
+      <w:pPr>
+        <w:spacing w:after="60"/>
+      </w:pPr>
+      <w:r>
+        <w:rPr>
+          <w:color w:val="1A2733"/>
+          <w:sz w:val="21"/>
+          <w:szCs w:val="21"/>
+        </w:rPr>
+        <w:t xml:space="preserve">Write two connected sentences. Use because, so, or but.</w:t>
+      </w:r>
+      <w:r>
+        <w:rPr>
+          <w:i/>
+          <w:iCs/>
+          <w:color w:val="5F6F80"/>
+          <w:sz w:val="19"/>
+          <w:szCs w:val="19"/>
+        </w:rPr>
+        <w:br/>
+        <w:t xml:space="preserve">Escribe dos oraciones conectadas. Usa porque, entonces o pero.</w:t>
+      </w:r>
+    </w:p>
+    <w:p>
+      <w:pPr>
+        <w:spacing w:after="60"/>
+      </w:pPr>
+      <w:r>
+        <w:rPr>
+          <w:color w:val="1A2733"/>
+          <w:sz w:val="21"/>
+          <w:szCs w:val="21"/>
+        </w:rPr>
+        <w:t xml:space="preserve">My claim is ___.</w:t>
+      </w:r>
+      <w:r>
+        <w:rPr>
+          <w:i/>
+          <w:iCs/>
+          <w:color w:val="5F6F80"/>
+          <w:sz w:val="19"/>
+          <w:szCs w:val="19"/>
+        </w:rPr>
+        <w:br/>
+        <w:t xml:space="preserve">Mi afirmación es ___.</w:t>
+      </w:r>
+    </w:p>
+    <w:p>
+      <w:pPr>
+        <w:spacing w:after="60"/>
+      </w:pPr>
+      <w:r>
+        <w:rPr>
+          <w:color w:val="1A2733"/>
+          <w:sz w:val="21"/>
+          <w:szCs w:val="21"/>
+        </w:rPr>
+        <w:t xml:space="preserve">I know because ___.</w:t>
+      </w:r>
+      <w:r>
+        <w:rPr>
+          <w:i/>
+          <w:iCs/>
+          <w:color w:val="5F6F80"/>
+          <w:sz w:val="19"/>
+          <w:szCs w:val="19"/>
+        </w:rPr>
+        <w:br/>
+        <w:t xml:space="preserve">Lo sé porque ___.</w:t>
+      </w:r>
+    </w:p>
+    <w:p>
+      <w:pPr>
+        <w:spacing w:after="60"/>
+      </w:pPr>
+      <w:r>
+        <w:rPr>
+          <w:color w:val="1A2733"/>
+          <w:sz w:val="21"/>
+          <w:szCs w:val="21"/>
+        </w:rPr>
+        <w:t xml:space="preserve">So ___.</w:t>
+      </w:r>
+      <w:r>
+        <w:rPr>
+          <w:i/>
+          <w:iCs/>
+          <w:color w:val="5F6F80"/>
+          <w:sz w:val="19"/>
+          <w:szCs w:val="19"/>
+        </w:rPr>
+        <w:br/>
+        <w:t xml:space="preserve">Entonces ___.</w:t>
+      </w:r>
+    </w:p>
+    <w:tbl>
+      <w:tblPr>
+        <w:tblW w:type="pct" w:w="100%"/>
+        <w:tblBorders>
+          <w:top w:val="single" w:color="C7D2DD" w:sz="6"/>
+          <w:left w:val="single" w:color="C7D2DD" w:sz="6"/>
+          <w:bottom w:val="single" w:color="C7D2DD" w:sz="6"/>
+          <w:right w:val="single" w:color="C7D2DD" w:sz="6"/>
+          <w:insideH w:val="single" w:color="auto" w:sz="4"/>
+          <w:insideV w:val="single" w:color="auto" w:sz="4"/>
+        </w:tblBorders>
+      </w:tblPr>
+      <w:tblGrid>
+        <w:gridCol w:w="100"/>
+      </w:tblGrid>
+      <w:tr>
+        <w:tc>
+          <w:tcPr>
+            <w:shd w:fill="FBF3E2" w:color="auto" w:val="clear"/>
+            <w:tcMar>
+              <w:top w:type="dxa" w:w="60"/>
+              <w:left w:type="dxa" w:w="120"/>
+              <w:bottom w:type="dxa" w:w="60"/>
+              <w:right w:type="dxa" w:w="120"/>
+            </w:tcMar>
+          </w:tcPr>
+          <w:p>
+            <w:pPr>
+              <w:spacing w:after="0" w:line="320"/>
+            </w:pPr>
+            <w:r>
+              <w:t xml:space="preserve"/>
+            </w:r>
+          </w:p>
+          <w:p>
+            <w:pPr>
+              <w:spacing w:after="0" w:line="320"/>
+            </w:pPr>
+            <w:r>
+              <w:t xml:space="preserve"/>
+            </w:r>
+          </w:p>
+          <w:p>
+            <w:pPr>
+              <w:spacing w:after="0" w:line="320"/>
+            </w:pPr>
+            <w:r>
+              <w:t xml:space="preserve"/>
+            </w:r>
+          </w:p>
+        </w:tc>
+      </w:tr>
+    </w:tbl>
+    <w:p>
+      <w:pPr>
+        <w:pStyle w:val="Heading2"/>
+        <w:spacing w:after="80" w:before="180"/>
+      </w:pPr>
+      <w:r>
+        <w:rPr>
+          <w:b/>
+          <w:bCs/>
+          <w:color w:val="12355B"/>
+          <w:sz w:val="24"/>
+          <w:szCs w:val="24"/>
+        </w:rPr>
+        <w:t xml:space="preserve">Explain</w:t>
+      </w:r>
+      <w:r>
+        <w:rPr>
+          <w:i/>
+          <w:iCs/>
+          <w:color w:val="B97A12"/>
+          <w:sz w:val="19"/>
+          <w:szCs w:val="19"/>
+        </w:rPr>
+        <w:t xml:space="preserve">   Light language support</w:t>
+      </w:r>
+    </w:p>
+    <w:p>
+      <w:pPr>
+        <w:spacing w:after="60"/>
+      </w:pPr>
+      <w:r>
+        <w:rPr>
+          <w:color w:val="1A2733"/>
+          <w:sz w:val="21"/>
+          <w:szCs w:val="21"/>
+        </w:rPr>
+        <w:t xml:space="preserve">Write a claim, give math evidence, and explain your reasoning.</w:t>
+      </w:r>
+      <w:r>
+        <w:rPr>
+          <w:i/>
+          <w:iCs/>
+          <w:color w:val="5F6F80"/>
+          <w:sz w:val="19"/>
+          <w:szCs w:val="19"/>
+        </w:rPr>
+        <w:br/>
+        <w:t xml:space="preserve">Escribe una afirmación, da evidencia matemática y explica tu razonamiento.</w:t>
+      </w:r>
+    </w:p>
+    <w:p>
+      <w:pPr>
+        <w:spacing w:after="60"/>
+      </w:pPr>
+      <w:r>
+        <w:rPr>
+          <w:color w:val="1A2733"/>
+          <w:sz w:val="21"/>
+          <w:szCs w:val="21"/>
+        </w:rPr>
+        <w:t xml:space="preserve">My claim is ___.</w:t>
+      </w:r>
+      <w:r>
+        <w:rPr>
+          <w:i/>
+          <w:iCs/>
+          <w:color w:val="5F6F80"/>
+          <w:sz w:val="19"/>
+          <w:szCs w:val="19"/>
+        </w:rPr>
+        <w:br/>
+        <w:t xml:space="preserve">Mi afirmación es ___.</w:t>
+      </w:r>
+    </w:p>
+    <w:p>
+      <w:pPr>
+        <w:spacing w:after="60"/>
+      </w:pPr>
+      <w:r>
+        <w:rPr>
+          <w:color w:val="1A2733"/>
+          <w:sz w:val="21"/>
+          <w:szCs w:val="21"/>
+        </w:rPr>
+        <w:t xml:space="preserve">My math evidence is ___.</w:t>
+      </w:r>
+      <w:r>
+        <w:rPr>
+          <w:i/>
+          <w:iCs/>
+          <w:color w:val="5F6F80"/>
+          <w:sz w:val="19"/>
+          <w:szCs w:val="19"/>
+        </w:rPr>
+        <w:br/>
+        <w:t xml:space="preserve">Mi evidencia matemática es ___.</w:t>
+      </w:r>
+    </w:p>
+    <w:p>
+      <w:pPr>
+        <w:spacing w:after="60"/>
+      </w:pPr>
+      <w:r>
+        <w:rPr>
+          <w:color w:val="1A2733"/>
+          <w:sz w:val="21"/>
+          <w:szCs w:val="21"/>
+        </w:rPr>
+        <w:t xml:space="preserve">This proves ___ because ___.</w:t>
+      </w:r>
+      <w:r>
+        <w:rPr>
+          <w:i/>
+          <w:iCs/>
+          <w:color w:val="5F6F80"/>
+          <w:sz w:val="19"/>
+          <w:szCs w:val="19"/>
+        </w:rPr>
+        <w:br/>
+        <w:t xml:space="preserve">Esto demuestra ___ porque ___.</w:t>
+      </w:r>
+    </w:p>
+    <w:tbl>
+      <w:tblPr>
+        <w:tblW w:type="pct" w:w="100%"/>
+        <w:tblBorders>
+          <w:top w:val="single" w:color="C7D2DD" w:sz="6"/>
+          <w:left w:val="single" w:color="C7D2DD" w:sz="6"/>
+          <w:bottom w:val="single" w:color="C7D2DD" w:sz="6"/>
+          <w:right w:val="single" w:color="C7D2DD" w:sz="6"/>
+          <w:insideH w:val="single" w:color="auto" w:sz="4"/>
+          <w:insideV w:val="single" w:color="auto" w:sz="4"/>
+        </w:tblBorders>
+      </w:tblPr>
+      <w:tblGrid>
+        <w:gridCol w:w="100"/>
+      </w:tblGrid>
+      <w:tr>
+        <w:tc>
+          <w:tcPr>
+            <w:shd w:fill="FBF3E2" w:color="auto" w:val="clear"/>
+            <w:tcMar>
+              <w:top w:type="dxa" w:w="60"/>
+              <w:left w:type="dxa" w:w="120"/>
+              <w:bottom w:type="dxa" w:w="60"/>
+              <w:right w:type="dxa" w:w="120"/>
+            </w:tcMar>
+          </w:tcPr>
+          <w:p>
+            <w:pPr>
+              <w:spacing w:after="0" w:line="320"/>
+            </w:pPr>
+            <w:r>
+              <w:t xml:space="preserve"/>
+            </w:r>
+          </w:p>
+          <w:p>
+            <w:pPr>
+              <w:spacing w:after="0" w:line="320"/>
+            </w:pPr>
+            <w:r>
+              <w:t xml:space="preserve"/>
+            </w:r>
+          </w:p>
+          <w:p>
+            <w:pPr>
+              <w:spacing w:after="0" w:line="320"/>
+            </w:pPr>
+            <w:r>
+              <w:t xml:space="preserve"/>
+            </w:r>
+          </w:p>
+          <w:p>
+            <w:pPr>
+              <w:spacing w:after="0" w:line="320"/>
+            </w:pPr>
+            <w:r>
+              <w:t xml:space="preserve"/>
+            </w:r>
+          </w:p>
+          <w:p>
+            <w:pPr>
+              <w:spacing w:after="0" w:line="320"/>
+            </w:pPr>
+            <w:r>
+              <w:t xml:space="preserve"/>
+            </w:r>
+          </w:p>
+        </w:tc>
+      </w:tr>
+    </w:tbl>
+    <w:p>
+      <w:pPr>
+        <w:pStyle w:val="Heading2"/>
+        <w:spacing w:after="80" w:before="180"/>
+      </w:pPr>
+      <w:r>
+        <w:rPr>
+          <w:b/>
+          <w:bCs/>
+          <w:color w:val="12355B"/>
+          <w:sz w:val="24"/>
+          <w:szCs w:val="24"/>
+        </w:rPr>
+        <w:t xml:space="preserve">4. Check Your Explanation</w:t>
+      </w:r>
+      <w:r>
+        <w:rPr>
+          <w:i/>
+          <w:iCs/>
+          <w:color w:val="1FA6A2"/>
+          <w:sz w:val="19"/>
+          <w:szCs w:val="19"/>
+        </w:rPr>
+        <w:t xml:space="preserve">   five quick checks</w:t>
+      </w:r>
+    </w:p>
+    <w:p>
+      <w:pPr>
+        <w:spacing w:after="80"/>
+      </w:pPr>
+      <w:r>
+        <w:rPr>
+          <w:b/>
+          <w:bCs/>
+          <w:color w:val="1FA6A2"/>
+          <w:sz w:val="22"/>
+          <w:szCs w:val="22"/>
+        </w:rPr>
+        <w:t xml:space="preserve">☐  </w:t>
+      </w:r>
+      <w:r>
+        <w:rPr>
+          <w:sz w:val="20"/>
+          <w:szCs w:val="20"/>
+        </w:rPr>
+        <w:t xml:space="preserve">I answered the question.</w:t>
+      </w:r>
+      <w:r>
+        <w:rPr>
+          <w:i/>
+          <w:iCs/>
+          <w:color w:val="5F6F80"/>
+          <w:sz w:val="18"/>
+          <w:szCs w:val="18"/>
+        </w:rPr>
+        <w:br/>
+        <w:t xml:space="preserve">Respondí la pregunta.</w:t>
+      </w:r>
+    </w:p>
+    <w:p>
+      <w:pPr>
+        <w:spacing w:after="80"/>
+      </w:pPr>
+      <w:r>
+        <w:rPr>
+          <w:b/>
+          <w:bCs/>
+          <w:color w:val="1FA6A2"/>
+          <w:sz w:val="22"/>
+          <w:szCs w:val="22"/>
+        </w:rPr>
+        <w:t xml:space="preserve">☐  </w:t>
+      </w:r>
+      <w:r>
+        <w:rPr>
+          <w:sz w:val="20"/>
+          <w:szCs w:val="20"/>
+        </w:rPr>
+        <w:t xml:space="preserve">I used math evidence: numbers, an equation, a model, or a comparison.</w:t>
+      </w:r>
+      <w:r>
+        <w:rPr>
+          <w:i/>
+          <w:iCs/>
+          <w:color w:val="5F6F80"/>
+          <w:sz w:val="18"/>
+          <w:szCs w:val="18"/>
+        </w:rPr>
+        <w:br/>
+        <w:t xml:space="preserve">Usé evidencia matemática: números, una ecuación, un modelo o una comparación.</w:t>
+      </w:r>
+    </w:p>
+    <w:p>
+      <w:pPr>
+        <w:spacing w:after="80"/>
+      </w:pPr>
+      <w:r>
+        <w:rPr>
+          <w:b/>
+          <w:bCs/>
+          <w:color w:val="1FA6A2"/>
+          <w:sz w:val="22"/>
+          <w:szCs w:val="22"/>
+        </w:rPr>
+        <w:t xml:space="preserve">☐  </w:t>
+      </w:r>
+      <w:r>
+        <w:rPr>
+          <w:sz w:val="20"/>
+          <w:szCs w:val="20"/>
+        </w:rPr>
+        <w:t xml:space="preserve">I explained how the evidence proves my answer.</w:t>
+      </w:r>
+      <w:r>
+        <w:rPr>
+          <w:i/>
+          <w:iCs/>
+          <w:color w:val="5F6F80"/>
+          <w:sz w:val="18"/>
+          <w:szCs w:val="18"/>
+        </w:rPr>
+        <w:br/>
+        <w:t xml:space="preserve">Expliqué cómo la evidencia demuestra mi respuesta.</w:t>
+      </w:r>
+    </w:p>
+    <w:p>
+      <w:pPr>
+        <w:spacing w:after="80"/>
+      </w:pPr>
+      <w:r>
+        <w:rPr>
+          <w:b/>
+          <w:bCs/>
+          <w:color w:val="1FA6A2"/>
+          <w:sz w:val="22"/>
+          <w:szCs w:val="22"/>
+        </w:rPr>
+        <w:t xml:space="preserve">☐  </w:t>
+      </w:r>
+      <w:r>
+        <w:rPr>
+          <w:sz w:val="20"/>
+          <w:szCs w:val="20"/>
+        </w:rPr>
+        <w:t xml:space="preserve">I used at least two math words.</w:t>
+      </w:r>
+      <w:r>
+        <w:rPr>
+          <w:i/>
+          <w:iCs/>
+          <w:color w:val="5F6F80"/>
+          <w:sz w:val="18"/>
+          <w:szCs w:val="18"/>
+        </w:rPr>
+        <w:br/>
+        <w:t xml:space="preserve">Usé por lo menos dos palabras matemáticas.</w:t>
+      </w:r>
+    </w:p>
+    <w:p>
+      <w:pPr>
+        <w:spacing w:after="80"/>
+      </w:pPr>
+      <w:r>
+        <w:rPr>
+          <w:b/>
+          <w:bCs/>
+          <w:color w:val="1FA6A2"/>
+          <w:sz w:val="22"/>
+          <w:szCs w:val="22"/>
+        </w:rPr>
+        <w:t xml:space="preserve">☐  </w:t>
+      </w:r>
+      <w:r>
+        <w:rPr>
+          <w:sz w:val="20"/>
+          <w:szCs w:val="20"/>
+        </w:rPr>
+        <w:t xml:space="preserve">I reread complete sentences and punctuation.</w:t>
+      </w:r>
+      <w:r>
+        <w:rPr>
+          <w:i/>
+          <w:iCs/>
+          <w:color w:val="5F6F80"/>
+          <w:sz w:val="18"/>
+          <w:szCs w:val="18"/>
+        </w:rPr>
+        <w:br/>
+        <w:t xml:space="preserve">Volví a leer mis oraciones completas y la puntuación.</w:t>
       </w:r>
     </w:p>
     <w:p>

--- a/lessons/10-3/downloads/10-3-notes.docx
+++ b/lessons/10-3/downloads/10-3-notes.docx
@@ -366,7 +366,7 @@
           </w:p>
           <w:p>
             <w:pPr>
-              <w:spacing w:after="0"/>
+              <w:spacing w:after="40"/>
             </w:pPr>
             <w:r>
               <w:rPr>
@@ -374,6 +374,31 @@
                 <w:szCs w:val="21"/>
               </w:rPr>
               <w:t xml:space="preserve">A problem designed to be played with — it has rules, a goal, and room to imagine solutions.</w:t>
+            </w:r>
+          </w:p>
+          <w:p>
+            <w:pPr>
+              <w:spacing w:after="0"/>
+            </w:pPr>
+            <w:r>
+              <w:rPr>
+                <w:b/>
+                <w:bCs/>
+                <w:color w:val="1FA6A2"/>
+                <w:sz w:val="18"/>
+                <w:szCs w:val="18"/>
+              </w:rPr>
+              <w:t xml:space="preserve">Example:  </w:t>
+            </w:r>
+            <w:r>
+              <w:rPr>
+                <w:i/>
+                <w:iCs/>
+                <w:color w:val="5F6F80"/>
+                <w:sz w:val="18"/>
+                <w:szCs w:val="18"/>
+              </w:rPr>
+              <w:t xml:space="preserve">Tower of Hanoi: three rods, a stack of discs, and two rules.</w:t>
             </w:r>
           </w:p>
         </w:tc>
@@ -495,7 +520,7 @@
           </w:p>
           <w:p>
             <w:pPr>
-              <w:spacing w:after="0"/>
+              <w:spacing w:after="40"/>
             </w:pPr>
             <w:r>
               <w:rPr>
@@ -503,6 +528,31 @@
                 <w:szCs w:val="21"/>
               </w:rPr>
               <w:t xml:space="preserve">Something that repeats or changes in a predictable way.</w:t>
+            </w:r>
+          </w:p>
+          <w:p>
+            <w:pPr>
+              <w:spacing w:after="0"/>
+            </w:pPr>
+            <w:r>
+              <w:rPr>
+                <w:b/>
+                <w:bCs/>
+                <w:color w:val="1FA6A2"/>
+                <w:sz w:val="18"/>
+                <w:szCs w:val="18"/>
+              </w:rPr>
+              <w:t xml:space="preserve">Example:  </w:t>
+            </w:r>
+            <w:r>
+              <w:rPr>
+                <w:i/>
+                <w:iCs/>
+                <w:color w:val="5F6F80"/>
+                <w:sz w:val="18"/>
+                <w:szCs w:val="18"/>
+              </w:rPr>
+              <w:t xml:space="preserve">Circle, square, triangle, circle, square, triangle …</w:t>
             </w:r>
           </w:p>
         </w:tc>
@@ -563,7 +613,7 @@
                           </pic:cNvPicPr>
                         </pic:nvPicPr>
                         <pic:blipFill>
-                          <a:blip r:embed="rId9" cstate="none"/>
+                          <a:blip r:embed="rId11" cstate="none"/>
                           <a:srcRect/>
                           <a:stretch>
                             <a:fillRect/>
@@ -624,7 +674,7 @@
           </w:p>
           <w:p>
             <w:pPr>
-              <w:spacing w:after="0"/>
+              <w:spacing w:after="40"/>
             </w:pPr>
             <w:r>
               <w:rPr>
@@ -632,6 +682,31 @@
                 <w:szCs w:val="21"/>
               </w:rPr>
               <w:t xml:space="preserve">A rule that tells you how to get the next value in a pattern from the one before it.</w:t>
+            </w:r>
+          </w:p>
+          <w:p>
+            <w:pPr>
+              <w:spacing w:after="0"/>
+            </w:pPr>
+            <w:r>
+              <w:rPr>
+                <w:b/>
+                <w:bCs/>
+                <w:color w:val="1FA6A2"/>
+                <w:sz w:val="18"/>
+                <w:szCs w:val="18"/>
+              </w:rPr>
+              <w:t xml:space="preserve">Example:  </w:t>
+            </w:r>
+            <w:r>
+              <w:rPr>
+                <w:i/>
+                <w:iCs/>
+                <w:color w:val="5F6F80"/>
+                <w:sz w:val="18"/>
+                <w:szCs w:val="18"/>
+              </w:rPr>
+              <w:t xml:space="preserve">1 → 3 → 7 → 15: the rule is “double it and add 1”.</w:t>
             </w:r>
           </w:p>
         </w:tc>
@@ -692,7 +767,7 @@
                           </pic:cNvPicPr>
                         </pic:nvPicPr>
                         <pic:blipFill>
-                          <a:blip r:embed="rId9" cstate="none"/>
+                          <a:blip r:embed="rId10" cstate="none"/>
                           <a:srcRect/>
                           <a:stretch>
                             <a:fillRect/>
@@ -753,7 +828,7 @@
           </w:p>
           <w:p>
             <w:pPr>
-              <w:spacing w:after="0"/>
+              <w:spacing w:after="40"/>
             </w:pPr>
             <w:r>
               <w:rPr>
@@ -761,6 +836,31 @@
                 <w:szCs w:val="21"/>
               </w:rPr>
               <w:t xml:space="preserve">To say what will happen before it happens, using a pattern or reasoning.</w:t>
+            </w:r>
+          </w:p>
+          <w:p>
+            <w:pPr>
+              <w:spacing w:after="0"/>
+            </w:pPr>
+            <w:r>
+              <w:rPr>
+                <w:b/>
+                <w:bCs/>
+                <w:color w:val="1FA6A2"/>
+                <w:sz w:val="18"/>
+                <w:szCs w:val="18"/>
+              </w:rPr>
+              <w:t xml:space="preserve">Example:  </w:t>
+            </w:r>
+            <w:r>
+              <w:rPr>
+                <w:i/>
+                <w:iCs/>
+                <w:color w:val="5F6F80"/>
+                <w:sz w:val="18"/>
+                <w:szCs w:val="18"/>
+              </w:rPr>
+              <w:t xml:space="preserve">The rule says a five-disc tower needs 31 steps — before moving a disc.</w:t>
             </w:r>
           </w:p>
         </w:tc>
@@ -821,7 +921,7 @@
                           </pic:cNvPicPr>
                         </pic:nvPicPr>
                         <pic:blipFill>
-                          <a:blip r:embed="rId9" cstate="none"/>
+                          <a:blip r:embed="rId12" cstate="none"/>
                           <a:srcRect/>
                           <a:stretch>
                             <a:fillRect/>
@@ -882,7 +982,7 @@
           </w:p>
           <w:p>
             <w:pPr>
-              <w:spacing w:after="0"/>
+              <w:spacing w:after="40"/>
             </w:pPr>
             <w:r>
               <w:rPr>
@@ -890,6 +990,31 @@
                 <w:szCs w:val="21"/>
               </w:rPr>
               <w:t xml:space="preserve">To arrange information — often in a table — so patterns become easier to see.</w:t>
+            </w:r>
+          </w:p>
+          <w:p>
+            <w:pPr>
+              <w:spacing w:after="0"/>
+            </w:pPr>
+            <w:r>
+              <w:rPr>
+                <w:b/>
+                <w:bCs/>
+                <w:color w:val="1FA6A2"/>
+                <w:sz w:val="18"/>
+                <w:szCs w:val="18"/>
+              </w:rPr>
+              <w:t xml:space="preserve">Example:  </w:t>
+            </w:r>
+            <w:r>
+              <w:rPr>
+                <w:i/>
+                <w:iCs/>
+                <w:color w:val="5F6F80"/>
+                <w:sz w:val="18"/>
+                <w:szCs w:val="18"/>
+              </w:rPr>
+              <w:t xml:space="preserve">Discs 1, 2, 3 in one column and steps 1, 3, 7 in the next.</w:t>
             </w:r>
           </w:p>
         </w:tc>
@@ -1014,7 +1139,7 @@
           <w:sz w:val="22"/>
           <w:szCs w:val="22"/>
         </w:rPr>
-        <w:t xml:space="preserve">__________  —  A problem designed to be played with — it has rules, a goal, and room to imagine solutions.</w:t>
+        <w:t xml:space="preserve">A problem designed to be played with — rules, a goal, room to imagine — is a ___.</w:t>
       </w:r>
     </w:p>
     <w:p>
@@ -1036,7 +1161,7 @@
           <w:sz w:val="22"/>
           <w:szCs w:val="22"/>
         </w:rPr>
-        <w:t xml:space="preserve">__________  —  Something that repeats or changes in a predictable way.</w:t>
+        <w:t xml:space="preserve">Objects or shapes repeated in a regular order form a ___.</w:t>
       </w:r>
     </w:p>
     <w:p>
@@ -1058,7 +1183,7 @@
           <w:sz w:val="22"/>
           <w:szCs w:val="22"/>
         </w:rPr>
-        <w:t xml:space="preserve">__________  —  A rule that tells you how to get the next value in a pattern from the one before it.</w:t>
+        <w:t xml:space="preserve">The rule for getting the next value from the one before is the ___ ___.</w:t>
       </w:r>
     </w:p>
     <w:p>
@@ -1080,7 +1205,7 @@
           <w:sz w:val="22"/>
           <w:szCs w:val="22"/>
         </w:rPr>
-        <w:t xml:space="preserve">__________  —  To say what will happen before it happens, using a pattern or reasoning.</w:t>
+        <w:t xml:space="preserve">To say what will happen before it happens, using a pattern, is to ___.</w:t>
       </w:r>
     </w:p>
     <w:p>
@@ -1102,7 +1227,7 @@
           <w:sz w:val="22"/>
           <w:szCs w:val="22"/>
         </w:rPr>
-        <w:t xml:space="preserve">__________  —  To arrange information — often in a table — so patterns become easier to see.</w:t>
+        <w:t xml:space="preserve">To arrange information so patterns become easier to see is to ___ it.</w:t>
       </w:r>
     </w:p>
     <w:p>

--- a/lessons/10-3/downloads/10-3-notes.docx
+++ b/lessons/10-3/downloads/10-3-notes.docx
@@ -219,10 +219,12 @@
     <w:p>
       <w:pPr>
         <w:pStyle w:val="Heading1"/>
+        <w:keepNext/>
+        <w:keepLines/>
         <w:pBdr>
           <w:bottom w:val="single" w:color="1FA6A2" w:sz="14" w:space="6"/>
         </w:pBdr>
-        <w:spacing w:after="140" w:before="260"/>
+        <w:spacing w:after="140" w:before="300"/>
       </w:pPr>
       <w:r>
         <w:rPr>
@@ -1023,10 +1025,12 @@
     <w:p>
       <w:pPr>
         <w:pStyle w:val="Heading1"/>
+        <w:keepNext/>
+        <w:keepLines/>
         <w:pBdr>
           <w:bottom w:val="single" w:color="1FA6A2" w:sz="14" w:space="6"/>
         </w:pBdr>
-        <w:spacing w:after="140" w:before="260"/>
+        <w:spacing w:after="140" w:before="300"/>
       </w:pPr>
       <w:r>
         <w:rPr>
@@ -1122,7 +1126,8 @@
     </w:p>
     <w:p>
       <w:pPr>
-        <w:spacing w:after="120" w:before="80"/>
+        <w:keepLines/>
+        <w:spacing w:after="260" w:before="200"/>
       </w:pPr>
       <w:r>
         <w:rPr>
@@ -1139,34 +1144,27 @@
           <w:sz w:val="22"/>
           <w:szCs w:val="22"/>
         </w:rPr>
-        <w:t xml:space="preserve">A problem designed to be played with — rules, a goal, room to imagine — is a ___.</w:t>
-      </w:r>
-    </w:p>
-    <w:p>
-      <w:pPr>
-        <w:spacing w:after="120" w:before="80"/>
-      </w:pPr>
-      <w:r>
-        <w:rPr>
-          <w:b/>
-          <w:bCs/>
-          <w:color w:val="12355B"/>
+        <w:t xml:space="preserve">A problem designed to be played with — rules, a goal, room to imagine — is a </w:t>
+      </w:r>
+      <w:r>
+        <w:rPr>
           <w:sz w:val="22"/>
           <w:szCs w:val="22"/>
         </w:rPr>
-        <w:t xml:space="preserve">2.  </w:t>
+        <w:t xml:space="preserve">________________</w:t>
       </w:r>
       <w:r>
         <w:rPr>
           <w:sz w:val="22"/>
           <w:szCs w:val="22"/>
         </w:rPr>
-        <w:t xml:space="preserve">Objects or shapes repeated in a regular order form a ___.</w:t>
-      </w:r>
-    </w:p>
-    <w:p>
-      <w:pPr>
-        <w:spacing w:after="120" w:before="80"/>
+        <w:t xml:space="preserve">.</w:t>
+      </w:r>
+    </w:p>
+    <w:p>
+      <w:pPr>
+        <w:keepLines/>
+        <w:spacing w:after="260" w:before="200"/>
       </w:pPr>
       <w:r>
         <w:rPr>
@@ -1176,41 +1174,34 @@
           <w:sz w:val="22"/>
           <w:szCs w:val="22"/>
         </w:rPr>
-        <w:t xml:space="preserve">3.  </w:t>
+        <w:t xml:space="preserve">2.  </w:t>
       </w:r>
       <w:r>
         <w:rPr>
           <w:sz w:val="22"/>
           <w:szCs w:val="22"/>
         </w:rPr>
-        <w:t xml:space="preserve">The rule for getting the next value from the one before is the ___ ___.</w:t>
-      </w:r>
-    </w:p>
-    <w:p>
-      <w:pPr>
-        <w:spacing w:after="120" w:before="80"/>
-      </w:pPr>
-      <w:r>
-        <w:rPr>
-          <w:b/>
-          <w:bCs/>
-          <w:color w:val="12355B"/>
+        <w:t xml:space="preserve">Objects or shapes repeated in a regular order form a </w:t>
+      </w:r>
+      <w:r>
+        <w:rPr>
           <w:sz w:val="22"/>
           <w:szCs w:val="22"/>
         </w:rPr>
-        <w:t xml:space="preserve">4.  </w:t>
+        <w:t xml:space="preserve">________________</w:t>
       </w:r>
       <w:r>
         <w:rPr>
           <w:sz w:val="22"/>
           <w:szCs w:val="22"/>
         </w:rPr>
-        <w:t xml:space="preserve">To say what will happen before it happens, using a pattern, is to ___.</w:t>
-      </w:r>
-    </w:p>
-    <w:p>
-      <w:pPr>
-        <w:spacing w:after="120" w:before="80"/>
+        <w:t xml:space="preserve">.</w:t>
+      </w:r>
+    </w:p>
+    <w:p>
+      <w:pPr>
+        <w:keepLines/>
+        <w:spacing w:after="260" w:before="200"/>
       </w:pPr>
       <w:r>
         <w:rPr>
@@ -1220,24 +1211,127 @@
           <w:sz w:val="22"/>
           <w:szCs w:val="22"/>
         </w:rPr>
-        <w:t xml:space="preserve">5.  </w:t>
+        <w:t xml:space="preserve">3.  </w:t>
       </w:r>
       <w:r>
         <w:rPr>
           <w:sz w:val="22"/>
           <w:szCs w:val="22"/>
         </w:rPr>
-        <w:t xml:space="preserve">To arrange information so patterns become easier to see is to ___ it.</w:t>
+        <w:t xml:space="preserve">The rule for getting the next value from the one before is the </w:t>
+      </w:r>
+      <w:r>
+        <w:rPr>
+          <w:sz w:val="22"/>
+          <w:szCs w:val="22"/>
+        </w:rPr>
+        <w:t xml:space="preserve">________________</w:t>
+      </w:r>
+      <w:r>
+        <w:rPr>
+          <w:sz w:val="22"/>
+          <w:szCs w:val="22"/>
+        </w:rPr>
+        <w:t xml:space="preserve"> </w:t>
+      </w:r>
+      <w:r>
+        <w:rPr>
+          <w:sz w:val="22"/>
+          <w:szCs w:val="22"/>
+        </w:rPr>
+        <w:t xml:space="preserve">________________</w:t>
+      </w:r>
+      <w:r>
+        <w:rPr>
+          <w:sz w:val="22"/>
+          <w:szCs w:val="22"/>
+        </w:rPr>
+        <w:t xml:space="preserve">.</w:t>
+      </w:r>
+    </w:p>
+    <w:p>
+      <w:pPr>
+        <w:keepLines/>
+        <w:spacing w:after="260" w:before="200"/>
+      </w:pPr>
+      <w:r>
+        <w:rPr>
+          <w:b/>
+          <w:bCs/>
+          <w:color w:val="12355B"/>
+          <w:sz w:val="22"/>
+          <w:szCs w:val="22"/>
+        </w:rPr>
+        <w:t xml:space="preserve">4.  </w:t>
+      </w:r>
+      <w:r>
+        <w:rPr>
+          <w:sz w:val="22"/>
+          <w:szCs w:val="22"/>
+        </w:rPr>
+        <w:t xml:space="preserve">To say what will happen before it happens, using a pattern, is to </w:t>
+      </w:r>
+      <w:r>
+        <w:rPr>
+          <w:sz w:val="22"/>
+          <w:szCs w:val="22"/>
+        </w:rPr>
+        <w:t xml:space="preserve">________________</w:t>
+      </w:r>
+      <w:r>
+        <w:rPr>
+          <w:sz w:val="22"/>
+          <w:szCs w:val="22"/>
+        </w:rPr>
+        <w:t xml:space="preserve">.</w:t>
+      </w:r>
+    </w:p>
+    <w:p>
+      <w:pPr>
+        <w:keepLines/>
+        <w:spacing w:after="260" w:before="200"/>
+      </w:pPr>
+      <w:r>
+        <w:rPr>
+          <w:b/>
+          <w:bCs/>
+          <w:color w:val="12355B"/>
+          <w:sz w:val="22"/>
+          <w:szCs w:val="22"/>
+        </w:rPr>
+        <w:t xml:space="preserve">5.  </w:t>
+      </w:r>
+      <w:r>
+        <w:rPr>
+          <w:sz w:val="22"/>
+          <w:szCs w:val="22"/>
+        </w:rPr>
+        <w:t xml:space="preserve">To arrange information so patterns become easier to see is to </w:t>
+      </w:r>
+      <w:r>
+        <w:rPr>
+          <w:sz w:val="22"/>
+          <w:szCs w:val="22"/>
+        </w:rPr>
+        <w:t xml:space="preserve">________________</w:t>
+      </w:r>
+      <w:r>
+        <w:rPr>
+          <w:sz w:val="22"/>
+          <w:szCs w:val="22"/>
+        </w:rPr>
+        <w:t xml:space="preserve"> it.</w:t>
       </w:r>
     </w:p>
     <w:p>
       <w:pPr>
         <w:pStyle w:val="Heading1"/>
-        <w:pageBreakBefore/>
+        <w:keepNext/>
+        <w:keepLines/>
         <w:pBdr>
           <w:bottom w:val="single" w:color="1FA6A2" w:sz="14" w:space="6"/>
         </w:pBdr>
-        <w:spacing w:after="140" w:before="0"/>
+        <w:spacing w:after="140" w:before="300"/>
       </w:pPr>
       <w:r>
         <w:rPr>
@@ -2518,11 +2612,12 @@
     <w:p>
       <w:pPr>
         <w:pStyle w:val="Heading1"/>
-        <w:pageBreakBefore/>
+        <w:keepNext/>
+        <w:keepLines/>
         <w:pBdr>
           <w:bottom w:val="single" w:color="1FA6A2" w:sz="14" w:space="6"/>
         </w:pBdr>
-        <w:spacing w:after="140" w:before="0"/>
+        <w:spacing w:after="140" w:before="300"/>
       </w:pPr>
       <w:r>
         <w:rPr>
@@ -2775,11 +2870,12 @@
     <w:p>
       <w:pPr>
         <w:pStyle w:val="Heading1"/>
-        <w:pageBreakBefore/>
+        <w:keepNext/>
+        <w:keepLines/>
         <w:pBdr>
           <w:bottom w:val="single" w:color="1FA6A2" w:sz="14" w:space="6"/>
         </w:pBdr>
-        <w:spacing w:after="140" w:before="0"/>
+        <w:spacing w:after="140" w:before="300"/>
       </w:pPr>
       <w:r>
         <w:rPr>
@@ -3500,11 +3596,12 @@
     <w:p>
       <w:pPr>
         <w:pStyle w:val="Heading1"/>
-        <w:pageBreakBefore/>
+        <w:keepNext/>
+        <w:keepLines/>
         <w:pBdr>
           <w:bottom w:val="single" w:color="1FA6A2" w:sz="14" w:space="6"/>
         </w:pBdr>
-        <w:spacing w:after="140" w:before="0"/>
+        <w:spacing w:after="140" w:before="300"/>
       </w:pPr>
       <w:r>
         <w:rPr>
@@ -4305,11 +4402,12 @@
     <w:p>
       <w:pPr>
         <w:pStyle w:val="Heading1"/>
-        <w:pageBreakBefore/>
+        <w:keepNext/>
+        <w:keepLines/>
         <w:pBdr>
           <w:bottom w:val="single" w:color="1FA6A2" w:sz="14" w:space="6"/>
         </w:pBdr>
-        <w:spacing w:after="140" w:before="0"/>
+        <w:spacing w:after="140" w:before="300"/>
       </w:pPr>
       <w:r>
         <w:rPr>

--- a/lessons/10-3/downloads/10-3-notes.docx
+++ b/lessons/10-3/downloads/10-3-notes.docx
@@ -1344,47 +1344,6 @@
         <w:t xml:space="preserve">Write About the Math</w:t>
       </w:r>
     </w:p>
-    <w:p>
-      <w:pPr>
-        <w:spacing w:after="100"/>
-      </w:pPr>
-      <w:r>
-        <w:rPr>
-          <w:i/>
-          <w:iCs/>
-          <w:color w:val="5F6F80"/>
-          <w:sz w:val="19"/>
-          <w:szCs w:val="19"/>
-        </w:rPr>
-        <w:t xml:space="preserve">Use the support level you need. Every level answers the same math question.</w:t>
-      </w:r>
-    </w:p>
-    <w:p>
-      <w:pPr>
-        <w:pStyle w:val="Heading2"/>
-        <w:spacing w:after="80" w:before="180"/>
-      </w:pPr>
-      <w:r>
-        <w:rPr>
-          <w:b/>
-          <w:bCs/>
-          <w:color w:val="12355B"/>
-          <w:sz w:val="24"/>
-          <w:szCs w:val="24"/>
-        </w:rPr>
-        <w:t xml:space="preserve">1. Understand the Question</w:t>
-      </w:r>
-      <w:r>
-        <w:rPr>
-          <w:i/>
-          <w:iCs/>
-          <w:color w:val="B97A12"/>
-          <w:sz w:val="19"/>
-          <w:szCs w:val="19"/>
-        </w:rPr>
-        <w:t xml:space="preserve">   explain</w:t>
-      </w:r>
-    </w:p>
     <w:tbl>
       <w:tblPr>
         <w:tblW w:type="pct" w:w="100%"/>
@@ -1423,344 +1382,6 @@
               </w:rPr>
               <w:t xml:space="preserve">How can a pattern help you imagine the solution?</w:t>
             </w:r>
-          </w:p>
-          <w:p>
-            <w:pPr>
-              <w:spacing w:after="0"/>
-            </w:pPr>
-            <w:r>
-              <w:rPr>
-                <w:b/>
-                <w:bCs/>
-                <w:color w:val="12355B"/>
-                <w:sz w:val="20"/>
-                <w:szCs w:val="20"/>
-              </w:rPr>
-              <w:t xml:space="preserve">Your job:  </w:t>
-            </w:r>
-            <w:r>
-              <w:rPr>
-                <w:sz w:val="20"/>
-                <w:szCs w:val="20"/>
-              </w:rPr>
-              <w:t xml:space="preserve">Answer the question. Use math evidence. Explain how the evidence proves your answer.</w:t>
-            </w:r>
-            <w:r>
-              <w:rPr>
-                <w:i/>
-                <w:iCs/>
-                <w:color w:val="5F6F80"/>
-                <w:sz w:val="18"/>
-                <w:szCs w:val="18"/>
-              </w:rPr>
-              <w:br/>
-              <w:t xml:space="preserve">Responde la pregunta. Usa evidencia matemática. Explica cómo la evidencia demuestra tu respuesta.</w:t>
-            </w:r>
-          </w:p>
-        </w:tc>
-      </w:tr>
-    </w:tbl>
-    <w:p>
-      <w:pPr>
-        <w:pStyle w:val="Heading2"/>
-        <w:spacing w:after="80" w:before="180"/>
-      </w:pPr>
-      <w:r>
-        <w:rPr>
-          <w:b/>
-          <w:bCs/>
-          <w:color w:val="12355B"/>
-          <w:sz w:val="24"/>
-          <w:szCs w:val="24"/>
-        </w:rPr>
-        <w:t xml:space="preserve">2. Plan Your Math Words</w:t>
-      </w:r>
-      <w:r>
-        <w:rPr>
-          <w:i/>
-          <w:iCs/>
-          <w:color w:val="1FA6A2"/>
-          <w:sz w:val="19"/>
-          <w:szCs w:val="19"/>
-        </w:rPr>
-        <w:t xml:space="preserve">   check at least two</w:t>
-      </w:r>
-    </w:p>
-    <w:p>
-      <w:pPr>
-        <w:spacing w:after="60"/>
-      </w:pPr>
-      <w:r>
-        <w:rPr>
-          <w:b/>
-          <w:bCs/>
-          <w:color w:val="1FA6A2"/>
-          <w:sz w:val="22"/>
-          <w:szCs w:val="22"/>
-        </w:rPr>
-        <w:t xml:space="preserve">☐  </w:t>
-      </w:r>
-      <w:r>
-        <w:rPr>
-          <w:b/>
-          <w:bCs/>
-          <w:color w:val="12355B"/>
-          <w:sz w:val="20"/>
-          <w:szCs w:val="20"/>
-        </w:rPr>
-        <w:t xml:space="preserve">puzzle — </w:t>
-      </w:r>
-      <w:r>
-        <w:rPr>
-          <w:sz w:val="20"/>
-          <w:szCs w:val="20"/>
-        </w:rPr>
-        <w:t xml:space="preserve">A problem designed to be played with — it has rules, a goal, and room to imagine solutions.</w:t>
-      </w:r>
-      <w:r>
-        <w:rPr>
-          <w:i/>
-          <w:iCs/>
-          <w:color w:val="5F6F80"/>
-          <w:sz w:val="18"/>
-          <w:szCs w:val="18"/>
-        </w:rPr>
-        <w:br/>
-        <w:t xml:space="preserve">rompecabezas — Un problema diseñado para jugarse: tiene reglas, una meta y espacio para imaginar soluciones.</w:t>
-      </w:r>
-    </w:p>
-    <w:p>
-      <w:pPr>
-        <w:spacing w:after="60"/>
-      </w:pPr>
-      <w:r>
-        <w:rPr>
-          <w:b/>
-          <w:bCs/>
-          <w:color w:val="1FA6A2"/>
-          <w:sz w:val="22"/>
-          <w:szCs w:val="22"/>
-        </w:rPr>
-        <w:t xml:space="preserve">☐  </w:t>
-      </w:r>
-      <w:r>
-        <w:rPr>
-          <w:b/>
-          <w:bCs/>
-          <w:color w:val="12355B"/>
-          <w:sz w:val="20"/>
-          <w:szCs w:val="20"/>
-        </w:rPr>
-        <w:t xml:space="preserve">pattern — </w:t>
-      </w:r>
-      <w:r>
-        <w:rPr>
-          <w:sz w:val="20"/>
-          <w:szCs w:val="20"/>
-        </w:rPr>
-        <w:t xml:space="preserve">Something that repeats or changes in a predictable way.</w:t>
-      </w:r>
-      <w:r>
-        <w:rPr>
-          <w:i/>
-          <w:iCs/>
-          <w:color w:val="5F6F80"/>
-          <w:sz w:val="18"/>
-          <w:szCs w:val="18"/>
-        </w:rPr>
-        <w:br/>
-        <w:t xml:space="preserve">patrón — Algo que se repite o cambia de una manera predecible.</w:t>
-      </w:r>
-    </w:p>
-    <w:p>
-      <w:pPr>
-        <w:spacing w:after="60"/>
-      </w:pPr>
-      <w:r>
-        <w:rPr>
-          <w:b/>
-          <w:bCs/>
-          <w:color w:val="1FA6A2"/>
-          <w:sz w:val="22"/>
-          <w:szCs w:val="22"/>
-        </w:rPr>
-        <w:t xml:space="preserve">☐  </w:t>
-      </w:r>
-      <w:r>
-        <w:rPr>
-          <w:b/>
-          <w:bCs/>
-          <w:color w:val="12355B"/>
-          <w:sz w:val="20"/>
-          <w:szCs w:val="20"/>
-        </w:rPr>
-        <w:t xml:space="preserve">pattern rule — </w:t>
-      </w:r>
-      <w:r>
-        <w:rPr>
-          <w:sz w:val="20"/>
-          <w:szCs w:val="20"/>
-        </w:rPr>
-        <w:t xml:space="preserve">A rule that tells you how to get the next value in a pattern from the one before it.</w:t>
-      </w:r>
-      <w:r>
-        <w:rPr>
-          <w:i/>
-          <w:iCs/>
-          <w:color w:val="5F6F80"/>
-          <w:sz w:val="18"/>
-          <w:szCs w:val="18"/>
-        </w:rPr>
-        <w:br/>
-        <w:t xml:space="preserve">regla del patrón — Una regla que te dice cómo obtener el siguiente valor de un patrón a partir del anterior.</w:t>
-      </w:r>
-    </w:p>
-    <w:p>
-      <w:pPr>
-        <w:spacing w:after="60"/>
-      </w:pPr>
-      <w:r>
-        <w:rPr>
-          <w:b/>
-          <w:bCs/>
-          <w:color w:val="1FA6A2"/>
-          <w:sz w:val="22"/>
-          <w:szCs w:val="22"/>
-        </w:rPr>
-        <w:t xml:space="preserve">☐  </w:t>
-      </w:r>
-      <w:r>
-        <w:rPr>
-          <w:b/>
-          <w:bCs/>
-          <w:color w:val="12355B"/>
-          <w:sz w:val="20"/>
-          <w:szCs w:val="20"/>
-        </w:rPr>
-        <w:t xml:space="preserve">predict — </w:t>
-      </w:r>
-      <w:r>
-        <w:rPr>
-          <w:sz w:val="20"/>
-          <w:szCs w:val="20"/>
-        </w:rPr>
-        <w:t xml:space="preserve">To say what will happen before it happens, using a pattern or reasoning.</w:t>
-      </w:r>
-      <w:r>
-        <w:rPr>
-          <w:i/>
-          <w:iCs/>
-          <w:color w:val="5F6F80"/>
-          <w:sz w:val="18"/>
-          <w:szCs w:val="18"/>
-        </w:rPr>
-        <w:br/>
-        <w:t xml:space="preserve">predecir — Decir lo que va a pasar antes de que pase, usando un patrón o el razonamiento.</w:t>
-      </w:r>
-    </w:p>
-    <w:p>
-      <w:pPr>
-        <w:spacing w:after="60"/>
-      </w:pPr>
-      <w:r>
-        <w:rPr>
-          <w:b/>
-          <w:bCs/>
-          <w:color w:val="1FA6A2"/>
-          <w:sz w:val="22"/>
-          <w:szCs w:val="22"/>
-        </w:rPr>
-        <w:t xml:space="preserve">☐  </w:t>
-      </w:r>
-      <w:r>
-        <w:rPr>
-          <w:b/>
-          <w:bCs/>
-          <w:color w:val="12355B"/>
-          <w:sz w:val="20"/>
-          <w:szCs w:val="20"/>
-        </w:rPr>
-        <w:t xml:space="preserve">organize — </w:t>
-      </w:r>
-      <w:r>
-        <w:rPr>
-          <w:sz w:val="20"/>
-          <w:szCs w:val="20"/>
-        </w:rPr>
-        <w:t xml:space="preserve">To arrange information — often in a table — so patterns become easier to see.</w:t>
-      </w:r>
-      <w:r>
-        <w:rPr>
-          <w:i/>
-          <w:iCs/>
-          <w:color w:val="5F6F80"/>
-          <w:sz w:val="18"/>
-          <w:szCs w:val="18"/>
-        </w:rPr>
-        <w:br/>
-        <w:t xml:space="preserve">organizar — Ordenar la información, muchas veces en una tabla, para que los patrones sean más fáciles de ver.</w:t>
-      </w:r>
-    </w:p>
-    <w:tbl>
-      <w:tblPr>
-        <w:tblW w:type="pct" w:w="100%"/>
-        <w:tblBorders>
-          <w:top w:val="single" w:color="1FA6A2" w:sz="8"/>
-          <w:left w:val="single" w:color="1FA6A2" w:sz="8"/>
-          <w:bottom w:val="single" w:color="1FA6A2" w:sz="8"/>
-          <w:right w:val="single" w:color="1FA6A2" w:sz="8"/>
-          <w:insideH w:val="single" w:color="auto" w:sz="4"/>
-          <w:insideV w:val="single" w:color="auto" w:sz="4"/>
-        </w:tblBorders>
-      </w:tblPr>
-      <w:tblGrid>
-        <w:gridCol w:w="100"/>
-      </w:tblGrid>
-      <w:tr>
-        <w:tc>
-          <w:tcPr>
-            <w:shd w:fill="F7FFFD" w:color="auto" w:val="clear"/>
-            <w:tcMar>
-              <w:top w:type="dxa" w:w="120"/>
-              <w:left w:type="dxa" w:w="180"/>
-              <w:bottom w:type="dxa" w:w="120"/>
-              <w:right w:type="dxa" w:w="180"/>
-            </w:tcMar>
-          </w:tcPr>
-          <w:p>
-            <w:pPr>
-              <w:spacing w:after="50"/>
-            </w:pPr>
-            <w:r>
-              <w:rPr>
-                <w:b/>
-                <w:bCs/>
-                <w:color w:val="1FA6A2"/>
-                <w:sz w:val="20"/>
-                <w:szCs w:val="20"/>
-              </w:rPr>
-              <w:t xml:space="preserve">Say it first:  </w:t>
-            </w:r>
-            <w:r>
-              <w:rPr>
-                <w:sz w:val="20"/>
-                <w:szCs w:val="20"/>
-              </w:rPr>
-              <w:t xml:space="preserve">Say your idea to a partner or quietly to yourself before you write.</w:t>
-            </w:r>
-          </w:p>
-          <w:p>
-            <w:pPr>
-              <w:spacing w:after="60"/>
-            </w:pPr>
-            <w:r>
-              <w:rPr>
-                <w:color w:val="1A2733"/>
-                <w:sz w:val="21"/>
-                <w:szCs w:val="21"/>
-              </w:rPr>
-              <w:t xml:space="preserve">The pattern rule for the Tower of Hanoi is to ___ the number of steps for the smaller tower and ___ for each new disc. Applying this rule twice starting from 7 steps for a three-disc tower gives a five-disc tower a minimum of ___ steps.</w:t>
-            </w:r>
             <w:r>
               <w:rPr>
                 <w:i/>
@@ -1770,7 +1391,7 @@
                 <w:szCs w:val="19"/>
               </w:rPr>
               <w:br/>
-              <w:t xml:space="preserve">Di tu respuesta primero: Mi respuesta es ___ porque ___.</w:t>
+              <w:t xml:space="preserve">¿Cómo te puede ayudar un patrón a imaginar la solución?</w:t>
             </w:r>
           </w:p>
         </w:tc>
@@ -1778,28 +1399,192 @@
     </w:tbl>
     <w:p>
       <w:pPr>
-        <w:pStyle w:val="Heading2"/>
-        <w:spacing w:after="80" w:before="180"/>
-      </w:pPr>
-      <w:r>
-        <w:rPr>
-          <w:b/>
-          <w:bCs/>
-          <w:color w:val="12355B"/>
-          <w:sz w:val="24"/>
-          <w:szCs w:val="24"/>
-        </w:rPr>
-        <w:t xml:space="preserve">3. Build Your Explanation</w:t>
-      </w:r>
+        <w:spacing w:after="100"/>
+      </w:pPr>
       <w:r>
         <w:rPr>
           <w:i/>
           <w:iCs/>
-          <w:color w:val="B97A12"/>
+          <w:color w:val="5F6F80"/>
           <w:sz w:val="19"/>
           <w:szCs w:val="19"/>
         </w:rPr>
-        <w:t xml:space="preserve">   choose your support</w:t>
+        <w:t xml:space="preserve">Say your answer to a partner first. Then write it, using at least two of these words:</w:t>
+      </w:r>
+    </w:p>
+    <w:p>
+      <w:pPr>
+        <w:spacing w:after="40"/>
+      </w:pPr>
+      <w:r>
+        <w:rPr>
+          <w:b/>
+          <w:bCs/>
+          <w:color w:val="1FA6A2"/>
+          <w:sz w:val="22"/>
+          <w:szCs w:val="22"/>
+        </w:rPr>
+        <w:t xml:space="preserve">☐  </w:t>
+      </w:r>
+      <w:r>
+        <w:rPr>
+          <w:b/>
+          <w:bCs/>
+          <w:color w:val="12355B"/>
+          <w:sz w:val="20"/>
+          <w:szCs w:val="20"/>
+        </w:rPr>
+        <w:t xml:space="preserve">puzzle</w:t>
+      </w:r>
+      <w:r>
+        <w:rPr>
+          <w:i/>
+          <w:iCs/>
+          <w:color w:val="5F6F80"/>
+          <w:sz w:val="18"/>
+          <w:szCs w:val="18"/>
+        </w:rPr>
+        <w:t xml:space="preserve">  ·  rompecabezas</w:t>
+      </w:r>
+    </w:p>
+    <w:p>
+      <w:pPr>
+        <w:spacing w:after="40"/>
+      </w:pPr>
+      <w:r>
+        <w:rPr>
+          <w:b/>
+          <w:bCs/>
+          <w:color w:val="1FA6A2"/>
+          <w:sz w:val="22"/>
+          <w:szCs w:val="22"/>
+        </w:rPr>
+        <w:t xml:space="preserve">☐  </w:t>
+      </w:r>
+      <w:r>
+        <w:rPr>
+          <w:b/>
+          <w:bCs/>
+          <w:color w:val="12355B"/>
+          <w:sz w:val="20"/>
+          <w:szCs w:val="20"/>
+        </w:rPr>
+        <w:t xml:space="preserve">pattern</w:t>
+      </w:r>
+      <w:r>
+        <w:rPr>
+          <w:i/>
+          <w:iCs/>
+          <w:color w:val="5F6F80"/>
+          <w:sz w:val="18"/>
+          <w:szCs w:val="18"/>
+        </w:rPr>
+        <w:t xml:space="preserve">  ·  patrón</w:t>
+      </w:r>
+    </w:p>
+    <w:p>
+      <w:pPr>
+        <w:spacing w:after="40"/>
+      </w:pPr>
+      <w:r>
+        <w:rPr>
+          <w:b/>
+          <w:bCs/>
+          <w:color w:val="1FA6A2"/>
+          <w:sz w:val="22"/>
+          <w:szCs w:val="22"/>
+        </w:rPr>
+        <w:t xml:space="preserve">☐  </w:t>
+      </w:r>
+      <w:r>
+        <w:rPr>
+          <w:b/>
+          <w:bCs/>
+          <w:color w:val="12355B"/>
+          <w:sz w:val="20"/>
+          <w:szCs w:val="20"/>
+        </w:rPr>
+        <w:t xml:space="preserve">pattern rule</w:t>
+      </w:r>
+      <w:r>
+        <w:rPr>
+          <w:i/>
+          <w:iCs/>
+          <w:color w:val="5F6F80"/>
+          <w:sz w:val="18"/>
+          <w:szCs w:val="18"/>
+        </w:rPr>
+        <w:t xml:space="preserve">  ·  regla del patrón</w:t>
+      </w:r>
+    </w:p>
+    <w:p>
+      <w:pPr>
+        <w:spacing w:after="40"/>
+      </w:pPr>
+      <w:r>
+        <w:rPr>
+          <w:b/>
+          <w:bCs/>
+          <w:color w:val="1FA6A2"/>
+          <w:sz w:val="22"/>
+          <w:szCs w:val="22"/>
+        </w:rPr>
+        <w:t xml:space="preserve">☐  </w:t>
+      </w:r>
+      <w:r>
+        <w:rPr>
+          <w:b/>
+          <w:bCs/>
+          <w:color w:val="12355B"/>
+          <w:sz w:val="20"/>
+          <w:szCs w:val="20"/>
+        </w:rPr>
+        <w:t xml:space="preserve">predict</w:t>
+      </w:r>
+      <w:r>
+        <w:rPr>
+          <w:i/>
+          <w:iCs/>
+          <w:color w:val="5F6F80"/>
+          <w:sz w:val="18"/>
+          <w:szCs w:val="18"/>
+        </w:rPr>
+        <w:t xml:space="preserve">  ·  predecir</w:t>
+      </w:r>
+    </w:p>
+    <w:p>
+      <w:pPr>
+        <w:spacing w:after="40"/>
+      </w:pPr>
+      <w:r>
+        <w:rPr>
+          <w:b/>
+          <w:bCs/>
+          <w:color w:val="1FA6A2"/>
+          <w:sz w:val="22"/>
+          <w:szCs w:val="22"/>
+        </w:rPr>
+        <w:t xml:space="preserve">☐  </w:t>
+      </w:r>
+      <w:r>
+        <w:rPr>
+          <w:b/>
+          <w:bCs/>
+          <w:color w:val="12355B"/>
+          <w:sz w:val="20"/>
+          <w:szCs w:val="20"/>
+        </w:rPr>
+        <w:t xml:space="preserve">organize</w:t>
+      </w:r>
+      <w:r>
+        <w:rPr>
+          <w:i/>
+          <w:iCs/>
+          <w:color w:val="5F6F80"/>
+          <w:sz w:val="18"/>
+          <w:szCs w:val="18"/>
+        </w:rPr>
+        <w:t xml:space="preserve">  ·  organizar</w:t>
       </w:r>
     </w:p>
     <w:tbl>
@@ -1830,21 +1615,6 @@
           </w:tcPr>
           <w:p>
             <w:pPr>
-              <w:spacing w:after="50"/>
-            </w:pPr>
-            <w:r>
-              <w:rPr>
-                <w:i/>
-                <w:iCs/>
-                <w:color w:val="5F6F80"/>
-                <w:sz w:val="19"/>
-                <w:szCs w:val="19"/>
-              </w:rPr>
-              <w:t xml:space="preserve">This model shows the parts of an explanation. It does not answer your writing question.</w:t>
-            </w:r>
-          </w:p>
-          <w:p>
-            <w:pPr>
               <w:spacing w:after="80"/>
             </w:pPr>
             <w:r>
@@ -1855,58 +1625,14 @@
                 <w:sz w:val="19"/>
                 <w:szCs w:val="19"/>
               </w:rPr>
-              <w:t xml:space="preserve">Claim:  </w:t>
+              <w:t xml:space="preserve">Model:  </w:t>
             </w:r>
             <w:r>
               <w:rPr>
                 <w:sz w:val="19"/>
                 <w:szCs w:val="19"/>
               </w:rPr>
-              <w:t xml:space="preserve">The pattern rule is to double the previous number of moves and add 1: 1 × 2 + 1 = 3, and 3 × 2 + 1 = 7.</w:t>
-            </w:r>
-          </w:p>
-          <w:p>
-            <w:pPr>
-              <w:spacing w:after="80"/>
-            </w:pPr>
-            <w:r>
-              <w:rPr>
-                <w:b/>
-                <w:bCs/>
-                <w:color w:val="12355B"/>
-                <w:sz w:val="19"/>
-                <w:szCs w:val="19"/>
-              </w:rPr>
-              <w:t xml:space="preserve">Evidence:  </w:t>
-            </w:r>
-            <w:r>
-              <w:rPr>
-                <w:sz w:val="19"/>
-                <w:szCs w:val="19"/>
-              </w:rPr>
-              <w:t xml:space="preserve">A strong answer states 'double and add 1' and checks it against both jumps (1→3 and 3→7). A weak answer only notices the numbers are growing without naming the rule.</w:t>
-            </w:r>
-          </w:p>
-          <w:p>
-            <w:pPr>
-              <w:spacing w:after="80"/>
-            </w:pPr>
-            <w:r>
-              <w:rPr>
-                <w:b/>
-                <w:bCs/>
-                <w:color w:val="12355B"/>
-                <w:sz w:val="19"/>
-                <w:szCs w:val="19"/>
-              </w:rPr>
-              <w:t xml:space="preserve">Reasoning:  </w:t>
-            </w:r>
-            <w:r>
-              <w:rPr>
-                <w:sz w:val="19"/>
-                <w:szCs w:val="19"/>
-              </w:rPr>
-              <w:t xml:space="preserve">This evidence connects the definition of puzzle to the mathematical claim.</w:t>
+              <w:t xml:space="preserve">The pattern rule is to double the previous number of moves and add 1: 1 × 2 + 1 = 3, and 3 × 2 + 1 = 7. — A strong answer states 'double and add 1' and checks it against both jumps (1→3 and 3→7). A weak answer only notices the numbers are growing without naming the rule.</w:t>
             </w:r>
           </w:p>
         </w:tc>
@@ -1985,7 +1711,7 @@
           <w:sz w:val="21"/>
           <w:szCs w:val="21"/>
         </w:rPr>
-        <w:t xml:space="preserve">My answer is ___.</w:t>
+        <w:t xml:space="preserve">My answer is ___ because ___.</w:t>
       </w:r>
       <w:r>
         <w:rPr>
@@ -1996,7 +1722,7 @@
           <w:szCs w:val="19"/>
         </w:rPr>
         <w:br/>
-        <w:t xml:space="preserve">Mi respuesta es ___.</w:t>
+        <w:t xml:space="preserve">Mi respuesta es ___ porque ___.</w:t>
       </w:r>
     </w:p>
     <w:tbl>
@@ -2136,7 +1862,7 @@
           <w:sz w:val="21"/>
           <w:szCs w:val="21"/>
         </w:rPr>
-        <w:t xml:space="preserve">I know because ___.</w:t>
+        <w:t xml:space="preserve">My evidence is ___, so ___.</w:t>
       </w:r>
       <w:r>
         <w:rPr>
@@ -2147,31 +1873,7 @@
           <w:szCs w:val="19"/>
         </w:rPr>
         <w:br/>
-        <w:t xml:space="preserve">Lo sé porque ___.</w:t>
-      </w:r>
-    </w:p>
-    <w:p>
-      <w:pPr>
-        <w:spacing w:after="60"/>
-      </w:pPr>
-      <w:r>
-        <w:rPr>
-          <w:color w:val="1A2733"/>
-          <w:sz w:val="21"/>
-          <w:szCs w:val="21"/>
-        </w:rPr>
-        <w:t xml:space="preserve">So ___.</w:t>
-      </w:r>
-      <w:r>
-        <w:rPr>
-          <w:i/>
-          <w:iCs/>
-          <w:color w:val="5F6F80"/>
-          <w:sz w:val="19"/>
-          <w:szCs w:val="19"/>
-        </w:rPr>
-        <w:br/>
-        <w:t xml:space="preserve">Entonces ___.</w:t>
+        <w:t xml:space="preserve">Mi evidencia es ___, entonces ___.</w:t>
       </w:r>
     </w:p>
     <w:tbl>
@@ -2277,78 +1979,6 @@
         <w:t xml:space="preserve">Escribe una afirmación, da evidencia matemática y explica tu razonamiento.</w:t>
       </w:r>
     </w:p>
-    <w:p>
-      <w:pPr>
-        <w:spacing w:after="60"/>
-      </w:pPr>
-      <w:r>
-        <w:rPr>
-          <w:color w:val="1A2733"/>
-          <w:sz w:val="21"/>
-          <w:szCs w:val="21"/>
-        </w:rPr>
-        <w:t xml:space="preserve">My claim is ___.</w:t>
-      </w:r>
-      <w:r>
-        <w:rPr>
-          <w:i/>
-          <w:iCs/>
-          <w:color w:val="5F6F80"/>
-          <w:sz w:val="19"/>
-          <w:szCs w:val="19"/>
-        </w:rPr>
-        <w:br/>
-        <w:t xml:space="preserve">Mi afirmación es ___.</w:t>
-      </w:r>
-    </w:p>
-    <w:p>
-      <w:pPr>
-        <w:spacing w:after="60"/>
-      </w:pPr>
-      <w:r>
-        <w:rPr>
-          <w:color w:val="1A2733"/>
-          <w:sz w:val="21"/>
-          <w:szCs w:val="21"/>
-        </w:rPr>
-        <w:t xml:space="preserve">My math evidence is ___.</w:t>
-      </w:r>
-      <w:r>
-        <w:rPr>
-          <w:i/>
-          <w:iCs/>
-          <w:color w:val="5F6F80"/>
-          <w:sz w:val="19"/>
-          <w:szCs w:val="19"/>
-        </w:rPr>
-        <w:br/>
-        <w:t xml:space="preserve">Mi evidencia matemática es ___.</w:t>
-      </w:r>
-    </w:p>
-    <w:p>
-      <w:pPr>
-        <w:spacing w:after="60"/>
-      </w:pPr>
-      <w:r>
-        <w:rPr>
-          <w:color w:val="1A2733"/>
-          <w:sz w:val="21"/>
-          <w:szCs w:val="21"/>
-        </w:rPr>
-        <w:t xml:space="preserve">This proves ___ because ___.</w:t>
-      </w:r>
-      <w:r>
-        <w:rPr>
-          <w:i/>
-          <w:iCs/>
-          <w:color w:val="5F6F80"/>
-          <w:sz w:val="19"/>
-          <w:szCs w:val="19"/>
-        </w:rPr>
-        <w:br/>
-        <w:t xml:space="preserve">Esto demuestra ___ porque ___.</w:t>
-      </w:r>
-    </w:p>
     <w:tbl>
       <w:tblPr>
         <w:tblW w:type="pct" w:w="100%"/>
@@ -2431,7 +2061,7 @@
           <w:sz w:val="24"/>
           <w:szCs w:val="24"/>
         </w:rPr>
-        <w:t xml:space="preserve">4. Check Your Explanation</w:t>
+        <w:t xml:space="preserve">Check Your Explanation</w:t>
       </w:r>
       <w:r>
         <w:rPr>
@@ -2441,7 +2071,7 @@
           <w:sz w:val="19"/>
           <w:szCs w:val="19"/>
         </w:rPr>
-        <w:t xml:space="preserve">   five quick checks</w:t>
+        <w:t xml:space="preserve">   three quick checks</w:t>
       </w:r>
     </w:p>
     <w:p>
@@ -2465,17 +2095,6 @@
         </w:rPr>
         <w:t xml:space="preserve">I answered the question.</w:t>
       </w:r>
-      <w:r>
-        <w:rPr>
-          <w:i/>
-          <w:iCs/>
-          <w:color w:val="5F6F80"/>
-          <w:sz w:val="18"/>
-          <w:szCs w:val="18"/>
-        </w:rPr>
-        <w:br/>
-        <w:t xml:space="preserve">Respondí la pregunta.</w:t>
-      </w:r>
     </w:p>
     <w:p>
       <w:pPr>
@@ -2496,18 +2115,7 @@
           <w:sz w:val="20"/>
           <w:szCs w:val="20"/>
         </w:rPr>
-        <w:t xml:space="preserve">I used math evidence: numbers, an equation, a model, or a comparison.</w:t>
-      </w:r>
-      <w:r>
-        <w:rPr>
-          <w:i/>
-          <w:iCs/>
-          <w:color w:val="5F6F80"/>
-          <w:sz w:val="18"/>
-          <w:szCs w:val="18"/>
-        </w:rPr>
-        <w:br/>
-        <w:t xml:space="preserve">Usé evidencia matemática: números, una ecuación, un modelo o una comparación.</w:t>
+        <w:t xml:space="preserve">I used math evidence: numbers, an equation, or a model.</w:t>
       </w:r>
     </w:p>
     <w:p>
@@ -2529,84 +2137,7 @@
           <w:sz w:val="20"/>
           <w:szCs w:val="20"/>
         </w:rPr>
-        <w:t xml:space="preserve">I explained how the evidence proves my answer.</w:t>
-      </w:r>
-      <w:r>
-        <w:rPr>
-          <w:i/>
-          <w:iCs/>
-          <w:color w:val="5F6F80"/>
-          <w:sz w:val="18"/>
-          <w:szCs w:val="18"/>
-        </w:rPr>
-        <w:br/>
-        <w:t xml:space="preserve">Expliqué cómo la evidencia demuestra mi respuesta.</w:t>
-      </w:r>
-    </w:p>
-    <w:p>
-      <w:pPr>
-        <w:spacing w:after="80"/>
-      </w:pPr>
-      <w:r>
-        <w:rPr>
-          <w:b/>
-          <w:bCs/>
-          <w:color w:val="1FA6A2"/>
-          <w:sz w:val="22"/>
-          <w:szCs w:val="22"/>
-        </w:rPr>
-        <w:t xml:space="preserve">☐  </w:t>
-      </w:r>
-      <w:r>
-        <w:rPr>
-          <w:sz w:val="20"/>
-          <w:szCs w:val="20"/>
-        </w:rPr>
         <w:t xml:space="preserve">I used at least two math words.</w:t>
-      </w:r>
-      <w:r>
-        <w:rPr>
-          <w:i/>
-          <w:iCs/>
-          <w:color w:val="5F6F80"/>
-          <w:sz w:val="18"/>
-          <w:szCs w:val="18"/>
-        </w:rPr>
-        <w:br/>
-        <w:t xml:space="preserve">Usé por lo menos dos palabras matemáticas.</w:t>
-      </w:r>
-    </w:p>
-    <w:p>
-      <w:pPr>
-        <w:spacing w:after="80"/>
-      </w:pPr>
-      <w:r>
-        <w:rPr>
-          <w:b/>
-          <w:bCs/>
-          <w:color w:val="1FA6A2"/>
-          <w:sz w:val="22"/>
-          <w:szCs w:val="22"/>
-        </w:rPr>
-        <w:t xml:space="preserve">☐  </w:t>
-      </w:r>
-      <w:r>
-        <w:rPr>
-          <w:sz w:val="20"/>
-          <w:szCs w:val="20"/>
-        </w:rPr>
-        <w:t xml:space="preserve">I reread complete sentences and punctuation.</w:t>
-      </w:r>
-      <w:r>
-        <w:rPr>
-          <w:i/>
-          <w:iCs/>
-          <w:color w:val="5F6F80"/>
-          <w:sz w:val="18"/>
-          <w:szCs w:val="18"/>
-        </w:rPr>
-        <w:br/>
-        <w:t xml:space="preserve">Volví a leer mis oraciones completas y la puntuación.</w:t>
       </w:r>
     </w:p>
     <w:p>
